--- a/Full Stack Developer/Day 7.docx
+++ b/Full Stack Developer/Day 7.docx
@@ -24,7 +24,7 @@
           <w:sz w:val="48"/>
           <w:szCs w:val="48"/>
         </w:rPr>
-        <w:t>📖</w:t>
+        <w:t>🚀</w:t>
       </w:r>
       <w:r>
         <w:rPr>
@@ -35,162 +35,663 @@
           <w:sz w:val="48"/>
           <w:szCs w:val="48"/>
         </w:rPr>
+        <w:t xml:space="preserve"> Flutter Master Roadmap - Day 7</w:t>
+      </w:r>
+    </w:p>
+    <w:p>
+      <w:pPr>
+        <w:spacing w:before="100" w:beforeAutospacing="1" w:after="100" w:afterAutospacing="1" w:line="240" w:lineRule="auto"/>
+        <w:outlineLvl w:val="1"/>
+        <w:rPr>
+          <w:rFonts w:ascii="Times New Roman" w:eastAsia="Times New Roman" w:hAnsi="Times New Roman" w:cs="Times New Roman"/>
+          <w:b/>
+          <w:bCs/>
+          <w:sz w:val="36"/>
+          <w:szCs w:val="36"/>
+        </w:rPr>
+      </w:pPr>
+      <w:r>
+        <w:rPr>
+          <w:rFonts w:ascii="Times New Roman" w:eastAsia="Times New Roman" w:hAnsi="Times New Roman" w:cs="Times New Roman"/>
+          <w:b/>
+          <w:bCs/>
+          <w:sz w:val="36"/>
+          <w:szCs w:val="36"/>
+        </w:rPr>
+        <w:t xml:space="preserve">Theme: Clean Architecture (Professional Flutter Development </w:t>
+      </w:r>
+      <w:r>
+        <w:rPr>
+          <w:rFonts w:ascii="Nirmala UI" w:eastAsia="Times New Roman" w:hAnsi="Nirmala UI" w:cs="Nirmala UI"/>
+          <w:b/>
+          <w:bCs/>
+          <w:sz w:val="36"/>
+          <w:szCs w:val="36"/>
+        </w:rPr>
+        <w:t>শুরু</w:t>
+      </w:r>
+      <w:r>
+        <w:rPr>
+          <w:rFonts w:ascii="Times New Roman" w:eastAsia="Times New Roman" w:hAnsi="Times New Roman" w:cs="Times New Roman"/>
+          <w:b/>
+          <w:bCs/>
+          <w:sz w:val="36"/>
+          <w:szCs w:val="36"/>
+        </w:rPr>
+        <w:t>)</w:t>
+      </w:r>
+    </w:p>
+    <w:p>
+      <w:pPr>
+        <w:spacing w:before="100" w:beforeAutospacing="1" w:after="100" w:afterAutospacing="1" w:line="240" w:lineRule="auto"/>
+        <w:rPr>
+          <w:rFonts w:ascii="Times New Roman" w:eastAsia="Times New Roman" w:hAnsi="Times New Roman" w:cs="Times New Roman"/>
+          <w:sz w:val="24"/>
+          <w:szCs w:val="24"/>
+        </w:rPr>
+      </w:pPr>
+      <w:r>
+        <w:rPr>
+          <w:rFonts w:ascii="Nirmala UI" w:eastAsia="Times New Roman" w:hAnsi="Nirmala UI" w:cs="Nirmala UI"/>
+          <w:sz w:val="24"/>
+          <w:szCs w:val="24"/>
+        </w:rPr>
+        <w:t>আজকের</w:t>
+      </w:r>
+      <w:r>
+        <w:rPr>
+          <w:rFonts w:ascii="Times New Roman" w:eastAsia="Times New Roman" w:hAnsi="Times New Roman" w:cs="Times New Roman"/>
+          <w:sz w:val="24"/>
+          <w:szCs w:val="24"/>
+        </w:rPr>
         <w:t xml:space="preserve"> </w:t>
       </w:r>
-      <w:proofErr w:type="spellStart"/>
-      <w:r>
-        <w:rPr>
-          <w:rFonts w:ascii="Nirmala UI" w:eastAsia="Times New Roman" w:hAnsi="Nirmala UI" w:cs="Nirmala UI"/>
+      <w:r>
+        <w:rPr>
+          <w:rFonts w:ascii="Nirmala UI" w:eastAsia="Times New Roman" w:hAnsi="Nirmala UI" w:cs="Nirmala UI"/>
+          <w:sz w:val="24"/>
+          <w:szCs w:val="24"/>
+        </w:rPr>
+        <w:t>৩টি</w:t>
+      </w:r>
+      <w:r>
+        <w:rPr>
+          <w:rFonts w:ascii="Times New Roman" w:eastAsia="Times New Roman" w:hAnsi="Times New Roman" w:cs="Times New Roman"/>
+          <w:sz w:val="24"/>
+          <w:szCs w:val="24"/>
+        </w:rPr>
+        <w:t xml:space="preserve"> Connected Topic:</w:t>
+      </w:r>
+    </w:p>
+    <w:p>
+      <w:pPr>
+        <w:numPr>
+          <w:ilvl w:val="0"/>
+          <w:numId w:val="5"/>
+        </w:numPr>
+        <w:spacing w:before="100" w:beforeAutospacing="1" w:after="100" w:afterAutospacing="1" w:line="240" w:lineRule="auto"/>
+        <w:rPr>
+          <w:rFonts w:ascii="Times New Roman" w:eastAsia="Times New Roman" w:hAnsi="Times New Roman" w:cs="Times New Roman"/>
+          <w:sz w:val="24"/>
+          <w:szCs w:val="24"/>
+        </w:rPr>
+      </w:pPr>
+      <w:r>
+        <w:rPr>
+          <w:rFonts w:ascii="Segoe UI Symbol" w:eastAsia="Times New Roman" w:hAnsi="Segoe UI Symbol" w:cs="Segoe UI Symbol"/>
+          <w:sz w:val="24"/>
+          <w:szCs w:val="24"/>
+        </w:rPr>
+        <w:t>🏗</w:t>
+      </w:r>
+      <w:r>
+        <w:rPr>
+          <w:rFonts w:ascii="Times New Roman" w:eastAsia="Times New Roman" w:hAnsi="Times New Roman" w:cs="Times New Roman"/>
+          <w:sz w:val="24"/>
+          <w:szCs w:val="24"/>
+        </w:rPr>
+        <w:t xml:space="preserve">️ Why Clean Architecture? </w:t>
+      </w:r>
+    </w:p>
+    <w:p>
+      <w:pPr>
+        <w:numPr>
+          <w:ilvl w:val="0"/>
+          <w:numId w:val="5"/>
+        </w:numPr>
+        <w:spacing w:before="100" w:beforeAutospacing="1" w:after="100" w:afterAutospacing="1" w:line="240" w:lineRule="auto"/>
+        <w:rPr>
+          <w:rFonts w:ascii="Times New Roman" w:eastAsia="Times New Roman" w:hAnsi="Times New Roman" w:cs="Times New Roman"/>
+          <w:sz w:val="24"/>
+          <w:szCs w:val="24"/>
+        </w:rPr>
+      </w:pPr>
+      <w:r>
+        <w:rPr>
+          <w:rFonts w:ascii="Times New Roman" w:eastAsia="Times New Roman" w:hAnsi="Times New Roman" w:cs="Times New Roman"/>
+          <w:sz w:val="24"/>
+          <w:szCs w:val="24"/>
+        </w:rPr>
+        <w:t xml:space="preserve">🧩 Three Layers (Presentation → Domain → Data) </w:t>
+      </w:r>
+    </w:p>
+    <w:p>
+      <w:pPr>
+        <w:numPr>
+          <w:ilvl w:val="0"/>
+          <w:numId w:val="5"/>
+        </w:numPr>
+        <w:spacing w:before="100" w:beforeAutospacing="1" w:after="100" w:afterAutospacing="1" w:line="240" w:lineRule="auto"/>
+        <w:rPr>
+          <w:rFonts w:ascii="Times New Roman" w:eastAsia="Times New Roman" w:hAnsi="Times New Roman" w:cs="Times New Roman"/>
+          <w:sz w:val="24"/>
+          <w:szCs w:val="24"/>
+        </w:rPr>
+      </w:pPr>
+      <w:r>
+        <w:rPr>
+          <w:rFonts w:ascii="Segoe UI Symbol" w:eastAsia="Times New Roman" w:hAnsi="Segoe UI Symbol" w:cs="Segoe UI Symbol"/>
+          <w:sz w:val="24"/>
+          <w:szCs w:val="24"/>
+        </w:rPr>
+        <w:t>📁</w:t>
+      </w:r>
+      <w:r>
+        <w:rPr>
+          <w:rFonts w:ascii="Times New Roman" w:eastAsia="Times New Roman" w:hAnsi="Times New Roman" w:cs="Times New Roman"/>
+          <w:sz w:val="24"/>
+          <w:szCs w:val="24"/>
+        </w:rPr>
+        <w:t xml:space="preserve"> Folder Structure &amp; Project Organization </w:t>
+      </w:r>
+    </w:p>
+    <w:p>
+      <w:pPr>
+        <w:spacing w:beforeAutospacing="1" w:after="100" w:afterAutospacing="1" w:line="240" w:lineRule="auto"/>
+        <w:rPr>
+          <w:rFonts w:ascii="Times New Roman" w:eastAsia="Times New Roman" w:hAnsi="Times New Roman" w:cs="Times New Roman"/>
+          <w:sz w:val="24"/>
+          <w:szCs w:val="24"/>
+        </w:rPr>
+      </w:pPr>
+      <w:r>
+        <w:rPr>
+          <w:rFonts w:ascii="Segoe UI Symbol" w:eastAsia="Times New Roman" w:hAnsi="Segoe UI Symbol" w:cs="Segoe UI Symbol"/>
+          <w:sz w:val="24"/>
+          <w:szCs w:val="24"/>
+        </w:rPr>
+        <w:t>🎯</w:t>
+      </w:r>
+      <w:r>
+        <w:rPr>
+          <w:rFonts w:ascii="Times New Roman" w:eastAsia="Times New Roman" w:hAnsi="Times New Roman" w:cs="Times New Roman"/>
+          <w:sz w:val="24"/>
+          <w:szCs w:val="24"/>
+        </w:rPr>
+        <w:t xml:space="preserve"> </w:t>
+      </w:r>
+      <w:r>
+        <w:rPr>
+          <w:rFonts w:ascii="Times New Roman" w:eastAsia="Times New Roman" w:hAnsi="Times New Roman" w:cs="Times New Roman"/>
+          <w:b/>
+          <w:bCs/>
+          <w:sz w:val="24"/>
+          <w:szCs w:val="24"/>
+        </w:rPr>
+        <w:t>Goal:</w:t>
+      </w:r>
+      <w:r>
+        <w:rPr>
+          <w:rFonts w:ascii="Times New Roman" w:eastAsia="Times New Roman" w:hAnsi="Times New Roman" w:cs="Times New Roman"/>
+          <w:sz w:val="24"/>
+          <w:szCs w:val="24"/>
+        </w:rPr>
+        <w:t xml:space="preserve"> </w:t>
+      </w:r>
+      <w:r>
+        <w:rPr>
+          <w:rFonts w:ascii="Nirmala UI" w:eastAsia="Times New Roman" w:hAnsi="Nirmala UI" w:cs="Nirmala UI"/>
+          <w:sz w:val="24"/>
+          <w:szCs w:val="24"/>
+        </w:rPr>
+        <w:t>আজকের</w:t>
+      </w:r>
+      <w:r>
+        <w:rPr>
+          <w:rFonts w:ascii="Times New Roman" w:eastAsia="Times New Roman" w:hAnsi="Times New Roman" w:cs="Times New Roman"/>
+          <w:sz w:val="24"/>
+          <w:szCs w:val="24"/>
+        </w:rPr>
+        <w:t xml:space="preserve"> Lesson </w:t>
+      </w:r>
+      <w:r>
+        <w:rPr>
+          <w:rFonts w:ascii="Nirmala UI" w:eastAsia="Times New Roman" w:hAnsi="Nirmala UI" w:cs="Nirmala UI"/>
+          <w:sz w:val="24"/>
+          <w:szCs w:val="24"/>
+        </w:rPr>
+        <w:t>শেষে</w:t>
+      </w:r>
+      <w:r>
+        <w:rPr>
+          <w:rFonts w:ascii="Times New Roman" w:eastAsia="Times New Roman" w:hAnsi="Times New Roman" w:cs="Times New Roman"/>
+          <w:sz w:val="24"/>
+          <w:szCs w:val="24"/>
+        </w:rPr>
+        <w:t xml:space="preserve"> </w:t>
+      </w:r>
+      <w:r>
+        <w:rPr>
+          <w:rFonts w:ascii="Nirmala UI" w:eastAsia="Times New Roman" w:hAnsi="Nirmala UI" w:cs="Nirmala UI"/>
+          <w:sz w:val="24"/>
+          <w:szCs w:val="24"/>
+        </w:rPr>
+        <w:t>তুমি</w:t>
+      </w:r>
+      <w:r>
+        <w:rPr>
+          <w:rFonts w:ascii="Times New Roman" w:eastAsia="Times New Roman" w:hAnsi="Times New Roman" w:cs="Times New Roman"/>
+          <w:sz w:val="24"/>
+          <w:szCs w:val="24"/>
+        </w:rPr>
+        <w:t xml:space="preserve"> </w:t>
+      </w:r>
+      <w:r>
+        <w:rPr>
+          <w:rFonts w:ascii="Nirmala UI" w:eastAsia="Times New Roman" w:hAnsi="Nirmala UI" w:cs="Nirmala UI"/>
+          <w:sz w:val="24"/>
+          <w:szCs w:val="24"/>
+        </w:rPr>
+        <w:t>বুঝবে</w:t>
+      </w:r>
+      <w:r>
+        <w:rPr>
+          <w:rFonts w:ascii="Times New Roman" w:eastAsia="Times New Roman" w:hAnsi="Times New Roman" w:cs="Times New Roman"/>
+          <w:sz w:val="24"/>
+          <w:szCs w:val="24"/>
+        </w:rPr>
+        <w:t xml:space="preserve"> </w:t>
+      </w:r>
+      <w:r>
+        <w:rPr>
+          <w:rFonts w:ascii="Nirmala UI" w:eastAsia="Times New Roman" w:hAnsi="Nirmala UI" w:cs="Nirmala UI"/>
+          <w:sz w:val="24"/>
+          <w:szCs w:val="24"/>
+        </w:rPr>
+        <w:t>কেন</w:t>
+      </w:r>
+      <w:r>
+        <w:rPr>
+          <w:rFonts w:ascii="Times New Roman" w:eastAsia="Times New Roman" w:hAnsi="Times New Roman" w:cs="Times New Roman"/>
+          <w:sz w:val="24"/>
+          <w:szCs w:val="24"/>
+        </w:rPr>
+        <w:t xml:space="preserve"> </w:t>
+      </w:r>
+      <w:r>
+        <w:rPr>
+          <w:rFonts w:ascii="Nirmala UI" w:eastAsia="Times New Roman" w:hAnsi="Nirmala UI" w:cs="Nirmala UI"/>
+          <w:sz w:val="24"/>
+          <w:szCs w:val="24"/>
+        </w:rPr>
+        <w:t>বড়</w:t>
+      </w:r>
+      <w:r>
+        <w:rPr>
+          <w:rFonts w:ascii="Times New Roman" w:eastAsia="Times New Roman" w:hAnsi="Times New Roman" w:cs="Times New Roman"/>
+          <w:sz w:val="24"/>
+          <w:szCs w:val="24"/>
+        </w:rPr>
+        <w:t xml:space="preserve"> </w:t>
+      </w:r>
+      <w:r>
+        <w:rPr>
+          <w:rFonts w:ascii="Nirmala UI" w:eastAsia="Times New Roman" w:hAnsi="Nirmala UI" w:cs="Nirmala UI"/>
+          <w:sz w:val="24"/>
+          <w:szCs w:val="24"/>
+        </w:rPr>
+        <w:t>কোম্পানিগুলো</w:t>
+      </w:r>
+      <w:r>
+        <w:rPr>
+          <w:rFonts w:ascii="Times New Roman" w:eastAsia="Times New Roman" w:hAnsi="Times New Roman" w:cs="Times New Roman"/>
+          <w:sz w:val="24"/>
+          <w:szCs w:val="24"/>
+        </w:rPr>
+        <w:t xml:space="preserve"> Flutter Project-</w:t>
+      </w:r>
+      <w:r>
+        <w:rPr>
+          <w:rFonts w:ascii="Nirmala UI" w:eastAsia="Times New Roman" w:hAnsi="Nirmala UI" w:cs="Nirmala UI"/>
+          <w:sz w:val="24"/>
+          <w:szCs w:val="24"/>
+        </w:rPr>
+        <w:t>এ</w:t>
+      </w:r>
+      <w:r>
+        <w:rPr>
+          <w:rFonts w:ascii="Times New Roman" w:eastAsia="Times New Roman" w:hAnsi="Times New Roman" w:cs="Times New Roman"/>
+          <w:sz w:val="24"/>
+          <w:szCs w:val="24"/>
+        </w:rPr>
+        <w:t xml:space="preserve"> Clean Architecture </w:t>
+      </w:r>
+      <w:r>
+        <w:rPr>
+          <w:rFonts w:ascii="Nirmala UI" w:eastAsia="Times New Roman" w:hAnsi="Nirmala UI" w:cs="Nirmala UI"/>
+          <w:sz w:val="24"/>
+          <w:szCs w:val="24"/>
+        </w:rPr>
+        <w:t>ব্যবহার</w:t>
+      </w:r>
+      <w:r>
+        <w:rPr>
+          <w:rFonts w:ascii="Times New Roman" w:eastAsia="Times New Roman" w:hAnsi="Times New Roman" w:cs="Times New Roman"/>
+          <w:sz w:val="24"/>
+          <w:szCs w:val="24"/>
+        </w:rPr>
+        <w:t xml:space="preserve"> </w:t>
+      </w:r>
+      <w:r>
+        <w:rPr>
+          <w:rFonts w:ascii="Nirmala UI" w:eastAsia="Times New Roman" w:hAnsi="Nirmala UI" w:cs="Nirmala UI"/>
+          <w:sz w:val="24"/>
+          <w:szCs w:val="24"/>
+        </w:rPr>
+        <w:t>করে</w:t>
+      </w:r>
+      <w:r>
+        <w:rPr>
+          <w:rFonts w:ascii="Times New Roman" w:eastAsia="Times New Roman" w:hAnsi="Times New Roman" w:cs="Times New Roman"/>
+          <w:sz w:val="24"/>
+          <w:szCs w:val="24"/>
+        </w:rPr>
+        <w:t xml:space="preserve"> </w:t>
+      </w:r>
+      <w:r>
+        <w:rPr>
+          <w:rFonts w:ascii="Nirmala UI" w:eastAsia="Times New Roman" w:hAnsi="Nirmala UI" w:cs="Nirmala UI"/>
+          <w:sz w:val="24"/>
+          <w:szCs w:val="24"/>
+        </w:rPr>
+        <w:t>এবং</w:t>
+      </w:r>
+      <w:r>
+        <w:rPr>
+          <w:rFonts w:ascii="Times New Roman" w:eastAsia="Times New Roman" w:hAnsi="Times New Roman" w:cs="Times New Roman"/>
+          <w:sz w:val="24"/>
+          <w:szCs w:val="24"/>
+        </w:rPr>
+        <w:t xml:space="preserve"> </w:t>
+      </w:r>
+      <w:r>
+        <w:rPr>
+          <w:rFonts w:ascii="Nirmala UI" w:eastAsia="Times New Roman" w:hAnsi="Nirmala UI" w:cs="Nirmala UI"/>
+          <w:sz w:val="24"/>
+          <w:szCs w:val="24"/>
+        </w:rPr>
+        <w:t>কীভাবে</w:t>
+      </w:r>
+      <w:r>
+        <w:rPr>
+          <w:rFonts w:ascii="Times New Roman" w:eastAsia="Times New Roman" w:hAnsi="Times New Roman" w:cs="Times New Roman"/>
+          <w:sz w:val="24"/>
+          <w:szCs w:val="24"/>
+        </w:rPr>
+        <w:t xml:space="preserve"> </w:t>
+      </w:r>
+      <w:r>
+        <w:rPr>
+          <w:rFonts w:ascii="Nirmala UI" w:eastAsia="Times New Roman" w:hAnsi="Nirmala UI" w:cs="Nirmala UI"/>
+          <w:sz w:val="24"/>
+          <w:szCs w:val="24"/>
+        </w:rPr>
+        <w:t>একটি</w:t>
+      </w:r>
+      <w:r>
+        <w:rPr>
+          <w:rFonts w:ascii="Times New Roman" w:eastAsia="Times New Roman" w:hAnsi="Times New Roman" w:cs="Times New Roman"/>
+          <w:sz w:val="24"/>
+          <w:szCs w:val="24"/>
+        </w:rPr>
+        <w:t xml:space="preserve"> Production-Ready Project </w:t>
+      </w:r>
+      <w:r>
+        <w:rPr>
+          <w:rFonts w:ascii="Nirmala UI" w:eastAsia="Times New Roman" w:hAnsi="Nirmala UI" w:cs="Nirmala UI"/>
+          <w:sz w:val="24"/>
+          <w:szCs w:val="24"/>
+        </w:rPr>
+        <w:t>শুরু</w:t>
+      </w:r>
+      <w:r>
+        <w:rPr>
+          <w:rFonts w:ascii="Times New Roman" w:eastAsia="Times New Roman" w:hAnsi="Times New Roman" w:cs="Times New Roman"/>
+          <w:sz w:val="24"/>
+          <w:szCs w:val="24"/>
+        </w:rPr>
+        <w:t xml:space="preserve"> </w:t>
+      </w:r>
+      <w:r>
+        <w:rPr>
+          <w:rFonts w:ascii="Nirmala UI" w:eastAsia="Times New Roman" w:hAnsi="Nirmala UI" w:cs="Nirmala UI"/>
+          <w:sz w:val="24"/>
+          <w:szCs w:val="24"/>
+        </w:rPr>
+        <w:t>করতে</w:t>
+      </w:r>
+      <w:r>
+        <w:rPr>
+          <w:rFonts w:ascii="Times New Roman" w:eastAsia="Times New Roman" w:hAnsi="Times New Roman" w:cs="Times New Roman"/>
+          <w:sz w:val="24"/>
+          <w:szCs w:val="24"/>
+        </w:rPr>
+        <w:t xml:space="preserve"> </w:t>
+      </w:r>
+      <w:r>
+        <w:rPr>
+          <w:rFonts w:ascii="Nirmala UI" w:eastAsia="Times New Roman" w:hAnsi="Nirmala UI" w:cs="Nirmala UI"/>
+          <w:sz w:val="24"/>
+          <w:szCs w:val="24"/>
+        </w:rPr>
+        <w:t>হয়।</w:t>
+      </w:r>
+    </w:p>
+    <w:p>
+      <w:pPr>
+        <w:spacing w:after="0" w:line="240" w:lineRule="auto"/>
+        <w:rPr>
+          <w:rFonts w:ascii="Times New Roman" w:eastAsia="Times New Roman" w:hAnsi="Times New Roman" w:cs="Times New Roman"/>
+          <w:sz w:val="24"/>
+          <w:szCs w:val="24"/>
+        </w:rPr>
+      </w:pPr>
+      <w:r>
+        <w:rPr>
+          <w:rFonts w:ascii="Times New Roman" w:eastAsia="Times New Roman" w:hAnsi="Times New Roman" w:cs="Times New Roman"/>
+          <w:sz w:val="24"/>
+          <w:szCs w:val="24"/>
+        </w:rPr>
+        <w:pict>
+          <v:rect id="_x0000_i1025" style="width:0;height:1.5pt" o:hralign="center" o:hrstd="t" o:hr="t" fillcolor="#a0a0a0" stroked="f"/>
+        </w:pict>
+      </w:r>
+    </w:p>
+    <w:p>
+      <w:pPr>
+        <w:spacing w:before="100" w:beforeAutospacing="1" w:after="100" w:afterAutospacing="1" w:line="240" w:lineRule="auto"/>
+        <w:outlineLvl w:val="0"/>
+        <w:rPr>
+          <w:rFonts w:ascii="Times New Roman" w:eastAsia="Times New Roman" w:hAnsi="Times New Roman" w:cs="Times New Roman"/>
           <w:b/>
           <w:bCs/>
           <w:kern w:val="36"/>
           <w:sz w:val="48"/>
           <w:szCs w:val="48"/>
         </w:rPr>
-        <w:t>প্রথমে</w:t>
-      </w:r>
-      <w:proofErr w:type="spellEnd"/>
-      <w:r>
-        <w:rPr>
-          <w:rFonts w:ascii="Times New Roman" w:eastAsia="Times New Roman" w:hAnsi="Times New Roman" w:cs="Times New Roman"/>
+      </w:pPr>
+      <w:r>
+        <w:rPr>
+          <w:rFonts w:ascii="Segoe UI Symbol" w:eastAsia="Times New Roman" w:hAnsi="Segoe UI Symbol" w:cs="Segoe UI Symbol"/>
           <w:b/>
           <w:bCs/>
           <w:kern w:val="36"/>
           <w:sz w:val="48"/>
           <w:szCs w:val="48"/>
         </w:rPr>
-        <w:t xml:space="preserve"> </w:t>
-      </w:r>
-      <w:proofErr w:type="spellStart"/>
-      <w:r>
-        <w:rPr>
-          <w:rFonts w:ascii="Nirmala UI" w:eastAsia="Times New Roman" w:hAnsi="Nirmala UI" w:cs="Nirmala UI"/>
+        <w:t>📖</w:t>
+      </w:r>
+      <w:r>
+        <w:rPr>
+          <w:rFonts w:ascii="Times New Roman" w:eastAsia="Times New Roman" w:hAnsi="Times New Roman" w:cs="Times New Roman"/>
           <w:b/>
           <w:bCs/>
           <w:kern w:val="36"/>
           <w:sz w:val="48"/>
           <w:szCs w:val="48"/>
         </w:rPr>
-        <w:t>একটা</w:t>
-      </w:r>
-      <w:proofErr w:type="spellEnd"/>
-      <w:r>
-        <w:rPr>
-          <w:rFonts w:ascii="Times New Roman" w:eastAsia="Times New Roman" w:hAnsi="Times New Roman" w:cs="Times New Roman"/>
+        <w:t xml:space="preserve"> </w:t>
+      </w:r>
+      <w:r>
+        <w:rPr>
+          <w:rFonts w:ascii="Nirmala UI" w:eastAsia="Times New Roman" w:hAnsi="Nirmala UI" w:cs="Nirmala UI"/>
           <w:b/>
           <w:bCs/>
           <w:kern w:val="36"/>
           <w:sz w:val="48"/>
           <w:szCs w:val="48"/>
         </w:rPr>
-        <w:t xml:space="preserve"> </w:t>
-      </w:r>
-      <w:proofErr w:type="spellStart"/>
-      <w:r>
-        <w:rPr>
-          <w:rFonts w:ascii="Nirmala UI" w:eastAsia="Times New Roman" w:hAnsi="Nirmala UI" w:cs="Nirmala UI"/>
+        <w:t>প্রথমে</w:t>
+      </w:r>
+      <w:r>
+        <w:rPr>
+          <w:rFonts w:ascii="Times New Roman" w:eastAsia="Times New Roman" w:hAnsi="Times New Roman" w:cs="Times New Roman"/>
           <w:b/>
           <w:bCs/>
           <w:kern w:val="36"/>
           <w:sz w:val="48"/>
           <w:szCs w:val="48"/>
         </w:rPr>
-        <w:t>বাস্তব</w:t>
-      </w:r>
-      <w:proofErr w:type="spellEnd"/>
-      <w:r>
-        <w:rPr>
-          <w:rFonts w:ascii="Times New Roman" w:eastAsia="Times New Roman" w:hAnsi="Times New Roman" w:cs="Times New Roman"/>
+        <w:t xml:space="preserve"> </w:t>
+      </w:r>
+      <w:r>
+        <w:rPr>
+          <w:rFonts w:ascii="Nirmala UI" w:eastAsia="Times New Roman" w:hAnsi="Nirmala UI" w:cs="Nirmala UI"/>
           <w:b/>
           <w:bCs/>
           <w:kern w:val="36"/>
           <w:sz w:val="48"/>
           <w:szCs w:val="48"/>
         </w:rPr>
-        <w:t xml:space="preserve"> </w:t>
-      </w:r>
-      <w:proofErr w:type="spellStart"/>
-      <w:r>
-        <w:rPr>
-          <w:rFonts w:ascii="Nirmala UI" w:eastAsia="Times New Roman" w:hAnsi="Nirmala UI" w:cs="Nirmala UI"/>
+        <w:t>একটা</w:t>
+      </w:r>
+      <w:r>
+        <w:rPr>
+          <w:rFonts w:ascii="Times New Roman" w:eastAsia="Times New Roman" w:hAnsi="Times New Roman" w:cs="Times New Roman"/>
           <w:b/>
           <w:bCs/>
           <w:kern w:val="36"/>
           <w:sz w:val="48"/>
           <w:szCs w:val="48"/>
         </w:rPr>
-        <w:t>উদাহরণ</w:t>
-      </w:r>
-      <w:proofErr w:type="spellEnd"/>
-    </w:p>
-    <w:p>
-      <w:pPr>
-        <w:spacing w:before="100" w:beforeAutospacing="1" w:after="100" w:afterAutospacing="1" w:line="240" w:lineRule="auto"/>
-        <w:rPr>
-          <w:rFonts w:ascii="Times New Roman" w:eastAsia="Times New Roman" w:hAnsi="Times New Roman" w:cs="Times New Roman"/>
-          <w:sz w:val="24"/>
-          <w:szCs w:val="24"/>
-        </w:rPr>
-      </w:pPr>
-      <w:proofErr w:type="spellStart"/>
-      <w:r>
-        <w:rPr>
-          <w:rFonts w:ascii="Nirmala UI" w:eastAsia="Times New Roman" w:hAnsi="Nirmala UI" w:cs="Nirmala UI"/>
-          <w:sz w:val="24"/>
-          <w:szCs w:val="24"/>
-        </w:rPr>
-        <w:t>ধরো</w:t>
-      </w:r>
-      <w:proofErr w:type="spellEnd"/>
-      <w:r>
-        <w:rPr>
-          <w:rFonts w:ascii="Times New Roman" w:eastAsia="Times New Roman" w:hAnsi="Times New Roman" w:cs="Times New Roman"/>
-          <w:sz w:val="24"/>
-          <w:szCs w:val="24"/>
-        </w:rPr>
         <w:t xml:space="preserve"> </w:t>
       </w:r>
-      <w:proofErr w:type="spellStart"/>
-      <w:r>
-        <w:rPr>
-          <w:rFonts w:ascii="Nirmala UI" w:eastAsia="Times New Roman" w:hAnsi="Nirmala UI" w:cs="Nirmala UI"/>
-          <w:sz w:val="24"/>
-          <w:szCs w:val="24"/>
-        </w:rPr>
-        <w:t>তুমি</w:t>
-      </w:r>
-      <w:proofErr w:type="spellEnd"/>
-      <w:r>
-        <w:rPr>
-          <w:rFonts w:ascii="Times New Roman" w:eastAsia="Times New Roman" w:hAnsi="Times New Roman" w:cs="Times New Roman"/>
-          <w:sz w:val="24"/>
-          <w:szCs w:val="24"/>
-        </w:rPr>
-        <w:t xml:space="preserve"> </w:t>
-      </w:r>
-      <w:proofErr w:type="spellStart"/>
-      <w:r>
-        <w:rPr>
-          <w:rFonts w:ascii="Nirmala UI" w:eastAsia="Times New Roman" w:hAnsi="Nirmala UI" w:cs="Nirmala UI"/>
-          <w:sz w:val="24"/>
-          <w:szCs w:val="24"/>
-        </w:rPr>
-        <w:t>একটি</w:t>
-      </w:r>
-      <w:proofErr w:type="spellEnd"/>
-      <w:r>
-        <w:rPr>
-          <w:rFonts w:ascii="Times New Roman" w:eastAsia="Times New Roman" w:hAnsi="Times New Roman" w:cs="Times New Roman"/>
-          <w:sz w:val="24"/>
-          <w:szCs w:val="24"/>
-        </w:rPr>
-        <w:t xml:space="preserve"> </w:t>
-      </w:r>
-      <w:r>
-        <w:rPr>
-          <w:rFonts w:ascii="Times New Roman" w:eastAsia="Times New Roman" w:hAnsi="Times New Roman" w:cs="Times New Roman"/>
+      <w:r>
+        <w:rPr>
+          <w:rFonts w:ascii="Nirmala UI" w:eastAsia="Times New Roman" w:hAnsi="Nirmala UI" w:cs="Nirmala UI"/>
           <w:b/>
           <w:bCs/>
+          <w:kern w:val="36"/>
+          <w:sz w:val="48"/>
+          <w:szCs w:val="48"/>
+        </w:rPr>
+        <w:t>বাস্তব</w:t>
+      </w:r>
+      <w:r>
+        <w:rPr>
+          <w:rFonts w:ascii="Times New Roman" w:eastAsia="Times New Roman" w:hAnsi="Times New Roman" w:cs="Times New Roman"/>
+          <w:b/>
+          <w:bCs/>
+          <w:kern w:val="36"/>
+          <w:sz w:val="48"/>
+          <w:szCs w:val="48"/>
+        </w:rPr>
+        <w:t xml:space="preserve"> </w:t>
+      </w:r>
+      <w:r>
+        <w:rPr>
+          <w:rFonts w:ascii="Nirmala UI" w:eastAsia="Times New Roman" w:hAnsi="Nirmala UI" w:cs="Nirmala UI"/>
+          <w:b/>
+          <w:bCs/>
+          <w:kern w:val="36"/>
+          <w:sz w:val="48"/>
+          <w:szCs w:val="48"/>
+        </w:rPr>
+        <w:t>উদাহরণ</w:t>
+      </w:r>
+    </w:p>
+    <w:p>
+      <w:pPr>
+        <w:spacing w:before="100" w:beforeAutospacing="1" w:after="100" w:afterAutospacing="1" w:line="240" w:lineRule="auto"/>
+        <w:rPr>
+          <w:rFonts w:ascii="Times New Roman" w:eastAsia="Times New Roman" w:hAnsi="Times New Roman" w:cs="Times New Roman"/>
+          <w:sz w:val="24"/>
+          <w:szCs w:val="24"/>
+        </w:rPr>
+      </w:pPr>
+      <w:r>
+        <w:rPr>
+          <w:rFonts w:ascii="Nirmala UI" w:eastAsia="Times New Roman" w:hAnsi="Nirmala UI" w:cs="Nirmala UI"/>
+          <w:sz w:val="24"/>
+          <w:szCs w:val="24"/>
+        </w:rPr>
+        <w:t>ধরো</w:t>
+      </w:r>
+      <w:r>
+        <w:rPr>
+          <w:rFonts w:ascii="Times New Roman" w:eastAsia="Times New Roman" w:hAnsi="Times New Roman" w:cs="Times New Roman"/>
+          <w:sz w:val="24"/>
+          <w:szCs w:val="24"/>
+        </w:rPr>
+        <w:t xml:space="preserve"> </w:t>
+      </w:r>
+      <w:r>
+        <w:rPr>
+          <w:rFonts w:ascii="Nirmala UI" w:eastAsia="Times New Roman" w:hAnsi="Nirmala UI" w:cs="Nirmala UI"/>
+          <w:sz w:val="24"/>
+          <w:szCs w:val="24"/>
+        </w:rPr>
+        <w:t>তুমি</w:t>
+      </w:r>
+      <w:r>
+        <w:rPr>
+          <w:rFonts w:ascii="Times New Roman" w:eastAsia="Times New Roman" w:hAnsi="Times New Roman" w:cs="Times New Roman"/>
+          <w:sz w:val="24"/>
+          <w:szCs w:val="24"/>
+        </w:rPr>
+        <w:t xml:space="preserve"> </w:t>
+      </w:r>
+      <w:r>
+        <w:rPr>
+          <w:rFonts w:ascii="Nirmala UI" w:eastAsia="Times New Roman" w:hAnsi="Nirmala UI" w:cs="Nirmala UI"/>
+          <w:sz w:val="24"/>
+          <w:szCs w:val="24"/>
+        </w:rPr>
+        <w:t>একটি</w:t>
+      </w:r>
+      <w:r>
+        <w:rPr>
+          <w:rFonts w:ascii="Times New Roman" w:eastAsia="Times New Roman" w:hAnsi="Times New Roman" w:cs="Times New Roman"/>
+          <w:sz w:val="24"/>
+          <w:szCs w:val="24"/>
+        </w:rPr>
+        <w:t xml:space="preserve"> </w:t>
+      </w:r>
+      <w:r>
+        <w:rPr>
+          <w:rFonts w:ascii="Times New Roman" w:eastAsia="Times New Roman" w:hAnsi="Times New Roman" w:cs="Times New Roman"/>
+          <w:b/>
+          <w:bCs/>
           <w:sz w:val="24"/>
           <w:szCs w:val="24"/>
         </w:rPr>
@@ -220,23 +721,13 @@
         </w:rPr>
         <w:t xml:space="preserve"> </w:t>
       </w:r>
-      <w:proofErr w:type="spellStart"/>
-      <w:r>
-        <w:rPr>
-          <w:rFonts w:ascii="Nirmala UI" w:eastAsia="Times New Roman" w:hAnsi="Nirmala UI" w:cs="Nirmala UI"/>
-          <w:sz w:val="24"/>
-          <w:szCs w:val="24"/>
-        </w:rPr>
-        <w:t>গেলে</w:t>
-      </w:r>
-      <w:proofErr w:type="spellEnd"/>
-      <w:r>
-        <w:rPr>
-          <w:rFonts w:ascii="Nirmala UI" w:eastAsia="Times New Roman" w:hAnsi="Nirmala UI" w:cs="Nirmala UI"/>
-          <w:sz w:val="24"/>
-          <w:szCs w:val="24"/>
-        </w:rPr>
-        <w:t>।</w:t>
+      <w:r>
+        <w:rPr>
+          <w:rFonts w:ascii="Nirmala UI" w:eastAsia="Times New Roman" w:hAnsi="Nirmala UI" w:cs="Nirmala UI"/>
+          <w:sz w:val="24"/>
+          <w:szCs w:val="24"/>
+        </w:rPr>
+        <w:t>গেলে।</w:t>
       </w:r>
     </w:p>
     <w:p>
@@ -248,7 +739,6 @@
           <w:szCs w:val="24"/>
         </w:rPr>
       </w:pPr>
-      <w:proofErr w:type="spellStart"/>
       <w:r>
         <w:rPr>
           <w:rFonts w:ascii="Nirmala UI" w:eastAsia="Times New Roman" w:hAnsi="Nirmala UI" w:cs="Nirmala UI"/>
@@ -257,7 +747,6 @@
         </w:rPr>
         <w:t>সেখানে</w:t>
       </w:r>
-      <w:proofErr w:type="spellEnd"/>
       <w:r>
         <w:rPr>
           <w:rFonts w:ascii="Times New Roman" w:eastAsia="Times New Roman" w:hAnsi="Times New Roman" w:cs="Times New Roman"/>
@@ -266,7 +755,6 @@
         </w:rPr>
         <w:t xml:space="preserve"> </w:t>
       </w:r>
-      <w:proofErr w:type="spellStart"/>
       <w:r>
         <w:rPr>
           <w:rFonts w:ascii="Nirmala UI" w:eastAsia="Times New Roman" w:hAnsi="Nirmala UI" w:cs="Nirmala UI"/>
@@ -275,7 +763,6 @@
         </w:rPr>
         <w:t>তিনটি</w:t>
       </w:r>
-      <w:proofErr w:type="spellEnd"/>
       <w:r>
         <w:rPr>
           <w:rFonts w:ascii="Times New Roman" w:eastAsia="Times New Roman" w:hAnsi="Times New Roman" w:cs="Times New Roman"/>
@@ -284,7 +771,6 @@
         </w:rPr>
         <w:t xml:space="preserve"> </w:t>
       </w:r>
-      <w:proofErr w:type="spellStart"/>
       <w:r>
         <w:rPr>
           <w:rFonts w:ascii="Nirmala UI" w:eastAsia="Times New Roman" w:hAnsi="Nirmala UI" w:cs="Nirmala UI"/>
@@ -293,7 +779,6 @@
         </w:rPr>
         <w:t>অংশ</w:t>
       </w:r>
-      <w:proofErr w:type="spellEnd"/>
       <w:r>
         <w:rPr>
           <w:rFonts w:ascii="Times New Roman" w:eastAsia="Times New Roman" w:hAnsi="Times New Roman" w:cs="Times New Roman"/>
@@ -302,7 +787,6 @@
         </w:rPr>
         <w:t xml:space="preserve"> </w:t>
       </w:r>
-      <w:proofErr w:type="spellStart"/>
       <w:r>
         <w:rPr>
           <w:rFonts w:ascii="Nirmala UI" w:eastAsia="Times New Roman" w:hAnsi="Nirmala UI" w:cs="Nirmala UI"/>
@@ -311,7 +795,6 @@
         </w:rPr>
         <w:t>আছে</w:t>
       </w:r>
-      <w:proofErr w:type="spellEnd"/>
       <w:r>
         <w:rPr>
           <w:rFonts w:ascii="Times New Roman" w:eastAsia="Times New Roman" w:hAnsi="Times New Roman" w:cs="Times New Roman"/>
@@ -546,7 +1029,6 @@
         </w:rPr>
         <w:t xml:space="preserve">Customer </w:t>
       </w:r>
-      <w:proofErr w:type="spellStart"/>
       <w:r>
         <w:rPr>
           <w:rFonts w:ascii="Nirmala UI" w:eastAsia="Times New Roman" w:hAnsi="Nirmala UI" w:cs="Nirmala UI"/>
@@ -555,7 +1037,6 @@
         </w:rPr>
         <w:t>কখনো</w:t>
       </w:r>
-      <w:proofErr w:type="spellEnd"/>
       <w:r>
         <w:rPr>
           <w:rFonts w:ascii="Times New Roman" w:eastAsia="Times New Roman" w:hAnsi="Times New Roman" w:cs="Times New Roman"/>
@@ -580,7 +1061,6 @@
         </w:rPr>
         <w:t xml:space="preserve"> </w:t>
       </w:r>
-      <w:proofErr w:type="spellStart"/>
       <w:r>
         <w:rPr>
           <w:rFonts w:ascii="Nirmala UI" w:eastAsia="Times New Roman" w:hAnsi="Nirmala UI" w:cs="Nirmala UI"/>
@@ -589,7 +1069,6 @@
         </w:rPr>
         <w:t>যায়</w:t>
       </w:r>
-      <w:proofErr w:type="spellEnd"/>
       <w:r>
         <w:rPr>
           <w:rFonts w:ascii="Times New Roman" w:eastAsia="Times New Roman" w:hAnsi="Times New Roman" w:cs="Times New Roman"/>
@@ -598,23 +1077,13 @@
         </w:rPr>
         <w:t xml:space="preserve"> </w:t>
       </w:r>
-      <w:proofErr w:type="spellStart"/>
-      <w:r>
-        <w:rPr>
-          <w:rFonts w:ascii="Nirmala UI" w:eastAsia="Times New Roman" w:hAnsi="Nirmala UI" w:cs="Nirmala UI"/>
-          <w:sz w:val="24"/>
-          <w:szCs w:val="24"/>
-        </w:rPr>
-        <w:t>না</w:t>
-      </w:r>
-      <w:proofErr w:type="spellEnd"/>
-      <w:r>
-        <w:rPr>
-          <w:rFonts w:ascii="Nirmala UI" w:eastAsia="Times New Roman" w:hAnsi="Nirmala UI" w:cs="Nirmala UI"/>
-          <w:sz w:val="24"/>
-          <w:szCs w:val="24"/>
-        </w:rPr>
-        <w:t>।</w:t>
+      <w:r>
+        <w:rPr>
+          <w:rFonts w:ascii="Nirmala UI" w:eastAsia="Times New Roman" w:hAnsi="Nirmala UI" w:cs="Nirmala UI"/>
+          <w:sz w:val="24"/>
+          <w:szCs w:val="24"/>
+        </w:rPr>
+        <w:t>না।</w:t>
       </w:r>
     </w:p>
     <w:p>
@@ -626,7 +1095,6 @@
           <w:szCs w:val="24"/>
         </w:rPr>
       </w:pPr>
-      <w:proofErr w:type="spellStart"/>
       <w:r>
         <w:rPr>
           <w:rFonts w:ascii="Nirmala UI" w:eastAsia="Times New Roman" w:hAnsi="Nirmala UI" w:cs="Nirmala UI"/>
@@ -635,7 +1103,6 @@
         </w:rPr>
         <w:t>সে</w:t>
       </w:r>
-      <w:proofErr w:type="spellEnd"/>
       <w:r>
         <w:rPr>
           <w:rFonts w:ascii="Times New Roman" w:eastAsia="Times New Roman" w:hAnsi="Times New Roman" w:cs="Times New Roman"/>
@@ -644,7 +1111,6 @@
         </w:rPr>
         <w:t xml:space="preserve"> </w:t>
       </w:r>
-      <w:proofErr w:type="spellStart"/>
       <w:r>
         <w:rPr>
           <w:rFonts w:ascii="Nirmala UI" w:eastAsia="Times New Roman" w:hAnsi="Nirmala UI" w:cs="Nirmala UI"/>
@@ -653,7 +1119,6 @@
         </w:rPr>
         <w:t>শুধু</w:t>
       </w:r>
-      <w:proofErr w:type="spellEnd"/>
       <w:r>
         <w:rPr>
           <w:rFonts w:ascii="Times New Roman" w:eastAsia="Times New Roman" w:hAnsi="Times New Roman" w:cs="Times New Roman"/>
@@ -662,7 +1127,6 @@
         </w:rPr>
         <w:t xml:space="preserve"> Waiter-</w:t>
       </w:r>
-      <w:proofErr w:type="spellStart"/>
       <w:r>
         <w:rPr>
           <w:rFonts w:ascii="Nirmala UI" w:eastAsia="Times New Roman" w:hAnsi="Nirmala UI" w:cs="Nirmala UI"/>
@@ -671,7 +1135,6 @@
         </w:rPr>
         <w:t>কে</w:t>
       </w:r>
-      <w:proofErr w:type="spellEnd"/>
       <w:r>
         <w:rPr>
           <w:rFonts w:ascii="Times New Roman" w:eastAsia="Times New Roman" w:hAnsi="Times New Roman" w:cs="Times New Roman"/>
@@ -680,23 +1143,13 @@
         </w:rPr>
         <w:t xml:space="preserve"> </w:t>
       </w:r>
-      <w:proofErr w:type="spellStart"/>
-      <w:r>
-        <w:rPr>
-          <w:rFonts w:ascii="Nirmala UI" w:eastAsia="Times New Roman" w:hAnsi="Nirmala UI" w:cs="Nirmala UI"/>
-          <w:sz w:val="24"/>
-          <w:szCs w:val="24"/>
-        </w:rPr>
-        <w:t>বলে</w:t>
-      </w:r>
-      <w:proofErr w:type="spellEnd"/>
-      <w:r>
-        <w:rPr>
-          <w:rFonts w:ascii="Nirmala UI" w:eastAsia="Times New Roman" w:hAnsi="Nirmala UI" w:cs="Nirmala UI"/>
-          <w:sz w:val="24"/>
-          <w:szCs w:val="24"/>
-        </w:rPr>
-        <w:t>।</w:t>
+      <w:r>
+        <w:rPr>
+          <w:rFonts w:ascii="Nirmala UI" w:eastAsia="Times New Roman" w:hAnsi="Nirmala UI" w:cs="Nirmala UI"/>
+          <w:sz w:val="24"/>
+          <w:szCs w:val="24"/>
+        </w:rPr>
+        <w:t>বলে।</w:t>
       </w:r>
     </w:p>
     <w:p>
@@ -716,7 +1169,6 @@
         </w:rPr>
         <w:t>Waiter Chef-</w:t>
       </w:r>
-      <w:proofErr w:type="spellStart"/>
       <w:r>
         <w:rPr>
           <w:rFonts w:ascii="Nirmala UI" w:eastAsia="Times New Roman" w:hAnsi="Nirmala UI" w:cs="Nirmala UI"/>
@@ -725,7 +1177,6 @@
         </w:rPr>
         <w:t>কে</w:t>
       </w:r>
-      <w:proofErr w:type="spellEnd"/>
       <w:r>
         <w:rPr>
           <w:rFonts w:ascii="Times New Roman" w:eastAsia="Times New Roman" w:hAnsi="Times New Roman" w:cs="Times New Roman"/>
@@ -734,23 +1185,13 @@
         </w:rPr>
         <w:t xml:space="preserve"> </w:t>
       </w:r>
-      <w:proofErr w:type="spellStart"/>
-      <w:r>
-        <w:rPr>
-          <w:rFonts w:ascii="Nirmala UI" w:eastAsia="Times New Roman" w:hAnsi="Nirmala UI" w:cs="Nirmala UI"/>
-          <w:sz w:val="24"/>
-          <w:szCs w:val="24"/>
-        </w:rPr>
-        <w:t>বলে</w:t>
-      </w:r>
-      <w:proofErr w:type="spellEnd"/>
-      <w:r>
-        <w:rPr>
-          <w:rFonts w:ascii="Nirmala UI" w:eastAsia="Times New Roman" w:hAnsi="Nirmala UI" w:cs="Nirmala UI"/>
-          <w:sz w:val="24"/>
-          <w:szCs w:val="24"/>
-        </w:rPr>
-        <w:t>।</w:t>
+      <w:r>
+        <w:rPr>
+          <w:rFonts w:ascii="Nirmala UI" w:eastAsia="Times New Roman" w:hAnsi="Nirmala UI" w:cs="Nirmala UI"/>
+          <w:sz w:val="24"/>
+          <w:szCs w:val="24"/>
+        </w:rPr>
+        <w:t>বলে।</w:t>
       </w:r>
     </w:p>
     <w:p>
@@ -768,9 +1209,9 @@
           <w:sz w:val="24"/>
           <w:szCs w:val="24"/>
         </w:rPr>
+        <w:lastRenderedPageBreak/>
         <w:t xml:space="preserve">Chef Kitchen </w:t>
       </w:r>
-      <w:proofErr w:type="spellStart"/>
       <w:r>
         <w:rPr>
           <w:rFonts w:ascii="Nirmala UI" w:eastAsia="Times New Roman" w:hAnsi="Nirmala UI" w:cs="Nirmala UI"/>
@@ -779,7 +1220,6 @@
         </w:rPr>
         <w:t>থেকে</w:t>
       </w:r>
-      <w:proofErr w:type="spellEnd"/>
       <w:r>
         <w:rPr>
           <w:rFonts w:ascii="Times New Roman" w:eastAsia="Times New Roman" w:hAnsi="Times New Roman" w:cs="Times New Roman"/>
@@ -788,7 +1228,6 @@
         </w:rPr>
         <w:t xml:space="preserve"> </w:t>
       </w:r>
-      <w:proofErr w:type="spellStart"/>
       <w:r>
         <w:rPr>
           <w:rFonts w:ascii="Nirmala UI" w:eastAsia="Times New Roman" w:hAnsi="Nirmala UI" w:cs="Nirmala UI"/>
@@ -797,7 +1236,6 @@
         </w:rPr>
         <w:t>খাবার</w:t>
       </w:r>
-      <w:proofErr w:type="spellEnd"/>
       <w:r>
         <w:rPr>
           <w:rFonts w:ascii="Times New Roman" w:eastAsia="Times New Roman" w:hAnsi="Times New Roman" w:cs="Times New Roman"/>
@@ -806,7 +1244,6 @@
         </w:rPr>
         <w:t xml:space="preserve"> </w:t>
       </w:r>
-      <w:proofErr w:type="spellStart"/>
       <w:r>
         <w:rPr>
           <w:rFonts w:ascii="Nirmala UI" w:eastAsia="Times New Roman" w:hAnsi="Nirmala UI" w:cs="Nirmala UI"/>
@@ -815,7 +1252,6 @@
         </w:rPr>
         <w:t>এনে</w:t>
       </w:r>
-      <w:proofErr w:type="spellEnd"/>
       <w:r>
         <w:rPr>
           <w:rFonts w:ascii="Times New Roman" w:eastAsia="Times New Roman" w:hAnsi="Times New Roman" w:cs="Times New Roman"/>
@@ -824,23 +1260,13 @@
         </w:rPr>
         <w:t xml:space="preserve"> </w:t>
       </w:r>
-      <w:proofErr w:type="spellStart"/>
-      <w:r>
-        <w:rPr>
-          <w:rFonts w:ascii="Nirmala UI" w:eastAsia="Times New Roman" w:hAnsi="Nirmala UI" w:cs="Nirmala UI"/>
-          <w:sz w:val="24"/>
-          <w:szCs w:val="24"/>
-        </w:rPr>
-        <w:t>দেয়</w:t>
-      </w:r>
-      <w:proofErr w:type="spellEnd"/>
-      <w:r>
-        <w:rPr>
-          <w:rFonts w:ascii="Nirmala UI" w:eastAsia="Times New Roman" w:hAnsi="Nirmala UI" w:cs="Nirmala UI"/>
-          <w:sz w:val="24"/>
-          <w:szCs w:val="24"/>
-        </w:rPr>
-        <w:t>।</w:t>
+      <w:r>
+        <w:rPr>
+          <w:rFonts w:ascii="Nirmala UI" w:eastAsia="Times New Roman" w:hAnsi="Nirmala UI" w:cs="Nirmala UI"/>
+          <w:sz w:val="24"/>
+          <w:szCs w:val="24"/>
+        </w:rPr>
+        <w:t>দেয়।</w:t>
       </w:r>
     </w:p>
     <w:p>
@@ -876,7 +1302,6 @@
         </w:rPr>
         <w:t xml:space="preserve"> </w:t>
       </w:r>
-      <w:proofErr w:type="spellStart"/>
       <w:r>
         <w:rPr>
           <w:rFonts w:ascii="Nirmala UI" w:eastAsia="Times New Roman" w:hAnsi="Nirmala UI" w:cs="Nirmala UI"/>
@@ -885,7 +1310,6 @@
         </w:rPr>
         <w:t>ঠিক</w:t>
       </w:r>
-      <w:proofErr w:type="spellEnd"/>
       <w:r>
         <w:rPr>
           <w:rFonts w:ascii="Times New Roman" w:eastAsia="Times New Roman" w:hAnsi="Times New Roman" w:cs="Times New Roman"/>
@@ -894,23 +1318,13 @@
         </w:rPr>
         <w:t xml:space="preserve"> </w:t>
       </w:r>
-      <w:proofErr w:type="spellStart"/>
-      <w:r>
-        <w:rPr>
-          <w:rFonts w:ascii="Nirmala UI" w:eastAsia="Times New Roman" w:hAnsi="Nirmala UI" w:cs="Nirmala UI"/>
-          <w:sz w:val="24"/>
-          <w:szCs w:val="24"/>
-        </w:rPr>
-        <w:t>এমনই</w:t>
-      </w:r>
-      <w:proofErr w:type="spellEnd"/>
-      <w:r>
-        <w:rPr>
-          <w:rFonts w:ascii="Nirmala UI" w:eastAsia="Times New Roman" w:hAnsi="Nirmala UI" w:cs="Nirmala UI"/>
-          <w:sz w:val="24"/>
-          <w:szCs w:val="24"/>
-        </w:rPr>
-        <w:t>।</w:t>
+      <w:r>
+        <w:rPr>
+          <w:rFonts w:ascii="Nirmala UI" w:eastAsia="Times New Roman" w:hAnsi="Nirmala UI" w:cs="Nirmala UI"/>
+          <w:sz w:val="24"/>
+          <w:szCs w:val="24"/>
+        </w:rPr>
+        <w:t>এমনই।</w:t>
       </w:r>
     </w:p>
     <w:p>
@@ -929,7 +1343,7 @@
           <w:szCs w:val="24"/>
         </w:rPr>
         <w:pict>
-          <v:rect id="_x0000_i1025" style="width:0;height:1.5pt" o:hralign="center" o:hrstd="t" o:hr="t" fillcolor="#a0a0a0" stroked="f"/>
+          <v:rect id="_x0000_i1026" style="width:0;height:1.5pt" o:hralign="center" o:hrstd="t" o:hr="t" fillcolor="#a0a0a0" stroked="f"/>
         </w:pict>
       </w:r>
     </w:p>
@@ -981,7 +1395,6 @@
           <w:szCs w:val="36"/>
         </w:rPr>
       </w:pPr>
-      <w:proofErr w:type="spellStart"/>
       <w:r>
         <w:rPr>
           <w:rFonts w:ascii="Nirmala UI" w:eastAsia="Times New Roman" w:hAnsi="Nirmala UI" w:cs="Nirmala UI"/>
@@ -992,7 +1405,6 @@
         </w:rPr>
         <w:t>ছোট</w:t>
       </w:r>
-      <w:proofErr w:type="spellEnd"/>
       <w:r>
         <w:rPr>
           <w:rFonts w:ascii="Times New Roman" w:eastAsia="Times New Roman" w:hAnsi="Times New Roman" w:cs="Times New Roman"/>
@@ -1117,17 +1529,14 @@
           <w:szCs w:val="24"/>
         </w:rPr>
       </w:pPr>
-      <w:proofErr w:type="spellStart"/>
-      <w:r>
-        <w:rPr>
-          <w:rFonts w:ascii="Nirmala UI" w:eastAsia="Times New Roman" w:hAnsi="Nirmala UI" w:cs="Nirmala UI"/>
-          <w:sz w:val="24"/>
-          <w:szCs w:val="24"/>
-        </w:rPr>
-        <w:lastRenderedPageBreak/>
+      <w:r>
+        <w:rPr>
+          <w:rFonts w:ascii="Nirmala UI" w:eastAsia="Times New Roman" w:hAnsi="Nirmala UI" w:cs="Nirmala UI"/>
+          <w:sz w:val="24"/>
+          <w:szCs w:val="24"/>
+        </w:rPr>
         <w:t>শুরুতে</w:t>
       </w:r>
-      <w:proofErr w:type="spellEnd"/>
       <w:r>
         <w:rPr>
           <w:rFonts w:ascii="Times New Roman" w:eastAsia="Times New Roman" w:hAnsi="Times New Roman" w:cs="Times New Roman"/>
@@ -1136,7 +1545,6 @@
         </w:rPr>
         <w:t xml:space="preserve"> </w:t>
       </w:r>
-      <w:proofErr w:type="spellStart"/>
       <w:r>
         <w:rPr>
           <w:rFonts w:ascii="Nirmala UI" w:eastAsia="Times New Roman" w:hAnsi="Nirmala UI" w:cs="Nirmala UI"/>
@@ -1145,7 +1553,6 @@
         </w:rPr>
         <w:t>ভালো</w:t>
       </w:r>
-      <w:proofErr w:type="spellEnd"/>
       <w:r>
         <w:rPr>
           <w:rFonts w:ascii="Times New Roman" w:eastAsia="Times New Roman" w:hAnsi="Times New Roman" w:cs="Times New Roman"/>
@@ -1154,23 +1561,13 @@
         </w:rPr>
         <w:t xml:space="preserve"> </w:t>
       </w:r>
-      <w:proofErr w:type="spellStart"/>
-      <w:r>
-        <w:rPr>
-          <w:rFonts w:ascii="Nirmala UI" w:eastAsia="Times New Roman" w:hAnsi="Nirmala UI" w:cs="Nirmala UI"/>
-          <w:sz w:val="24"/>
-          <w:szCs w:val="24"/>
-        </w:rPr>
-        <w:t>লাগে</w:t>
-      </w:r>
-      <w:proofErr w:type="spellEnd"/>
-      <w:r>
-        <w:rPr>
-          <w:rFonts w:ascii="Nirmala UI" w:eastAsia="Times New Roman" w:hAnsi="Nirmala UI" w:cs="Nirmala UI"/>
-          <w:sz w:val="24"/>
-          <w:szCs w:val="24"/>
-        </w:rPr>
-        <w:t>।</w:t>
+      <w:r>
+        <w:rPr>
+          <w:rFonts w:ascii="Nirmala UI" w:eastAsia="Times New Roman" w:hAnsi="Nirmala UI" w:cs="Nirmala UI"/>
+          <w:sz w:val="24"/>
+          <w:szCs w:val="24"/>
+        </w:rPr>
+        <w:t>লাগে।</w:t>
       </w:r>
     </w:p>
     <w:p>
@@ -1182,7 +1579,6 @@
           <w:szCs w:val="24"/>
         </w:rPr>
       </w:pPr>
-      <w:proofErr w:type="spellStart"/>
       <w:r>
         <w:rPr>
           <w:rFonts w:ascii="Nirmala UI" w:eastAsia="Times New Roman" w:hAnsi="Nirmala UI" w:cs="Nirmala UI"/>
@@ -1191,7 +1587,6 @@
         </w:rPr>
         <w:t>কিন্তু</w:t>
       </w:r>
-      <w:proofErr w:type="spellEnd"/>
       <w:r>
         <w:rPr>
           <w:rFonts w:ascii="Times New Roman" w:eastAsia="Times New Roman" w:hAnsi="Times New Roman" w:cs="Times New Roman"/>
@@ -1200,7 +1595,6 @@
         </w:rPr>
         <w:t xml:space="preserve"> Project </w:t>
       </w:r>
-      <w:proofErr w:type="spellStart"/>
       <w:r>
         <w:rPr>
           <w:rFonts w:ascii="Nirmala UI" w:eastAsia="Times New Roman" w:hAnsi="Nirmala UI" w:cs="Nirmala UI"/>
@@ -1209,7 +1603,6 @@
         </w:rPr>
         <w:t>বড়</w:t>
       </w:r>
-      <w:proofErr w:type="spellEnd"/>
       <w:r>
         <w:rPr>
           <w:rFonts w:ascii="Times New Roman" w:eastAsia="Times New Roman" w:hAnsi="Times New Roman" w:cs="Times New Roman"/>
@@ -1218,7 +1611,6 @@
         </w:rPr>
         <w:t xml:space="preserve"> </w:t>
       </w:r>
-      <w:proofErr w:type="spellStart"/>
       <w:r>
         <w:rPr>
           <w:rFonts w:ascii="Nirmala UI" w:eastAsia="Times New Roman" w:hAnsi="Nirmala UI" w:cs="Nirmala UI"/>
@@ -1227,7 +1619,6 @@
         </w:rPr>
         <w:t>হলে</w:t>
       </w:r>
-      <w:proofErr w:type="spellEnd"/>
       <w:r>
         <w:rPr>
           <w:rFonts w:ascii="Times New Roman" w:eastAsia="Times New Roman" w:hAnsi="Times New Roman" w:cs="Times New Roman"/>
@@ -1316,7 +1707,6 @@
           <w:szCs w:val="24"/>
         </w:rPr>
       </w:pPr>
-      <w:proofErr w:type="spellStart"/>
       <w:r>
         <w:rPr>
           <w:rFonts w:ascii="Nirmala UI" w:eastAsia="Times New Roman" w:hAnsi="Nirmala UI" w:cs="Nirmala UI"/>
@@ -1325,7 +1715,6 @@
         </w:rPr>
         <w:t>সব</w:t>
       </w:r>
-      <w:proofErr w:type="spellEnd"/>
       <w:r>
         <w:rPr>
           <w:rFonts w:ascii="Times New Roman" w:eastAsia="Times New Roman" w:hAnsi="Times New Roman" w:cs="Times New Roman"/>
@@ -1334,7 +1723,6 @@
         </w:rPr>
         <w:t xml:space="preserve"> Code </w:t>
       </w:r>
-      <w:proofErr w:type="spellStart"/>
       <w:r>
         <w:rPr>
           <w:rFonts w:ascii="Nirmala UI" w:eastAsia="Times New Roman" w:hAnsi="Nirmala UI" w:cs="Nirmala UI"/>
@@ -1343,7 +1731,6 @@
         </w:rPr>
         <w:t>একসাথে</w:t>
       </w:r>
-      <w:proofErr w:type="spellEnd"/>
       <w:r>
         <w:rPr>
           <w:rFonts w:ascii="Times New Roman" w:eastAsia="Times New Roman" w:hAnsi="Times New Roman" w:cs="Times New Roman"/>
@@ -1352,7 +1739,6 @@
         </w:rPr>
         <w:t xml:space="preserve"> </w:t>
       </w:r>
-      <w:proofErr w:type="spellStart"/>
       <w:r>
         <w:rPr>
           <w:rFonts w:ascii="Nirmala UI" w:eastAsia="Times New Roman" w:hAnsi="Nirmala UI" w:cs="Nirmala UI"/>
@@ -1361,7 +1747,6 @@
         </w:rPr>
         <w:t>মিশে</w:t>
       </w:r>
-      <w:proofErr w:type="spellEnd"/>
       <w:r>
         <w:rPr>
           <w:rFonts w:ascii="Times New Roman" w:eastAsia="Times New Roman" w:hAnsi="Times New Roman" w:cs="Times New Roman"/>
@@ -1370,23 +1755,13 @@
         </w:rPr>
         <w:t xml:space="preserve"> </w:t>
       </w:r>
-      <w:proofErr w:type="spellStart"/>
-      <w:r>
-        <w:rPr>
-          <w:rFonts w:ascii="Nirmala UI" w:eastAsia="Times New Roman" w:hAnsi="Nirmala UI" w:cs="Nirmala UI"/>
-          <w:sz w:val="24"/>
-          <w:szCs w:val="24"/>
-        </w:rPr>
-        <w:t>যায়</w:t>
-      </w:r>
-      <w:proofErr w:type="spellEnd"/>
-      <w:r>
-        <w:rPr>
-          <w:rFonts w:ascii="Nirmala UI" w:eastAsia="Times New Roman" w:hAnsi="Nirmala UI" w:cs="Nirmala UI"/>
-          <w:sz w:val="24"/>
-          <w:szCs w:val="24"/>
-        </w:rPr>
-        <w:t>।</w:t>
+      <w:r>
+        <w:rPr>
+          <w:rFonts w:ascii="Nirmala UI" w:eastAsia="Times New Roman" w:hAnsi="Nirmala UI" w:cs="Nirmala UI"/>
+          <w:sz w:val="24"/>
+          <w:szCs w:val="24"/>
+        </w:rPr>
+        <w:t>যায়।</w:t>
       </w:r>
     </w:p>
     <w:p>
@@ -1398,7 +1773,6 @@
           <w:szCs w:val="24"/>
         </w:rPr>
       </w:pPr>
-      <w:proofErr w:type="spellStart"/>
       <w:r>
         <w:rPr>
           <w:rFonts w:ascii="Nirmala UI" w:eastAsia="Times New Roman" w:hAnsi="Nirmala UI" w:cs="Nirmala UI"/>
@@ -1407,7 +1781,6 @@
         </w:rPr>
         <w:t>ফলাফল</w:t>
       </w:r>
-      <w:proofErr w:type="spellEnd"/>
       <w:r>
         <w:rPr>
           <w:rFonts w:ascii="Times New Roman" w:eastAsia="Times New Roman" w:hAnsi="Times New Roman" w:cs="Times New Roman"/>
@@ -1442,7 +1815,6 @@
         </w:rPr>
         <w:t xml:space="preserve"> Bug </w:t>
       </w:r>
-      <w:proofErr w:type="spellStart"/>
       <w:r>
         <w:rPr>
           <w:rFonts w:ascii="Nirmala UI" w:eastAsia="Times New Roman" w:hAnsi="Nirmala UI" w:cs="Nirmala UI"/>
@@ -1451,7 +1823,6 @@
         </w:rPr>
         <w:t>বেশি</w:t>
       </w:r>
-      <w:proofErr w:type="spellEnd"/>
     </w:p>
     <w:p>
       <w:pPr>
@@ -1522,7 +1893,6 @@
         </w:rPr>
         <w:t xml:space="preserve"> </w:t>
       </w:r>
-      <w:proofErr w:type="spellStart"/>
       <w:r>
         <w:rPr>
           <w:rFonts w:ascii="Nirmala UI" w:eastAsia="Times New Roman" w:hAnsi="Nirmala UI" w:cs="Nirmala UI"/>
@@ -1531,7 +1901,6 @@
         </w:rPr>
         <w:t>কঠিন</w:t>
       </w:r>
-      <w:proofErr w:type="spellEnd"/>
     </w:p>
     <w:p>
       <w:pPr>
@@ -1558,7 +1927,6 @@
         </w:rPr>
         <w:t xml:space="preserve"> </w:t>
       </w:r>
-      <w:proofErr w:type="spellStart"/>
       <w:r>
         <w:rPr>
           <w:rFonts w:ascii="Nirmala UI" w:eastAsia="Times New Roman" w:hAnsi="Nirmala UI" w:cs="Nirmala UI"/>
@@ -1567,7 +1935,6 @@
         </w:rPr>
         <w:t>নতুন</w:t>
       </w:r>
-      <w:proofErr w:type="spellEnd"/>
       <w:r>
         <w:rPr>
           <w:rFonts w:ascii="Times New Roman" w:eastAsia="Times New Roman" w:hAnsi="Times New Roman" w:cs="Times New Roman"/>
@@ -1576,7 +1943,6 @@
         </w:rPr>
         <w:t xml:space="preserve"> Feature </w:t>
       </w:r>
-      <w:proofErr w:type="spellStart"/>
       <w:r>
         <w:rPr>
           <w:rFonts w:ascii="Nirmala UI" w:eastAsia="Times New Roman" w:hAnsi="Nirmala UI" w:cs="Nirmala UI"/>
@@ -1585,7 +1951,6 @@
         </w:rPr>
         <w:t>যোগ</w:t>
       </w:r>
-      <w:proofErr w:type="spellEnd"/>
       <w:r>
         <w:rPr>
           <w:rFonts w:ascii="Times New Roman" w:eastAsia="Times New Roman" w:hAnsi="Times New Roman" w:cs="Times New Roman"/>
@@ -1594,7 +1959,6 @@
         </w:rPr>
         <w:t xml:space="preserve"> </w:t>
       </w:r>
-      <w:proofErr w:type="spellStart"/>
       <w:r>
         <w:rPr>
           <w:rFonts w:ascii="Nirmala UI" w:eastAsia="Times New Roman" w:hAnsi="Nirmala UI" w:cs="Nirmala UI"/>
@@ -1603,7 +1967,6 @@
         </w:rPr>
         <w:t>করা</w:t>
       </w:r>
-      <w:proofErr w:type="spellEnd"/>
       <w:r>
         <w:rPr>
           <w:rFonts w:ascii="Times New Roman" w:eastAsia="Times New Roman" w:hAnsi="Times New Roman" w:cs="Times New Roman"/>
@@ -1612,7 +1975,6 @@
         </w:rPr>
         <w:t xml:space="preserve"> </w:t>
       </w:r>
-      <w:proofErr w:type="spellStart"/>
       <w:r>
         <w:rPr>
           <w:rFonts w:ascii="Nirmala UI" w:eastAsia="Times New Roman" w:hAnsi="Nirmala UI" w:cs="Nirmala UI"/>
@@ -1621,7 +1983,6 @@
         </w:rPr>
         <w:t>কঠিন</w:t>
       </w:r>
-      <w:proofErr w:type="spellEnd"/>
     </w:p>
     <w:p>
       <w:pPr>
@@ -1639,7 +2000,7 @@
           <w:szCs w:val="24"/>
         </w:rPr>
         <w:pict>
-          <v:rect id="_x0000_i1026" style="width:0;height:1.5pt" o:hralign="center" o:hrstd="t" o:hr="t" fillcolor="#a0a0a0" stroked="f"/>
+          <v:rect id="_x0000_i1027" style="width:0;height:1.5pt" o:hralign="center" o:hrstd="t" o:hr="t" fillcolor="#a0a0a0" stroked="f"/>
         </w:pict>
       </w:r>
     </w:p>
@@ -1681,9 +2042,9 @@
           <w:sz w:val="24"/>
           <w:szCs w:val="24"/>
         </w:rPr>
+        <w:lastRenderedPageBreak/>
         <w:t>Code-</w:t>
       </w:r>
-      <w:proofErr w:type="spellStart"/>
       <w:r>
         <w:rPr>
           <w:rFonts w:ascii="Nirmala UI" w:eastAsia="Times New Roman" w:hAnsi="Nirmala UI" w:cs="Nirmala UI"/>
@@ -1692,7 +2053,6 @@
         </w:rPr>
         <w:t>কে</w:t>
       </w:r>
-      <w:proofErr w:type="spellEnd"/>
       <w:r>
         <w:rPr>
           <w:rFonts w:ascii="Times New Roman" w:eastAsia="Times New Roman" w:hAnsi="Times New Roman" w:cs="Times New Roman"/>
@@ -1701,7 +2061,6 @@
         </w:rPr>
         <w:t xml:space="preserve"> </w:t>
       </w:r>
-      <w:proofErr w:type="spellStart"/>
       <w:r>
         <w:rPr>
           <w:rFonts w:ascii="Nirmala UI" w:eastAsia="Times New Roman" w:hAnsi="Nirmala UI" w:cs="Nirmala UI"/>
@@ -1710,7 +2069,6 @@
         </w:rPr>
         <w:t>ভাগ</w:t>
       </w:r>
-      <w:proofErr w:type="spellEnd"/>
       <w:r>
         <w:rPr>
           <w:rFonts w:ascii="Times New Roman" w:eastAsia="Times New Roman" w:hAnsi="Times New Roman" w:cs="Times New Roman"/>
@@ -1719,7 +2077,6 @@
         </w:rPr>
         <w:t xml:space="preserve"> </w:t>
       </w:r>
-      <w:proofErr w:type="spellStart"/>
       <w:r>
         <w:rPr>
           <w:rFonts w:ascii="Nirmala UI" w:eastAsia="Times New Roman" w:hAnsi="Nirmala UI" w:cs="Nirmala UI"/>
@@ -1728,7 +2085,6 @@
         </w:rPr>
         <w:t>করে</w:t>
       </w:r>
-      <w:proofErr w:type="spellEnd"/>
       <w:r>
         <w:rPr>
           <w:rFonts w:ascii="Times New Roman" w:eastAsia="Times New Roman" w:hAnsi="Times New Roman" w:cs="Times New Roman"/>
@@ -1737,23 +2093,13 @@
         </w:rPr>
         <w:t xml:space="preserve"> </w:t>
       </w:r>
-      <w:proofErr w:type="spellStart"/>
-      <w:r>
-        <w:rPr>
-          <w:rFonts w:ascii="Nirmala UI" w:eastAsia="Times New Roman" w:hAnsi="Nirmala UI" w:cs="Nirmala UI"/>
-          <w:sz w:val="24"/>
-          <w:szCs w:val="24"/>
-        </w:rPr>
-        <w:t>দাও</w:t>
-      </w:r>
-      <w:proofErr w:type="spellEnd"/>
-      <w:r>
-        <w:rPr>
-          <w:rFonts w:ascii="Nirmala UI" w:eastAsia="Times New Roman" w:hAnsi="Nirmala UI" w:cs="Nirmala UI"/>
-          <w:sz w:val="24"/>
-          <w:szCs w:val="24"/>
-        </w:rPr>
-        <w:t>।</w:t>
+      <w:r>
+        <w:rPr>
+          <w:rFonts w:ascii="Nirmala UI" w:eastAsia="Times New Roman" w:hAnsi="Nirmala UI" w:cs="Nirmala UI"/>
+          <w:sz w:val="24"/>
+          <w:szCs w:val="24"/>
+        </w:rPr>
+        <w:t>দাও।</w:t>
       </w:r>
     </w:p>
     <w:p>
@@ -1869,7 +2215,6 @@
           <w:szCs w:val="24"/>
         </w:rPr>
       </w:pPr>
-      <w:proofErr w:type="spellStart"/>
       <w:r>
         <w:rPr>
           <w:rFonts w:ascii="Nirmala UI" w:eastAsia="Times New Roman" w:hAnsi="Nirmala UI" w:cs="Nirmala UI"/>
@@ -1878,7 +2223,6 @@
         </w:rPr>
         <w:t>প্রত্যেক</w:t>
       </w:r>
-      <w:proofErr w:type="spellEnd"/>
       <w:r>
         <w:rPr>
           <w:rFonts w:ascii="Times New Roman" w:eastAsia="Times New Roman" w:hAnsi="Times New Roman" w:cs="Times New Roman"/>
@@ -1887,7 +2231,6 @@
         </w:rPr>
         <w:t xml:space="preserve"> Layer </w:t>
       </w:r>
-      <w:proofErr w:type="spellStart"/>
       <w:r>
         <w:rPr>
           <w:rFonts w:ascii="Nirmala UI" w:eastAsia="Times New Roman" w:hAnsi="Nirmala UI" w:cs="Nirmala UI"/>
@@ -1896,7 +2239,6 @@
         </w:rPr>
         <w:t>নিজের</w:t>
       </w:r>
-      <w:proofErr w:type="spellEnd"/>
       <w:r>
         <w:rPr>
           <w:rFonts w:ascii="Times New Roman" w:eastAsia="Times New Roman" w:hAnsi="Times New Roman" w:cs="Times New Roman"/>
@@ -1905,7 +2247,6 @@
         </w:rPr>
         <w:t xml:space="preserve"> </w:t>
       </w:r>
-      <w:proofErr w:type="spellStart"/>
       <w:r>
         <w:rPr>
           <w:rFonts w:ascii="Nirmala UI" w:eastAsia="Times New Roman" w:hAnsi="Nirmala UI" w:cs="Nirmala UI"/>
@@ -1914,7 +2255,6 @@
         </w:rPr>
         <w:t>কাজ</w:t>
       </w:r>
-      <w:proofErr w:type="spellEnd"/>
       <w:r>
         <w:rPr>
           <w:rFonts w:ascii="Times New Roman" w:eastAsia="Times New Roman" w:hAnsi="Times New Roman" w:cs="Times New Roman"/>
@@ -1923,23 +2263,13 @@
         </w:rPr>
         <w:t xml:space="preserve"> </w:t>
       </w:r>
-      <w:proofErr w:type="spellStart"/>
-      <w:r>
-        <w:rPr>
-          <w:rFonts w:ascii="Nirmala UI" w:eastAsia="Times New Roman" w:hAnsi="Nirmala UI" w:cs="Nirmala UI"/>
-          <w:sz w:val="24"/>
-          <w:szCs w:val="24"/>
-        </w:rPr>
-        <w:t>করবে</w:t>
-      </w:r>
-      <w:proofErr w:type="spellEnd"/>
-      <w:r>
-        <w:rPr>
-          <w:rFonts w:ascii="Nirmala UI" w:eastAsia="Times New Roman" w:hAnsi="Nirmala UI" w:cs="Nirmala UI"/>
-          <w:sz w:val="24"/>
-          <w:szCs w:val="24"/>
-        </w:rPr>
-        <w:t>।</w:t>
+      <w:r>
+        <w:rPr>
+          <w:rFonts w:ascii="Nirmala UI" w:eastAsia="Times New Roman" w:hAnsi="Nirmala UI" w:cs="Nirmala UI"/>
+          <w:sz w:val="24"/>
+          <w:szCs w:val="24"/>
+        </w:rPr>
+        <w:t>করবে।</w:t>
       </w:r>
     </w:p>
     <w:p>
@@ -1958,7 +2288,7 @@
           <w:szCs w:val="24"/>
         </w:rPr>
         <w:pict>
-          <v:rect id="_x0000_i1027" style="width:0;height:1.5pt" o:hralign="center" o:hrstd="t" o:hr="t" fillcolor="#a0a0a0" stroked="f"/>
+          <v:rect id="_x0000_i1028" style="width:0;height:1.5pt" o:hralign="center" o:hrstd="t" o:hr="t" fillcolor="#a0a0a0" stroked="f"/>
         </w:pict>
       </w:r>
     </w:p>
@@ -2041,7 +2371,6 @@
           <w:sz w:val="20"/>
           <w:szCs w:val="20"/>
         </w:rPr>
-        <w:lastRenderedPageBreak/>
         <w:t>Patient</w:t>
       </w:r>
       <w:r>
@@ -2327,7 +2656,7 @@
           <w:szCs w:val="24"/>
         </w:rPr>
         <w:pict>
-          <v:rect id="_x0000_i1028" style="width:0;height:1.5pt" o:hralign="center" o:hrstd="t" o:hr="t" fillcolor="#a0a0a0" stroked="f"/>
+          <v:rect id="_x0000_i1029" style="width:0;height:1.5pt" o:hralign="center" o:hrstd="t" o:hr="t" fillcolor="#a0a0a0" stroked="f"/>
         </w:pict>
       </w:r>
     </w:p>
@@ -2353,6 +2682,7 @@
           <w:sz w:val="48"/>
           <w:szCs w:val="48"/>
         </w:rPr>
+        <w:lastRenderedPageBreak/>
         <w:t>📘</w:t>
       </w:r>
       <w:r>
@@ -2419,7 +2749,6 @@
           <w:szCs w:val="24"/>
         </w:rPr>
       </w:pPr>
-      <w:proofErr w:type="spellStart"/>
       <w:r>
         <w:rPr>
           <w:rFonts w:ascii="Nirmala UI" w:eastAsia="Times New Roman" w:hAnsi="Nirmala UI" w:cs="Nirmala UI"/>
@@ -2428,7 +2757,6 @@
         </w:rPr>
         <w:t>এখানে</w:t>
       </w:r>
-      <w:proofErr w:type="spellEnd"/>
       <w:r>
         <w:rPr>
           <w:rFonts w:ascii="Times New Roman" w:eastAsia="Times New Roman" w:hAnsi="Times New Roman" w:cs="Times New Roman"/>
@@ -2437,7 +2765,6 @@
         </w:rPr>
         <w:t xml:space="preserve"> </w:t>
       </w:r>
-      <w:proofErr w:type="spellStart"/>
       <w:r>
         <w:rPr>
           <w:rFonts w:ascii="Nirmala UI" w:eastAsia="Times New Roman" w:hAnsi="Nirmala UI" w:cs="Nirmala UI"/>
@@ -2446,13 +2773,12 @@
         </w:rPr>
         <w:t>থাকে</w:t>
       </w:r>
-      <w:proofErr w:type="spellEnd"/>
     </w:p>
     <w:p>
       <w:pPr>
         <w:numPr>
           <w:ilvl w:val="0"/>
-          <w:numId w:val="1"/>
+          <w:numId w:val="6"/>
         </w:numPr>
         <w:spacing w:before="100" w:beforeAutospacing="1" w:after="100" w:afterAutospacing="1" w:line="240" w:lineRule="auto"/>
         <w:rPr>
@@ -2474,7 +2800,7 @@
       <w:pPr>
         <w:numPr>
           <w:ilvl w:val="0"/>
-          <w:numId w:val="1"/>
+          <w:numId w:val="6"/>
         </w:numPr>
         <w:spacing w:before="100" w:beforeAutospacing="1" w:after="100" w:afterAutospacing="1" w:line="240" w:lineRule="auto"/>
         <w:rPr>
@@ -2496,7 +2822,7 @@
       <w:pPr>
         <w:numPr>
           <w:ilvl w:val="0"/>
-          <w:numId w:val="1"/>
+          <w:numId w:val="6"/>
         </w:numPr>
         <w:spacing w:before="100" w:beforeAutospacing="1" w:after="100" w:afterAutospacing="1" w:line="240" w:lineRule="auto"/>
         <w:rPr>
@@ -2518,7 +2844,7 @@
       <w:pPr>
         <w:numPr>
           <w:ilvl w:val="0"/>
-          <w:numId w:val="1"/>
+          <w:numId w:val="6"/>
         </w:numPr>
         <w:spacing w:before="100" w:beforeAutospacing="1" w:after="100" w:afterAutospacing="1" w:line="240" w:lineRule="auto"/>
         <w:rPr>
@@ -2540,7 +2866,7 @@
       <w:pPr>
         <w:numPr>
           <w:ilvl w:val="0"/>
-          <w:numId w:val="1"/>
+          <w:numId w:val="6"/>
         </w:numPr>
         <w:spacing w:before="100" w:beforeAutospacing="1" w:after="100" w:afterAutospacing="1" w:line="240" w:lineRule="auto"/>
         <w:rPr>
@@ -2549,16 +2875,32 @@
           <w:szCs w:val="24"/>
         </w:rPr>
       </w:pPr>
-      <w:proofErr w:type="spellStart"/>
-      <w:r>
-        <w:rPr>
-          <w:rFonts w:ascii="Times New Roman" w:eastAsia="Times New Roman" w:hAnsi="Times New Roman" w:cs="Times New Roman"/>
-          <w:sz w:val="24"/>
-          <w:szCs w:val="24"/>
-        </w:rPr>
-        <w:t>Riverpod</w:t>
-      </w:r>
-      <w:proofErr w:type="spellEnd"/>
+      <w:r>
+        <w:rPr>
+          <w:rFonts w:ascii="Times New Roman" w:eastAsia="Times New Roman" w:hAnsi="Times New Roman" w:cs="Times New Roman"/>
+          <w:sz w:val="24"/>
+          <w:szCs w:val="24"/>
+        </w:rPr>
+        <w:t xml:space="preserve">Riverpod </w:t>
+      </w:r>
+    </w:p>
+    <w:p>
+      <w:pPr>
+        <w:spacing w:before="100" w:beforeAutospacing="1" w:after="100" w:afterAutospacing="1" w:line="240" w:lineRule="auto"/>
+        <w:rPr>
+          <w:rFonts w:ascii="Times New Roman" w:eastAsia="Times New Roman" w:hAnsi="Times New Roman" w:cs="Times New Roman"/>
+          <w:sz w:val="24"/>
+          <w:szCs w:val="24"/>
+        </w:rPr>
+      </w:pPr>
+      <w:r>
+        <w:rPr>
+          <w:rFonts w:ascii="Nirmala UI" w:eastAsia="Times New Roman" w:hAnsi="Nirmala UI" w:cs="Nirmala UI"/>
+          <w:sz w:val="24"/>
+          <w:szCs w:val="24"/>
+        </w:rPr>
+        <w:t>এখানে</w:t>
+      </w:r>
       <w:r>
         <w:rPr>
           <w:rFonts w:ascii="Times New Roman" w:eastAsia="Times New Roman" w:hAnsi="Times New Roman" w:cs="Times New Roman"/>
@@ -2567,35 +2909,6 @@
         </w:rPr>
         <w:t xml:space="preserve"> </w:t>
       </w:r>
-    </w:p>
-    <w:p>
-      <w:pPr>
-        <w:spacing w:before="100" w:beforeAutospacing="1" w:after="100" w:afterAutospacing="1" w:line="240" w:lineRule="auto"/>
-        <w:rPr>
-          <w:rFonts w:ascii="Times New Roman" w:eastAsia="Times New Roman" w:hAnsi="Times New Roman" w:cs="Times New Roman"/>
-          <w:sz w:val="24"/>
-          <w:szCs w:val="24"/>
-        </w:rPr>
-      </w:pPr>
-      <w:proofErr w:type="spellStart"/>
-      <w:r>
-        <w:rPr>
-          <w:rFonts w:ascii="Nirmala UI" w:eastAsia="Times New Roman" w:hAnsi="Nirmala UI" w:cs="Nirmala UI"/>
-          <w:sz w:val="24"/>
-          <w:szCs w:val="24"/>
-        </w:rPr>
-        <w:t>এখানে</w:t>
-      </w:r>
-      <w:proofErr w:type="spellEnd"/>
-      <w:r>
-        <w:rPr>
-          <w:rFonts w:ascii="Times New Roman" w:eastAsia="Times New Roman" w:hAnsi="Times New Roman" w:cs="Times New Roman"/>
-          <w:sz w:val="24"/>
-          <w:szCs w:val="24"/>
-        </w:rPr>
-        <w:t xml:space="preserve"> </w:t>
-      </w:r>
-      <w:proofErr w:type="spellStart"/>
       <w:r>
         <w:rPr>
           <w:rFonts w:ascii="Nirmala UI" w:eastAsia="Times New Roman" w:hAnsi="Nirmala UI" w:cs="Nirmala UI"/>
@@ -2604,7 +2917,6 @@
         </w:rPr>
         <w:t>শুধু</w:t>
       </w:r>
-      <w:proofErr w:type="spellEnd"/>
       <w:r>
         <w:rPr>
           <w:rFonts w:ascii="Times New Roman" w:eastAsia="Times New Roman" w:hAnsi="Times New Roman" w:cs="Times New Roman"/>
@@ -2613,23 +2925,13 @@
         </w:rPr>
         <w:t xml:space="preserve"> UI </w:t>
       </w:r>
-      <w:proofErr w:type="spellStart"/>
-      <w:r>
-        <w:rPr>
-          <w:rFonts w:ascii="Nirmala UI" w:eastAsia="Times New Roman" w:hAnsi="Nirmala UI" w:cs="Nirmala UI"/>
-          <w:sz w:val="24"/>
-          <w:szCs w:val="24"/>
-        </w:rPr>
-        <w:t>থাকবে</w:t>
-      </w:r>
-      <w:proofErr w:type="spellEnd"/>
-      <w:r>
-        <w:rPr>
-          <w:rFonts w:ascii="Nirmala UI" w:eastAsia="Times New Roman" w:hAnsi="Nirmala UI" w:cs="Nirmala UI"/>
-          <w:sz w:val="24"/>
-          <w:szCs w:val="24"/>
-        </w:rPr>
-        <w:t>।</w:t>
+      <w:r>
+        <w:rPr>
+          <w:rFonts w:ascii="Nirmala UI" w:eastAsia="Times New Roman" w:hAnsi="Nirmala UI" w:cs="Nirmala UI"/>
+          <w:sz w:val="24"/>
+          <w:szCs w:val="24"/>
+        </w:rPr>
+        <w:t>থাকবে।</w:t>
       </w:r>
     </w:p>
     <w:p>
@@ -2700,14 +3002,6 @@
           <w:szCs w:val="20"/>
         </w:rPr>
         <w:br/>
-      </w:r>
-      <w:r>
-        <w:rPr>
-          <w:rFonts w:ascii="Courier New" w:eastAsia="Times New Roman" w:hAnsi="Courier New" w:cs="Courier New"/>
-          <w:sz w:val="20"/>
-          <w:szCs w:val="20"/>
-        </w:rPr>
-        <w:lastRenderedPageBreak/>
         <w:t>Home Screen</w:t>
       </w:r>
       <w:r>
@@ -2759,17 +3053,8 @@
           <w:szCs w:val="20"/>
         </w:rPr>
         <w:br/>
-      </w:r>
-      <w:proofErr w:type="spellStart"/>
-      <w:r>
-        <w:rPr>
-          <w:rFonts w:ascii="Courier New" w:eastAsia="Times New Roman" w:hAnsi="Courier New" w:cs="Courier New"/>
-          <w:sz w:val="20"/>
-          <w:szCs w:val="20"/>
-        </w:rPr>
         <w:t>TextField</w:t>
       </w:r>
-      <w:proofErr w:type="spellEnd"/>
     </w:p>
     <w:p>
       <w:pPr>
@@ -2787,7 +3072,7 @@
           <w:szCs w:val="24"/>
         </w:rPr>
         <w:pict>
-          <v:rect id="_x0000_i1029" style="width:0;height:1.5pt" o:hralign="center" o:hrstd="t" o:hr="t" fillcolor="#a0a0a0" stroked="f"/>
+          <v:rect id="_x0000_i1030" style="width:0;height:1.5pt" o:hralign="center" o:hrstd="t" o:hr="t" fillcolor="#a0a0a0" stroked="f"/>
         </w:pict>
       </w:r>
     </w:p>
@@ -2853,7 +3138,6 @@
           <w:szCs w:val="24"/>
         </w:rPr>
       </w:pPr>
-      <w:proofErr w:type="spellStart"/>
       <w:r>
         <w:rPr>
           <w:rFonts w:ascii="Nirmala UI" w:eastAsia="Times New Roman" w:hAnsi="Nirmala UI" w:cs="Nirmala UI"/>
@@ -2862,7 +3146,6 @@
         </w:rPr>
         <w:t>এটাই</w:t>
       </w:r>
-      <w:proofErr w:type="spellEnd"/>
       <w:r>
         <w:rPr>
           <w:rFonts w:ascii="Times New Roman" w:eastAsia="Times New Roman" w:hAnsi="Times New Roman" w:cs="Times New Roman"/>
@@ -2871,7 +3154,6 @@
         </w:rPr>
         <w:t xml:space="preserve"> </w:t>
       </w:r>
-      <w:proofErr w:type="spellStart"/>
       <w:r>
         <w:rPr>
           <w:rFonts w:ascii="Nirmala UI" w:eastAsia="Times New Roman" w:hAnsi="Nirmala UI" w:cs="Nirmala UI"/>
@@ -2880,7 +3162,6 @@
         </w:rPr>
         <w:t>পুরো</w:t>
       </w:r>
-      <w:proofErr w:type="spellEnd"/>
       <w:r>
         <w:rPr>
           <w:rFonts w:ascii="Times New Roman" w:eastAsia="Times New Roman" w:hAnsi="Times New Roman" w:cs="Times New Roman"/>
@@ -2889,7 +3170,6 @@
         </w:rPr>
         <w:t xml:space="preserve"> App-</w:t>
       </w:r>
-      <w:proofErr w:type="spellStart"/>
       <w:r>
         <w:rPr>
           <w:rFonts w:ascii="Nirmala UI" w:eastAsia="Times New Roman" w:hAnsi="Nirmala UI" w:cs="Nirmala UI"/>
@@ -2898,7 +3178,6 @@
         </w:rPr>
         <w:t>এর</w:t>
       </w:r>
-      <w:proofErr w:type="spellEnd"/>
       <w:r>
         <w:rPr>
           <w:rFonts w:ascii="Times New Roman" w:eastAsia="Times New Roman" w:hAnsi="Times New Roman" w:cs="Times New Roman"/>
@@ -2925,7 +3204,6 @@
           <w:szCs w:val="24"/>
         </w:rPr>
       </w:pPr>
-      <w:proofErr w:type="spellStart"/>
       <w:r>
         <w:rPr>
           <w:rFonts w:ascii="Nirmala UI" w:eastAsia="Times New Roman" w:hAnsi="Nirmala UI" w:cs="Nirmala UI"/>
@@ -2934,7 +3212,6 @@
         </w:rPr>
         <w:t>এখানে</w:t>
       </w:r>
-      <w:proofErr w:type="spellEnd"/>
       <w:r>
         <w:rPr>
           <w:rFonts w:ascii="Times New Roman" w:eastAsia="Times New Roman" w:hAnsi="Times New Roman" w:cs="Times New Roman"/>
@@ -2943,7 +3220,6 @@
         </w:rPr>
         <w:t xml:space="preserve"> </w:t>
       </w:r>
-      <w:proofErr w:type="spellStart"/>
       <w:r>
         <w:rPr>
           <w:rFonts w:ascii="Nirmala UI" w:eastAsia="Times New Roman" w:hAnsi="Nirmala UI" w:cs="Nirmala UI"/>
@@ -2952,13 +3228,12 @@
         </w:rPr>
         <w:t>থাকবে</w:t>
       </w:r>
-      <w:proofErr w:type="spellEnd"/>
     </w:p>
     <w:p>
       <w:pPr>
         <w:numPr>
           <w:ilvl w:val="0"/>
-          <w:numId w:val="2"/>
+          <w:numId w:val="7"/>
         </w:numPr>
         <w:spacing w:before="100" w:beforeAutospacing="1" w:after="100" w:afterAutospacing="1" w:line="240" w:lineRule="auto"/>
         <w:rPr>
@@ -2980,7 +3255,7 @@
       <w:pPr>
         <w:numPr>
           <w:ilvl w:val="0"/>
-          <w:numId w:val="2"/>
+          <w:numId w:val="7"/>
         </w:numPr>
         <w:spacing w:before="100" w:beforeAutospacing="1" w:after="100" w:afterAutospacing="1" w:line="240" w:lineRule="auto"/>
         <w:rPr>
@@ -3002,7 +3277,7 @@
       <w:pPr>
         <w:numPr>
           <w:ilvl w:val="0"/>
-          <w:numId w:val="2"/>
+          <w:numId w:val="7"/>
         </w:numPr>
         <w:spacing w:before="100" w:beforeAutospacing="1" w:after="100" w:afterAutospacing="1" w:line="240" w:lineRule="auto"/>
         <w:rPr>
@@ -3024,7 +3299,7 @@
       <w:pPr>
         <w:numPr>
           <w:ilvl w:val="0"/>
-          <w:numId w:val="2"/>
+          <w:numId w:val="7"/>
         </w:numPr>
         <w:spacing w:before="100" w:beforeAutospacing="1" w:after="100" w:afterAutospacing="1" w:line="240" w:lineRule="auto"/>
         <w:rPr>
@@ -3051,7 +3326,6 @@
           <w:szCs w:val="24"/>
         </w:rPr>
       </w:pPr>
-      <w:proofErr w:type="spellStart"/>
       <w:r>
         <w:rPr>
           <w:rFonts w:ascii="Nirmala UI" w:eastAsia="Times New Roman" w:hAnsi="Nirmala UI" w:cs="Nirmala UI"/>
@@ -3060,7 +3334,6 @@
         </w:rPr>
         <w:t>উদাহরণ</w:t>
       </w:r>
-      <w:proofErr w:type="spellEnd"/>
     </w:p>
     <w:p>
       <w:pPr>
@@ -3146,6 +3419,14 @@
           <w:szCs w:val="20"/>
         </w:rPr>
         <w:br/>
+      </w:r>
+      <w:r>
+        <w:rPr>
+          <w:rFonts w:ascii="Courier New" w:eastAsia="Times New Roman" w:hAnsi="Courier New" w:cs="Courier New"/>
+          <w:sz w:val="20"/>
+          <w:szCs w:val="20"/>
+        </w:rPr>
+        <w:lastRenderedPageBreak/>
         <w:t>Add Attendance</w:t>
       </w:r>
       <w:r>
@@ -3175,7 +3456,6 @@
           <w:szCs w:val="24"/>
         </w:rPr>
       </w:pPr>
-      <w:proofErr w:type="spellStart"/>
       <w:r>
         <w:rPr>
           <w:rFonts w:ascii="Nirmala UI" w:eastAsia="Times New Roman" w:hAnsi="Nirmala UI" w:cs="Nirmala UI"/>
@@ -3184,7 +3464,6 @@
         </w:rPr>
         <w:t>এখানে</w:t>
       </w:r>
-      <w:proofErr w:type="spellEnd"/>
       <w:r>
         <w:rPr>
           <w:rFonts w:ascii="Times New Roman" w:eastAsia="Times New Roman" w:hAnsi="Times New Roman" w:cs="Times New Roman"/>
@@ -3193,7 +3472,6 @@
         </w:rPr>
         <w:t xml:space="preserve"> Firebase </w:t>
       </w:r>
-      <w:proofErr w:type="spellStart"/>
       <w:r>
         <w:rPr>
           <w:rFonts w:ascii="Nirmala UI" w:eastAsia="Times New Roman" w:hAnsi="Nirmala UI" w:cs="Nirmala UI"/>
@@ -3202,7 +3480,6 @@
         </w:rPr>
         <w:t>বা</w:t>
       </w:r>
-      <w:proofErr w:type="spellEnd"/>
       <w:r>
         <w:rPr>
           <w:rFonts w:ascii="Times New Roman" w:eastAsia="Times New Roman" w:hAnsi="Times New Roman" w:cs="Times New Roman"/>
@@ -3211,7 +3488,6 @@
         </w:rPr>
         <w:t xml:space="preserve"> API-</w:t>
       </w:r>
-      <w:proofErr w:type="spellStart"/>
       <w:r>
         <w:rPr>
           <w:rFonts w:ascii="Nirmala UI" w:eastAsia="Times New Roman" w:hAnsi="Nirmala UI" w:cs="Nirmala UI"/>
@@ -3220,7 +3496,6 @@
         </w:rPr>
         <w:t>এর</w:t>
       </w:r>
-      <w:proofErr w:type="spellEnd"/>
       <w:r>
         <w:rPr>
           <w:rFonts w:ascii="Times New Roman" w:eastAsia="Times New Roman" w:hAnsi="Times New Roman" w:cs="Times New Roman"/>
@@ -3229,7 +3504,6 @@
         </w:rPr>
         <w:t xml:space="preserve"> </w:t>
       </w:r>
-      <w:proofErr w:type="spellStart"/>
       <w:r>
         <w:rPr>
           <w:rFonts w:ascii="Nirmala UI" w:eastAsia="Times New Roman" w:hAnsi="Nirmala UI" w:cs="Nirmala UI"/>
@@ -3238,7 +3512,6 @@
         </w:rPr>
         <w:t>কোনো</w:t>
       </w:r>
-      <w:proofErr w:type="spellEnd"/>
       <w:r>
         <w:rPr>
           <w:rFonts w:ascii="Times New Roman" w:eastAsia="Times New Roman" w:hAnsi="Times New Roman" w:cs="Times New Roman"/>
@@ -3247,7 +3520,6 @@
         </w:rPr>
         <w:t xml:space="preserve"> Code </w:t>
       </w:r>
-      <w:proofErr w:type="spellStart"/>
       <w:r>
         <w:rPr>
           <w:rFonts w:ascii="Nirmala UI" w:eastAsia="Times New Roman" w:hAnsi="Nirmala UI" w:cs="Nirmala UI"/>
@@ -3256,7 +3528,6 @@
         </w:rPr>
         <w:t>থাকবে</w:t>
       </w:r>
-      <w:proofErr w:type="spellEnd"/>
       <w:r>
         <w:rPr>
           <w:rFonts w:ascii="Times New Roman" w:eastAsia="Times New Roman" w:hAnsi="Times New Roman" w:cs="Times New Roman"/>
@@ -3265,23 +3536,13 @@
         </w:rPr>
         <w:t xml:space="preserve"> </w:t>
       </w:r>
-      <w:proofErr w:type="spellStart"/>
-      <w:r>
-        <w:rPr>
-          <w:rFonts w:ascii="Nirmala UI" w:eastAsia="Times New Roman" w:hAnsi="Nirmala UI" w:cs="Nirmala UI"/>
-          <w:sz w:val="24"/>
-          <w:szCs w:val="24"/>
-        </w:rPr>
-        <w:t>না</w:t>
-      </w:r>
-      <w:proofErr w:type="spellEnd"/>
-      <w:r>
-        <w:rPr>
-          <w:rFonts w:ascii="Nirmala UI" w:eastAsia="Times New Roman" w:hAnsi="Nirmala UI" w:cs="Nirmala UI"/>
-          <w:sz w:val="24"/>
-          <w:szCs w:val="24"/>
-        </w:rPr>
-        <w:t>।</w:t>
+      <w:r>
+        <w:rPr>
+          <w:rFonts w:ascii="Nirmala UI" w:eastAsia="Times New Roman" w:hAnsi="Nirmala UI" w:cs="Nirmala UI"/>
+          <w:sz w:val="24"/>
+          <w:szCs w:val="24"/>
+        </w:rPr>
+        <w:t>না।</w:t>
       </w:r>
     </w:p>
     <w:p>
@@ -3300,7 +3561,7 @@
           <w:szCs w:val="24"/>
         </w:rPr>
         <w:pict>
-          <v:rect id="_x0000_i1030" style="width:0;height:1.5pt" o:hralign="center" o:hrstd="t" o:hr="t" fillcolor="#a0a0a0" stroked="f"/>
+          <v:rect id="_x0000_i1031" style="width:0;height:1.5pt" o:hralign="center" o:hrstd="t" o:hr="t" fillcolor="#a0a0a0" stroked="f"/>
         </w:pict>
       </w:r>
     </w:p>
@@ -3356,7 +3617,6 @@
           <w:szCs w:val="24"/>
         </w:rPr>
       </w:pPr>
-      <w:proofErr w:type="spellStart"/>
       <w:r>
         <w:rPr>
           <w:rFonts w:ascii="Nirmala UI" w:eastAsia="Times New Roman" w:hAnsi="Nirmala UI" w:cs="Nirmala UI"/>
@@ -3365,7 +3625,6 @@
         </w:rPr>
         <w:t>এখানে</w:t>
       </w:r>
-      <w:proofErr w:type="spellEnd"/>
       <w:r>
         <w:rPr>
           <w:rFonts w:ascii="Times New Roman" w:eastAsia="Times New Roman" w:hAnsi="Times New Roman" w:cs="Times New Roman"/>
@@ -3374,7 +3633,6 @@
         </w:rPr>
         <w:t xml:space="preserve"> </w:t>
       </w:r>
-      <w:proofErr w:type="spellStart"/>
       <w:r>
         <w:rPr>
           <w:rFonts w:ascii="Nirmala UI" w:eastAsia="Times New Roman" w:hAnsi="Nirmala UI" w:cs="Nirmala UI"/>
@@ -3383,7 +3641,6 @@
         </w:rPr>
         <w:t>থাকবে</w:t>
       </w:r>
-      <w:proofErr w:type="spellEnd"/>
     </w:p>
     <w:p>
       <w:pPr>
@@ -3502,7 +3759,6 @@
           <w:sz w:val="20"/>
           <w:szCs w:val="20"/>
         </w:rPr>
-        <w:lastRenderedPageBreak/>
         <w:br/>
         <w:t>Local Storage</w:t>
       </w:r>
@@ -3532,7 +3788,6 @@
         </w:rPr>
         <w:t xml:space="preserve"> Layer </w:t>
       </w:r>
-      <w:proofErr w:type="spellStart"/>
       <w:r>
         <w:rPr>
           <w:rFonts w:ascii="Nirmala UI" w:eastAsia="Times New Roman" w:hAnsi="Nirmala UI" w:cs="Nirmala UI"/>
@@ -3541,7 +3796,6 @@
         </w:rPr>
         <w:t>শুধু</w:t>
       </w:r>
-      <w:proofErr w:type="spellEnd"/>
       <w:r>
         <w:rPr>
           <w:rFonts w:ascii="Times New Roman" w:eastAsia="Times New Roman" w:hAnsi="Times New Roman" w:cs="Times New Roman"/>
@@ -3550,7 +3804,6 @@
         </w:rPr>
         <w:t xml:space="preserve"> Data </w:t>
       </w:r>
-      <w:proofErr w:type="spellStart"/>
       <w:r>
         <w:rPr>
           <w:rFonts w:ascii="Nirmala UI" w:eastAsia="Times New Roman" w:hAnsi="Nirmala UI" w:cs="Nirmala UI"/>
@@ -3575,7 +3828,6 @@
         </w:rPr>
         <w:t>নেওয়ার</w:t>
       </w:r>
-      <w:proofErr w:type="spellEnd"/>
       <w:r>
         <w:rPr>
           <w:rFonts w:ascii="Times New Roman" w:eastAsia="Times New Roman" w:hAnsi="Times New Roman" w:cs="Times New Roman"/>
@@ -3584,7 +3836,6 @@
         </w:rPr>
         <w:t xml:space="preserve"> </w:t>
       </w:r>
-      <w:proofErr w:type="spellStart"/>
       <w:r>
         <w:rPr>
           <w:rFonts w:ascii="Nirmala UI" w:eastAsia="Times New Roman" w:hAnsi="Nirmala UI" w:cs="Nirmala UI"/>
@@ -3593,7 +3844,6 @@
         </w:rPr>
         <w:t>কাজ</w:t>
       </w:r>
-      <w:proofErr w:type="spellEnd"/>
       <w:r>
         <w:rPr>
           <w:rFonts w:ascii="Times New Roman" w:eastAsia="Times New Roman" w:hAnsi="Times New Roman" w:cs="Times New Roman"/>
@@ -3602,23 +3852,13 @@
         </w:rPr>
         <w:t xml:space="preserve"> </w:t>
       </w:r>
-      <w:proofErr w:type="spellStart"/>
-      <w:r>
-        <w:rPr>
-          <w:rFonts w:ascii="Nirmala UI" w:eastAsia="Times New Roman" w:hAnsi="Nirmala UI" w:cs="Nirmala UI"/>
-          <w:sz w:val="24"/>
-          <w:szCs w:val="24"/>
-        </w:rPr>
-        <w:t>করবে</w:t>
-      </w:r>
-      <w:proofErr w:type="spellEnd"/>
-      <w:r>
-        <w:rPr>
-          <w:rFonts w:ascii="Nirmala UI" w:eastAsia="Times New Roman" w:hAnsi="Nirmala UI" w:cs="Nirmala UI"/>
-          <w:sz w:val="24"/>
-          <w:szCs w:val="24"/>
-        </w:rPr>
-        <w:t>।</w:t>
+      <w:r>
+        <w:rPr>
+          <w:rFonts w:ascii="Nirmala UI" w:eastAsia="Times New Roman" w:hAnsi="Nirmala UI" w:cs="Nirmala UI"/>
+          <w:sz w:val="24"/>
+          <w:szCs w:val="24"/>
+        </w:rPr>
+        <w:t>করবে।</w:t>
       </w:r>
     </w:p>
     <w:p>
@@ -3637,7 +3877,7 @@
           <w:szCs w:val="24"/>
         </w:rPr>
         <w:pict>
-          <v:rect id="_x0000_i1031" style="width:0;height:1.5pt" o:hralign="center" o:hrstd="t" o:hr="t" fillcolor="#a0a0a0" stroked="f"/>
+          <v:rect id="_x0000_i1032" style="width:0;height:1.5pt" o:hralign="center" o:hrstd="t" o:hr="t" fillcolor="#a0a0a0" stroked="f"/>
         </w:pict>
       </w:r>
     </w:p>
@@ -3653,7 +3893,6 @@
           <w:szCs w:val="36"/>
         </w:rPr>
       </w:pPr>
-      <w:proofErr w:type="spellStart"/>
       <w:r>
         <w:rPr>
           <w:rFonts w:ascii="Nirmala UI" w:eastAsia="Times New Roman" w:hAnsi="Nirmala UI" w:cs="Nirmala UI"/>
@@ -3664,7 +3903,6 @@
         </w:rPr>
         <w:t>পুরো</w:t>
       </w:r>
-      <w:proofErr w:type="spellEnd"/>
       <w:r>
         <w:rPr>
           <w:rFonts w:ascii="Times New Roman" w:eastAsia="Times New Roman" w:hAnsi="Times New Roman" w:cs="Times New Roman"/>
@@ -3895,6 +4133,7 @@
           <w:sz w:val="20"/>
           <w:szCs w:val="20"/>
         </w:rPr>
+        <w:lastRenderedPageBreak/>
         <w:br/>
         <w:t>↓</w:t>
       </w:r>
@@ -3975,7 +4214,6 @@
         </w:rPr>
         <w:t xml:space="preserve"> Flow-</w:t>
       </w:r>
-      <w:proofErr w:type="spellStart"/>
       <w:r>
         <w:rPr>
           <w:rFonts w:ascii="Nirmala UI" w:eastAsia="Times New Roman" w:hAnsi="Nirmala UI" w:cs="Nirmala UI"/>
@@ -3984,7 +4222,6 @@
         </w:rPr>
         <w:t>টি</w:t>
       </w:r>
-      <w:proofErr w:type="spellEnd"/>
       <w:r>
         <w:rPr>
           <w:rFonts w:ascii="Times New Roman" w:eastAsia="Times New Roman" w:hAnsi="Times New Roman" w:cs="Times New Roman"/>
@@ -4009,7 +4246,6 @@
         </w:rPr>
         <w:t xml:space="preserve"> </w:t>
       </w:r>
-      <w:proofErr w:type="spellStart"/>
       <w:r>
         <w:rPr>
           <w:rFonts w:ascii="Nirmala UI" w:eastAsia="Times New Roman" w:hAnsi="Nirmala UI" w:cs="Nirmala UI"/>
@@ -4018,7 +4254,6 @@
         </w:rPr>
         <w:t>অনেক</w:t>
       </w:r>
-      <w:proofErr w:type="spellEnd"/>
       <w:r>
         <w:rPr>
           <w:rFonts w:ascii="Times New Roman" w:eastAsia="Times New Roman" w:hAnsi="Times New Roman" w:cs="Times New Roman"/>
@@ -4027,23 +4262,13 @@
         </w:rPr>
         <w:t xml:space="preserve"> </w:t>
       </w:r>
-      <w:proofErr w:type="spellStart"/>
-      <w:r>
-        <w:rPr>
-          <w:rFonts w:ascii="Nirmala UI" w:eastAsia="Times New Roman" w:hAnsi="Nirmala UI" w:cs="Nirmala UI"/>
-          <w:sz w:val="24"/>
-          <w:szCs w:val="24"/>
-        </w:rPr>
-        <w:t>গুরুত্বপূর্ণ</w:t>
-      </w:r>
-      <w:proofErr w:type="spellEnd"/>
-      <w:r>
-        <w:rPr>
-          <w:rFonts w:ascii="Nirmala UI" w:eastAsia="Times New Roman" w:hAnsi="Nirmala UI" w:cs="Nirmala UI"/>
-          <w:sz w:val="24"/>
-          <w:szCs w:val="24"/>
-        </w:rPr>
-        <w:t>।</w:t>
+      <w:r>
+        <w:rPr>
+          <w:rFonts w:ascii="Nirmala UI" w:eastAsia="Times New Roman" w:hAnsi="Nirmala UI" w:cs="Nirmala UI"/>
+          <w:sz w:val="24"/>
+          <w:szCs w:val="24"/>
+        </w:rPr>
+        <w:t>গুরুত্বপূর্ণ।</w:t>
       </w:r>
     </w:p>
     <w:p>
@@ -4062,7 +4287,7 @@
           <w:szCs w:val="24"/>
         </w:rPr>
         <w:pict>
-          <v:rect id="_x0000_i1032" style="width:0;height:1.5pt" o:hralign="center" o:hrstd="t" o:hr="t" fillcolor="#a0a0a0" stroked="f"/>
+          <v:rect id="_x0000_i1033" style="width:0;height:1.5pt" o:hralign="center" o:hrstd="t" o:hr="t" fillcolor="#a0a0a0" stroked="f"/>
         </w:pict>
       </w:r>
     </w:p>
@@ -4119,7 +4344,6 @@
         </w:rPr>
         <w:t xml:space="preserve">Professional Flutter Project </w:t>
       </w:r>
-      <w:proofErr w:type="spellStart"/>
       <w:r>
         <w:rPr>
           <w:rFonts w:ascii="Nirmala UI" w:eastAsia="Times New Roman" w:hAnsi="Nirmala UI" w:cs="Nirmala UI"/>
@@ -4128,7 +4352,6 @@
         </w:rPr>
         <w:t>সাধারণত</w:t>
       </w:r>
-      <w:proofErr w:type="spellEnd"/>
       <w:r>
         <w:rPr>
           <w:rFonts w:ascii="Times New Roman" w:eastAsia="Times New Roman" w:hAnsi="Times New Roman" w:cs="Times New Roman"/>
@@ -4230,14 +4453,6 @@
           <w:szCs w:val="20"/>
         </w:rPr>
         <w:br/>
-      </w:r>
-      <w:r>
-        <w:rPr>
-          <w:rFonts w:ascii="Courier New" w:eastAsia="Times New Roman" w:hAnsi="Courier New" w:cs="Courier New"/>
-          <w:sz w:val="20"/>
-          <w:szCs w:val="20"/>
-        </w:rPr>
-        <w:lastRenderedPageBreak/>
         <w:t>│   ├── constants/</w:t>
       </w:r>
       <w:r>
@@ -4274,25 +4489,7 @@
           <w:szCs w:val="20"/>
         </w:rPr>
         <w:br/>
-        <w:t xml:space="preserve">│   └── </w:t>
-      </w:r>
-      <w:proofErr w:type="spellStart"/>
-      <w:r>
-        <w:rPr>
-          <w:rFonts w:ascii="Courier New" w:eastAsia="Times New Roman" w:hAnsi="Courier New" w:cs="Courier New"/>
-          <w:sz w:val="20"/>
-          <w:szCs w:val="20"/>
-        </w:rPr>
-        <w:t>utils</w:t>
-      </w:r>
-      <w:proofErr w:type="spellEnd"/>
-      <w:r>
-        <w:rPr>
-          <w:rFonts w:ascii="Courier New" w:eastAsia="Times New Roman" w:hAnsi="Courier New" w:cs="Courier New"/>
-          <w:sz w:val="20"/>
-          <w:szCs w:val="20"/>
-        </w:rPr>
-        <w:t>/</w:t>
+        <w:t>│   └── utils/</w:t>
       </w:r>
       <w:r>
         <w:rPr>
@@ -4319,25 +4516,7 @@
           <w:szCs w:val="20"/>
         </w:rPr>
         <w:br/>
-        <w:t xml:space="preserve">│   ├── </w:t>
-      </w:r>
-      <w:proofErr w:type="spellStart"/>
-      <w:r>
-        <w:rPr>
-          <w:rFonts w:ascii="Courier New" w:eastAsia="Times New Roman" w:hAnsi="Courier New" w:cs="Courier New"/>
-          <w:sz w:val="20"/>
-          <w:szCs w:val="20"/>
-        </w:rPr>
-        <w:t>auth</w:t>
-      </w:r>
-      <w:proofErr w:type="spellEnd"/>
-      <w:r>
-        <w:rPr>
-          <w:rFonts w:ascii="Courier New" w:eastAsia="Times New Roman" w:hAnsi="Courier New" w:cs="Courier New"/>
-          <w:sz w:val="20"/>
-          <w:szCs w:val="20"/>
-        </w:rPr>
-        <w:t>/</w:t>
+        <w:t>│   ├── auth/</w:t>
       </w:r>
       <w:r>
         <w:rPr>
@@ -4364,25 +4543,7 @@
           <w:szCs w:val="20"/>
         </w:rPr>
         <w:br/>
-        <w:t xml:space="preserve">│   ├── </w:t>
-      </w:r>
-      <w:proofErr w:type="spellStart"/>
-      <w:r>
-        <w:rPr>
-          <w:rFonts w:ascii="Courier New" w:eastAsia="Times New Roman" w:hAnsi="Courier New" w:cs="Courier New"/>
-          <w:sz w:val="20"/>
-          <w:szCs w:val="20"/>
-        </w:rPr>
-        <w:t>cgpa</w:t>
-      </w:r>
-      <w:proofErr w:type="spellEnd"/>
-      <w:r>
-        <w:rPr>
-          <w:rFonts w:ascii="Courier New" w:eastAsia="Times New Roman" w:hAnsi="Courier New" w:cs="Courier New"/>
-          <w:sz w:val="20"/>
-          <w:szCs w:val="20"/>
-        </w:rPr>
-        <w:t>/</w:t>
+        <w:t>│   ├── cgpa/</w:t>
       </w:r>
       <w:r>
         <w:rPr>
@@ -4454,18 +4615,8 @@
           <w:szCs w:val="20"/>
         </w:rPr>
         <w:br/>
-        <w:t xml:space="preserve">└── </w:t>
-      </w:r>
-      <w:proofErr w:type="spellStart"/>
-      <w:r>
-        <w:rPr>
-          <w:rFonts w:ascii="Courier New" w:eastAsia="Times New Roman" w:hAnsi="Courier New" w:cs="Courier New"/>
-          <w:sz w:val="20"/>
-          <w:szCs w:val="20"/>
-        </w:rPr>
-        <w:t>main.dart</w:t>
-      </w:r>
-      <w:proofErr w:type="spellEnd"/>
+        <w:t>└── main.dart</w:t>
+      </w:r>
     </w:p>
     <w:p>
       <w:pPr>
@@ -4483,7 +4634,7 @@
           <w:szCs w:val="24"/>
         </w:rPr>
         <w:pict>
-          <v:rect id="_x0000_i1033" style="width:0;height:1.5pt" o:hralign="center" o:hrstd="t" o:hr="t" fillcolor="#a0a0a0" stroked="f"/>
+          <v:rect id="_x0000_i1034" style="width:0;height:1.5pt" o:hralign="center" o:hrstd="t" o:hr="t" fillcolor="#a0a0a0" stroked="f"/>
         </w:pict>
       </w:r>
     </w:p>
@@ -4509,7 +4660,6 @@
         </w:rPr>
         <w:t>Feature Folder-</w:t>
       </w:r>
-      <w:proofErr w:type="spellStart"/>
       <w:r>
         <w:rPr>
           <w:rFonts w:ascii="Nirmala UI" w:eastAsia="Times New Roman" w:hAnsi="Nirmala UI" w:cs="Nirmala UI"/>
@@ -4520,7 +4670,6 @@
         </w:rPr>
         <w:t>এর</w:t>
       </w:r>
-      <w:proofErr w:type="spellEnd"/>
       <w:r>
         <w:rPr>
           <w:rFonts w:ascii="Times New Roman" w:eastAsia="Times New Roman" w:hAnsi="Times New Roman" w:cs="Times New Roman"/>
@@ -4531,7 +4680,6 @@
         </w:rPr>
         <w:t xml:space="preserve"> </w:t>
       </w:r>
-      <w:proofErr w:type="spellStart"/>
       <w:r>
         <w:rPr>
           <w:rFonts w:ascii="Nirmala UI" w:eastAsia="Times New Roman" w:hAnsi="Nirmala UI" w:cs="Nirmala UI"/>
@@ -4542,7 +4690,6 @@
         </w:rPr>
         <w:t>ভিতরে</w:t>
       </w:r>
-      <w:proofErr w:type="spellEnd"/>
     </w:p>
     <w:p>
       <w:pPr>
@@ -4571,23 +4718,13 @@
           <w:szCs w:val="20"/>
         </w:rPr>
       </w:pPr>
-      <w:proofErr w:type="spellStart"/>
-      <w:r>
-        <w:rPr>
-          <w:rFonts w:ascii="Courier New" w:eastAsia="Times New Roman" w:hAnsi="Courier New" w:cs="Courier New"/>
-          <w:sz w:val="20"/>
-          <w:szCs w:val="20"/>
-        </w:rPr>
-        <w:t>auth</w:t>
-      </w:r>
-      <w:proofErr w:type="spellEnd"/>
-      <w:r>
-        <w:rPr>
-          <w:rFonts w:ascii="Courier New" w:eastAsia="Times New Roman" w:hAnsi="Courier New" w:cs="Courier New"/>
-          <w:sz w:val="20"/>
-          <w:szCs w:val="20"/>
-        </w:rPr>
-        <w:t>/</w:t>
+      <w:r>
+        <w:rPr>
+          <w:rFonts w:ascii="Courier New" w:eastAsia="Times New Roman" w:hAnsi="Courier New" w:cs="Courier New"/>
+          <w:sz w:val="20"/>
+          <w:szCs w:val="20"/>
+        </w:rPr>
+        <w:t>auth/</w:t>
       </w:r>
       <w:r>
         <w:rPr>
@@ -4658,6 +4795,14 @@
           <w:szCs w:val="20"/>
         </w:rPr>
         <w:br/>
+      </w:r>
+      <w:r>
+        <w:rPr>
+          <w:rFonts w:ascii="Courier New" w:eastAsia="Times New Roman" w:hAnsi="Courier New" w:cs="Courier New"/>
+          <w:sz w:val="20"/>
+          <w:szCs w:val="20"/>
+        </w:rPr>
+        <w:lastRenderedPageBreak/>
         <w:t>│   ├── entities/</w:t>
       </w:r>
       <w:r>
@@ -4676,25 +4821,7 @@
           <w:szCs w:val="20"/>
         </w:rPr>
         <w:br/>
-        <w:t xml:space="preserve">│   └── </w:t>
-      </w:r>
-      <w:proofErr w:type="spellStart"/>
-      <w:r>
-        <w:rPr>
-          <w:rFonts w:ascii="Courier New" w:eastAsia="Times New Roman" w:hAnsi="Courier New" w:cs="Courier New"/>
-          <w:sz w:val="20"/>
-          <w:szCs w:val="20"/>
-        </w:rPr>
-        <w:t>usecases</w:t>
-      </w:r>
-      <w:proofErr w:type="spellEnd"/>
-      <w:r>
-        <w:rPr>
-          <w:rFonts w:ascii="Courier New" w:eastAsia="Times New Roman" w:hAnsi="Courier New" w:cs="Courier New"/>
-          <w:sz w:val="20"/>
-          <w:szCs w:val="20"/>
-        </w:rPr>
-        <w:t>/</w:t>
+        <w:t>│   └── usecases/</w:t>
       </w:r>
       <w:r>
         <w:rPr>
@@ -4721,25 +4848,7 @@
           <w:szCs w:val="20"/>
         </w:rPr>
         <w:br/>
-        <w:t xml:space="preserve">    ├── </w:t>
-      </w:r>
-      <w:proofErr w:type="spellStart"/>
-      <w:r>
-        <w:rPr>
-          <w:rFonts w:ascii="Courier New" w:eastAsia="Times New Roman" w:hAnsi="Courier New" w:cs="Courier New"/>
-          <w:sz w:val="20"/>
-          <w:szCs w:val="20"/>
-        </w:rPr>
-        <w:t>datasource</w:t>
-      </w:r>
-      <w:proofErr w:type="spellEnd"/>
-      <w:r>
-        <w:rPr>
-          <w:rFonts w:ascii="Courier New" w:eastAsia="Times New Roman" w:hAnsi="Courier New" w:cs="Courier New"/>
-          <w:sz w:val="20"/>
-          <w:szCs w:val="20"/>
-        </w:rPr>
-        <w:t>/</w:t>
+        <w:t xml:space="preserve">    ├── datasource/</w:t>
       </w:r>
       <w:r>
         <w:rPr>
@@ -4769,7 +4878,6 @@
           <w:szCs w:val="24"/>
         </w:rPr>
       </w:pPr>
-      <w:proofErr w:type="spellStart"/>
       <w:r>
         <w:rPr>
           <w:rFonts w:ascii="Nirmala UI" w:eastAsia="Times New Roman" w:hAnsi="Nirmala UI" w:cs="Nirmala UI"/>
@@ -4778,7 +4886,6 @@
         </w:rPr>
         <w:t>এভাবে</w:t>
       </w:r>
-      <w:proofErr w:type="spellEnd"/>
       <w:r>
         <w:rPr>
           <w:rFonts w:ascii="Times New Roman" w:eastAsia="Times New Roman" w:hAnsi="Times New Roman" w:cs="Times New Roman"/>
@@ -4787,7 +4894,6 @@
         </w:rPr>
         <w:t xml:space="preserve"> </w:t>
       </w:r>
-      <w:proofErr w:type="spellStart"/>
       <w:r>
         <w:rPr>
           <w:rFonts w:ascii="Nirmala UI" w:eastAsia="Times New Roman" w:hAnsi="Nirmala UI" w:cs="Nirmala UI"/>
@@ -4796,7 +4902,6 @@
         </w:rPr>
         <w:t>প্রতিটি</w:t>
       </w:r>
-      <w:proofErr w:type="spellEnd"/>
       <w:r>
         <w:rPr>
           <w:rFonts w:ascii="Times New Roman" w:eastAsia="Times New Roman" w:hAnsi="Times New Roman" w:cs="Times New Roman"/>
@@ -4805,7 +4910,6 @@
         </w:rPr>
         <w:t xml:space="preserve"> Feature </w:t>
       </w:r>
-      <w:proofErr w:type="spellStart"/>
       <w:r>
         <w:rPr>
           <w:rFonts w:ascii="Nirmala UI" w:eastAsia="Times New Roman" w:hAnsi="Nirmala UI" w:cs="Nirmala UI"/>
@@ -4814,7 +4918,6 @@
         </w:rPr>
         <w:t>আলাদা</w:t>
       </w:r>
-      <w:proofErr w:type="spellEnd"/>
       <w:r>
         <w:rPr>
           <w:rFonts w:ascii="Times New Roman" w:eastAsia="Times New Roman" w:hAnsi="Times New Roman" w:cs="Times New Roman"/>
@@ -4823,23 +4926,13 @@
         </w:rPr>
         <w:t xml:space="preserve"> </w:t>
       </w:r>
-      <w:proofErr w:type="spellStart"/>
-      <w:r>
-        <w:rPr>
-          <w:rFonts w:ascii="Nirmala UI" w:eastAsia="Times New Roman" w:hAnsi="Nirmala UI" w:cs="Nirmala UI"/>
-          <w:sz w:val="24"/>
-          <w:szCs w:val="24"/>
-        </w:rPr>
-        <w:t>থাকবে</w:t>
-      </w:r>
-      <w:proofErr w:type="spellEnd"/>
-      <w:r>
-        <w:rPr>
-          <w:rFonts w:ascii="Nirmala UI" w:eastAsia="Times New Roman" w:hAnsi="Nirmala UI" w:cs="Nirmala UI"/>
-          <w:sz w:val="24"/>
-          <w:szCs w:val="24"/>
-        </w:rPr>
-        <w:t>।</w:t>
+      <w:r>
+        <w:rPr>
+          <w:rFonts w:ascii="Nirmala UI" w:eastAsia="Times New Roman" w:hAnsi="Nirmala UI" w:cs="Nirmala UI"/>
+          <w:sz w:val="24"/>
+          <w:szCs w:val="24"/>
+        </w:rPr>
+        <w:t>থাকবে।</w:t>
       </w:r>
     </w:p>
     <w:p>
@@ -4858,7 +4951,7 @@
           <w:szCs w:val="24"/>
         </w:rPr>
         <w:pict>
-          <v:rect id="_x0000_i1034" style="width:0;height:1.5pt" o:hralign="center" o:hrstd="t" o:hr="t" fillcolor="#a0a0a0" stroked="f"/>
+          <v:rect id="_x0000_i1035" style="width:0;height:1.5pt" o:hralign="center" o:hrstd="t" o:hr="t" fillcolor="#a0a0a0" stroked="f"/>
         </w:pict>
       </w:r>
     </w:p>
@@ -4907,7 +5000,6 @@
           <w:szCs w:val="24"/>
         </w:rPr>
       </w:pPr>
-      <w:proofErr w:type="spellStart"/>
       <w:r>
         <w:rPr>
           <w:rFonts w:ascii="Nirmala UI" w:eastAsia="Times New Roman" w:hAnsi="Nirmala UI" w:cs="Nirmala UI"/>
@@ -4916,7 +5008,6 @@
         </w:rPr>
         <w:t>ধরো</w:t>
       </w:r>
-      <w:proofErr w:type="spellEnd"/>
       <w:r>
         <w:rPr>
           <w:rFonts w:ascii="Times New Roman" w:eastAsia="Times New Roman" w:hAnsi="Times New Roman" w:cs="Times New Roman"/>
@@ -5001,11 +5092,290 @@
           <w:sz w:val="20"/>
           <w:szCs w:val="20"/>
         </w:rPr>
+        <w:br/>
+        <w:t>Presentation</w:t>
+      </w:r>
+      <w:proofErr w:type="gramEnd"/>
+      <w:r>
+        <w:rPr>
+          <w:rFonts w:ascii="Courier New" w:eastAsia="Times New Roman" w:hAnsi="Courier New" w:cs="Courier New"/>
+          <w:sz w:val="20"/>
+          <w:szCs w:val="20"/>
+        </w:rPr>
+        <w:br/>
+      </w:r>
+      <w:r>
+        <w:rPr>
+          <w:rFonts w:ascii="Courier New" w:eastAsia="Times New Roman" w:hAnsi="Courier New" w:cs="Courier New"/>
+          <w:sz w:val="20"/>
+          <w:szCs w:val="20"/>
+        </w:rPr>
+        <w:br/>
+        <w:t>↓</w:t>
+      </w:r>
+      <w:r>
+        <w:rPr>
+          <w:rFonts w:ascii="Courier New" w:eastAsia="Times New Roman" w:hAnsi="Courier New" w:cs="Courier New"/>
+          <w:sz w:val="20"/>
+          <w:szCs w:val="20"/>
+        </w:rPr>
+        <w:br/>
+      </w:r>
+      <w:r>
+        <w:rPr>
+          <w:rFonts w:ascii="Courier New" w:eastAsia="Times New Roman" w:hAnsi="Courier New" w:cs="Courier New"/>
+          <w:sz w:val="20"/>
+          <w:szCs w:val="20"/>
+        </w:rPr>
+        <w:br/>
+        <w:t>Login Screen</w:t>
+      </w:r>
+      <w:r>
+        <w:rPr>
+          <w:rFonts w:ascii="Courier New" w:eastAsia="Times New Roman" w:hAnsi="Courier New" w:cs="Courier New"/>
+          <w:sz w:val="20"/>
+          <w:szCs w:val="20"/>
+        </w:rPr>
+        <w:br/>
+      </w:r>
+      <w:r>
+        <w:rPr>
+          <w:rFonts w:ascii="Courier New" w:eastAsia="Times New Roman" w:hAnsi="Courier New" w:cs="Courier New"/>
+          <w:sz w:val="20"/>
+          <w:szCs w:val="20"/>
+        </w:rPr>
+        <w:br/>
+        <w:t>↓</w:t>
+      </w:r>
+      <w:r>
+        <w:rPr>
+          <w:rFonts w:ascii="Courier New" w:eastAsia="Times New Roman" w:hAnsi="Courier New" w:cs="Courier New"/>
+          <w:sz w:val="20"/>
+          <w:szCs w:val="20"/>
+        </w:rPr>
+        <w:br/>
+      </w:r>
+      <w:r>
+        <w:rPr>
+          <w:rFonts w:ascii="Courier New" w:eastAsia="Times New Roman" w:hAnsi="Courier New" w:cs="Courier New"/>
+          <w:sz w:val="20"/>
+          <w:szCs w:val="20"/>
+        </w:rPr>
+        <w:br/>
+        <w:t>Provider</w:t>
+      </w:r>
+      <w:r>
+        <w:rPr>
+          <w:rFonts w:ascii="Courier New" w:eastAsia="Times New Roman" w:hAnsi="Courier New" w:cs="Courier New"/>
+          <w:sz w:val="20"/>
+          <w:szCs w:val="20"/>
+        </w:rPr>
+        <w:br/>
+      </w:r>
+      <w:r>
+        <w:rPr>
+          <w:rFonts w:ascii="Courier New" w:eastAsia="Times New Roman" w:hAnsi="Courier New" w:cs="Courier New"/>
+          <w:sz w:val="20"/>
+          <w:szCs w:val="20"/>
+        </w:rPr>
+        <w:br/>
+        <w:t>↓</w:t>
+      </w:r>
+      <w:r>
+        <w:rPr>
+          <w:rFonts w:ascii="Courier New" w:eastAsia="Times New Roman" w:hAnsi="Courier New" w:cs="Courier New"/>
+          <w:sz w:val="20"/>
+          <w:szCs w:val="20"/>
+        </w:rPr>
+        <w:br/>
+      </w:r>
+      <w:r>
+        <w:rPr>
+          <w:rFonts w:ascii="Courier New" w:eastAsia="Times New Roman" w:hAnsi="Courier New" w:cs="Courier New"/>
+          <w:sz w:val="20"/>
+          <w:szCs w:val="20"/>
+        </w:rPr>
+        <w:br/>
+        <w:t>Domain</w:t>
+      </w:r>
+      <w:r>
+        <w:rPr>
+          <w:rFonts w:ascii="Courier New" w:eastAsia="Times New Roman" w:hAnsi="Courier New" w:cs="Courier New"/>
+          <w:sz w:val="20"/>
+          <w:szCs w:val="20"/>
+        </w:rPr>
+        <w:br/>
+      </w:r>
+      <w:r>
+        <w:rPr>
+          <w:rFonts w:ascii="Courier New" w:eastAsia="Times New Roman" w:hAnsi="Courier New" w:cs="Courier New"/>
+          <w:sz w:val="20"/>
+          <w:szCs w:val="20"/>
+        </w:rPr>
+        <w:br/>
+        <w:t>↓</w:t>
+      </w:r>
+      <w:r>
+        <w:rPr>
+          <w:rFonts w:ascii="Courier New" w:eastAsia="Times New Roman" w:hAnsi="Courier New" w:cs="Courier New"/>
+          <w:sz w:val="20"/>
+          <w:szCs w:val="20"/>
+        </w:rPr>
+        <w:br/>
+      </w:r>
+      <w:r>
+        <w:rPr>
+          <w:rFonts w:ascii="Courier New" w:eastAsia="Times New Roman" w:hAnsi="Courier New" w:cs="Courier New"/>
+          <w:sz w:val="20"/>
+          <w:szCs w:val="20"/>
+        </w:rPr>
+        <w:br/>
+        <w:t>LoginUseCase</w:t>
+      </w:r>
+      <w:r>
+        <w:rPr>
+          <w:rFonts w:ascii="Courier New" w:eastAsia="Times New Roman" w:hAnsi="Courier New" w:cs="Courier New"/>
+          <w:sz w:val="20"/>
+          <w:szCs w:val="20"/>
+        </w:rPr>
+        <w:br/>
+      </w:r>
+      <w:r>
+        <w:rPr>
+          <w:rFonts w:ascii="Courier New" w:eastAsia="Times New Roman" w:hAnsi="Courier New" w:cs="Courier New"/>
+          <w:sz w:val="20"/>
+          <w:szCs w:val="20"/>
+        </w:rPr>
+        <w:br/>
+        <w:t>↓</w:t>
+      </w:r>
+      <w:r>
+        <w:rPr>
+          <w:rFonts w:ascii="Courier New" w:eastAsia="Times New Roman" w:hAnsi="Courier New" w:cs="Courier New"/>
+          <w:sz w:val="20"/>
+          <w:szCs w:val="20"/>
+        </w:rPr>
+        <w:br/>
+      </w:r>
+      <w:r>
+        <w:rPr>
+          <w:rFonts w:ascii="Courier New" w:eastAsia="Times New Roman" w:hAnsi="Courier New" w:cs="Courier New"/>
+          <w:sz w:val="20"/>
+          <w:szCs w:val="20"/>
+        </w:rPr>
+        <w:br/>
+        <w:t>Repository</w:t>
+      </w:r>
+      <w:r>
+        <w:rPr>
+          <w:rFonts w:ascii="Courier New" w:eastAsia="Times New Roman" w:hAnsi="Courier New" w:cs="Courier New"/>
+          <w:sz w:val="20"/>
+          <w:szCs w:val="20"/>
+        </w:rPr>
+        <w:br/>
+      </w:r>
+      <w:r>
+        <w:rPr>
+          <w:rFonts w:ascii="Courier New" w:eastAsia="Times New Roman" w:hAnsi="Courier New" w:cs="Courier New"/>
+          <w:sz w:val="20"/>
+          <w:szCs w:val="20"/>
+        </w:rPr>
+        <w:br/>
+        <w:t>↓</w:t>
+      </w:r>
+      <w:r>
+        <w:rPr>
+          <w:rFonts w:ascii="Courier New" w:eastAsia="Times New Roman" w:hAnsi="Courier New" w:cs="Courier New"/>
+          <w:sz w:val="20"/>
+          <w:szCs w:val="20"/>
+        </w:rPr>
+        <w:br/>
+      </w:r>
+      <w:r>
+        <w:rPr>
+          <w:rFonts w:ascii="Courier New" w:eastAsia="Times New Roman" w:hAnsi="Courier New" w:cs="Courier New"/>
+          <w:sz w:val="20"/>
+          <w:szCs w:val="20"/>
+        </w:rPr>
+        <w:br/>
+        <w:t>Data</w:t>
+      </w:r>
+      <w:r>
+        <w:rPr>
+          <w:rFonts w:ascii="Courier New" w:eastAsia="Times New Roman" w:hAnsi="Courier New" w:cs="Courier New"/>
+          <w:sz w:val="20"/>
+          <w:szCs w:val="20"/>
+        </w:rPr>
+        <w:br/>
+      </w:r>
+      <w:r>
+        <w:rPr>
+          <w:rFonts w:ascii="Courier New" w:eastAsia="Times New Roman" w:hAnsi="Courier New" w:cs="Courier New"/>
+          <w:sz w:val="20"/>
+          <w:szCs w:val="20"/>
+        </w:rPr>
+        <w:br/>
+        <w:t>↓</w:t>
+      </w:r>
+      <w:r>
+        <w:rPr>
+          <w:rFonts w:ascii="Courier New" w:eastAsia="Times New Roman" w:hAnsi="Courier New" w:cs="Courier New"/>
+          <w:sz w:val="20"/>
+          <w:szCs w:val="20"/>
+        </w:rPr>
+        <w:br/>
+      </w:r>
+      <w:r>
+        <w:rPr>
+          <w:rFonts w:ascii="Courier New" w:eastAsia="Times New Roman" w:hAnsi="Courier New" w:cs="Courier New"/>
+          <w:sz w:val="20"/>
+          <w:szCs w:val="20"/>
+        </w:rPr>
+        <w:br/>
+        <w:t>Firebase Login</w:t>
+      </w:r>
+      <w:r>
+        <w:rPr>
+          <w:rFonts w:ascii="Courier New" w:eastAsia="Times New Roman" w:hAnsi="Courier New" w:cs="Courier New"/>
+          <w:sz w:val="20"/>
+          <w:szCs w:val="20"/>
+        </w:rPr>
+        <w:br/>
+      </w:r>
+      <w:r>
+        <w:rPr>
+          <w:rFonts w:ascii="Courier New" w:eastAsia="Times New Roman" w:hAnsi="Courier New" w:cs="Courier New"/>
+          <w:sz w:val="20"/>
+          <w:szCs w:val="20"/>
+        </w:rPr>
+        <w:br/>
+        <w:t>↓</w:t>
+      </w:r>
+      <w:r>
+        <w:rPr>
+          <w:rFonts w:ascii="Courier New" w:eastAsia="Times New Roman" w:hAnsi="Courier New" w:cs="Courier New"/>
+          <w:sz w:val="20"/>
+          <w:szCs w:val="20"/>
+        </w:rPr>
+        <w:br/>
+      </w:r>
+      <w:r>
+        <w:rPr>
+          <w:rFonts w:ascii="Courier New" w:eastAsia="Times New Roman" w:hAnsi="Courier New" w:cs="Courier New"/>
+          <w:sz w:val="20"/>
+          <w:szCs w:val="20"/>
+        </w:rPr>
+        <w:br/>
+      </w:r>
+      <w:r>
+        <w:rPr>
+          <w:rFonts w:ascii="Courier New" w:eastAsia="Times New Roman" w:hAnsi="Courier New" w:cs="Courier New"/>
+          <w:sz w:val="20"/>
+          <w:szCs w:val="20"/>
+        </w:rPr>
         <w:lastRenderedPageBreak/>
-        <w:br/>
-        <w:t>Presentation</w:t>
-      </w:r>
-      <w:proofErr w:type="gramEnd"/>
+        <w:t>Success</w:t>
+      </w:r>
       <w:r>
         <w:rPr>
           <w:rFonts w:ascii="Courier New" w:eastAsia="Times New Roman" w:hAnsi="Courier New" w:cs="Courier New"/>
@@ -5038,287 +5408,6 @@
           <w:szCs w:val="20"/>
         </w:rPr>
         <w:br/>
-        <w:t>Login Screen</w:t>
-      </w:r>
-      <w:r>
-        <w:rPr>
-          <w:rFonts w:ascii="Courier New" w:eastAsia="Times New Roman" w:hAnsi="Courier New" w:cs="Courier New"/>
-          <w:sz w:val="20"/>
-          <w:szCs w:val="20"/>
-        </w:rPr>
-        <w:br/>
-      </w:r>
-      <w:r>
-        <w:rPr>
-          <w:rFonts w:ascii="Courier New" w:eastAsia="Times New Roman" w:hAnsi="Courier New" w:cs="Courier New"/>
-          <w:sz w:val="20"/>
-          <w:szCs w:val="20"/>
-        </w:rPr>
-        <w:br/>
-        <w:t>↓</w:t>
-      </w:r>
-      <w:r>
-        <w:rPr>
-          <w:rFonts w:ascii="Courier New" w:eastAsia="Times New Roman" w:hAnsi="Courier New" w:cs="Courier New"/>
-          <w:sz w:val="20"/>
-          <w:szCs w:val="20"/>
-        </w:rPr>
-        <w:br/>
-      </w:r>
-      <w:r>
-        <w:rPr>
-          <w:rFonts w:ascii="Courier New" w:eastAsia="Times New Roman" w:hAnsi="Courier New" w:cs="Courier New"/>
-          <w:sz w:val="20"/>
-          <w:szCs w:val="20"/>
-        </w:rPr>
-        <w:br/>
-        <w:t>Provider</w:t>
-      </w:r>
-      <w:r>
-        <w:rPr>
-          <w:rFonts w:ascii="Courier New" w:eastAsia="Times New Roman" w:hAnsi="Courier New" w:cs="Courier New"/>
-          <w:sz w:val="20"/>
-          <w:szCs w:val="20"/>
-        </w:rPr>
-        <w:br/>
-      </w:r>
-      <w:r>
-        <w:rPr>
-          <w:rFonts w:ascii="Courier New" w:eastAsia="Times New Roman" w:hAnsi="Courier New" w:cs="Courier New"/>
-          <w:sz w:val="20"/>
-          <w:szCs w:val="20"/>
-        </w:rPr>
-        <w:br/>
-        <w:t>↓</w:t>
-      </w:r>
-      <w:r>
-        <w:rPr>
-          <w:rFonts w:ascii="Courier New" w:eastAsia="Times New Roman" w:hAnsi="Courier New" w:cs="Courier New"/>
-          <w:sz w:val="20"/>
-          <w:szCs w:val="20"/>
-        </w:rPr>
-        <w:br/>
-      </w:r>
-      <w:r>
-        <w:rPr>
-          <w:rFonts w:ascii="Courier New" w:eastAsia="Times New Roman" w:hAnsi="Courier New" w:cs="Courier New"/>
-          <w:sz w:val="20"/>
-          <w:szCs w:val="20"/>
-        </w:rPr>
-        <w:br/>
-        <w:t>Domain</w:t>
-      </w:r>
-      <w:r>
-        <w:rPr>
-          <w:rFonts w:ascii="Courier New" w:eastAsia="Times New Roman" w:hAnsi="Courier New" w:cs="Courier New"/>
-          <w:sz w:val="20"/>
-          <w:szCs w:val="20"/>
-        </w:rPr>
-        <w:br/>
-      </w:r>
-      <w:r>
-        <w:rPr>
-          <w:rFonts w:ascii="Courier New" w:eastAsia="Times New Roman" w:hAnsi="Courier New" w:cs="Courier New"/>
-          <w:sz w:val="20"/>
-          <w:szCs w:val="20"/>
-        </w:rPr>
-        <w:br/>
-        <w:t>↓</w:t>
-      </w:r>
-      <w:r>
-        <w:rPr>
-          <w:rFonts w:ascii="Courier New" w:eastAsia="Times New Roman" w:hAnsi="Courier New" w:cs="Courier New"/>
-          <w:sz w:val="20"/>
-          <w:szCs w:val="20"/>
-        </w:rPr>
-        <w:br/>
-      </w:r>
-      <w:r>
-        <w:rPr>
-          <w:rFonts w:ascii="Courier New" w:eastAsia="Times New Roman" w:hAnsi="Courier New" w:cs="Courier New"/>
-          <w:sz w:val="20"/>
-          <w:szCs w:val="20"/>
-        </w:rPr>
-        <w:br/>
-      </w:r>
-      <w:proofErr w:type="spellStart"/>
-      <w:r>
-        <w:rPr>
-          <w:rFonts w:ascii="Courier New" w:eastAsia="Times New Roman" w:hAnsi="Courier New" w:cs="Courier New"/>
-          <w:sz w:val="20"/>
-          <w:szCs w:val="20"/>
-        </w:rPr>
-        <w:t>LoginUseCase</w:t>
-      </w:r>
-      <w:proofErr w:type="spellEnd"/>
-      <w:r>
-        <w:rPr>
-          <w:rFonts w:ascii="Courier New" w:eastAsia="Times New Roman" w:hAnsi="Courier New" w:cs="Courier New"/>
-          <w:sz w:val="20"/>
-          <w:szCs w:val="20"/>
-        </w:rPr>
-        <w:br/>
-      </w:r>
-      <w:r>
-        <w:rPr>
-          <w:rFonts w:ascii="Courier New" w:eastAsia="Times New Roman" w:hAnsi="Courier New" w:cs="Courier New"/>
-          <w:sz w:val="20"/>
-          <w:szCs w:val="20"/>
-        </w:rPr>
-        <w:br/>
-        <w:t>↓</w:t>
-      </w:r>
-      <w:r>
-        <w:rPr>
-          <w:rFonts w:ascii="Courier New" w:eastAsia="Times New Roman" w:hAnsi="Courier New" w:cs="Courier New"/>
-          <w:sz w:val="20"/>
-          <w:szCs w:val="20"/>
-        </w:rPr>
-        <w:br/>
-      </w:r>
-      <w:r>
-        <w:rPr>
-          <w:rFonts w:ascii="Courier New" w:eastAsia="Times New Roman" w:hAnsi="Courier New" w:cs="Courier New"/>
-          <w:sz w:val="20"/>
-          <w:szCs w:val="20"/>
-        </w:rPr>
-        <w:br/>
-        <w:t>Repository</w:t>
-      </w:r>
-      <w:r>
-        <w:rPr>
-          <w:rFonts w:ascii="Courier New" w:eastAsia="Times New Roman" w:hAnsi="Courier New" w:cs="Courier New"/>
-          <w:sz w:val="20"/>
-          <w:szCs w:val="20"/>
-        </w:rPr>
-        <w:br/>
-      </w:r>
-      <w:r>
-        <w:rPr>
-          <w:rFonts w:ascii="Courier New" w:eastAsia="Times New Roman" w:hAnsi="Courier New" w:cs="Courier New"/>
-          <w:sz w:val="20"/>
-          <w:szCs w:val="20"/>
-        </w:rPr>
-        <w:br/>
-        <w:t>↓</w:t>
-      </w:r>
-      <w:r>
-        <w:rPr>
-          <w:rFonts w:ascii="Courier New" w:eastAsia="Times New Roman" w:hAnsi="Courier New" w:cs="Courier New"/>
-          <w:sz w:val="20"/>
-          <w:szCs w:val="20"/>
-        </w:rPr>
-        <w:br/>
-      </w:r>
-      <w:r>
-        <w:rPr>
-          <w:rFonts w:ascii="Courier New" w:eastAsia="Times New Roman" w:hAnsi="Courier New" w:cs="Courier New"/>
-          <w:sz w:val="20"/>
-          <w:szCs w:val="20"/>
-        </w:rPr>
-        <w:br/>
-        <w:t>Data</w:t>
-      </w:r>
-      <w:r>
-        <w:rPr>
-          <w:rFonts w:ascii="Courier New" w:eastAsia="Times New Roman" w:hAnsi="Courier New" w:cs="Courier New"/>
-          <w:sz w:val="20"/>
-          <w:szCs w:val="20"/>
-        </w:rPr>
-        <w:br/>
-      </w:r>
-      <w:r>
-        <w:rPr>
-          <w:rFonts w:ascii="Courier New" w:eastAsia="Times New Roman" w:hAnsi="Courier New" w:cs="Courier New"/>
-          <w:sz w:val="20"/>
-          <w:szCs w:val="20"/>
-        </w:rPr>
-        <w:br/>
-        <w:t>↓</w:t>
-      </w:r>
-      <w:r>
-        <w:rPr>
-          <w:rFonts w:ascii="Courier New" w:eastAsia="Times New Roman" w:hAnsi="Courier New" w:cs="Courier New"/>
-          <w:sz w:val="20"/>
-          <w:szCs w:val="20"/>
-        </w:rPr>
-        <w:br/>
-      </w:r>
-      <w:r>
-        <w:rPr>
-          <w:rFonts w:ascii="Courier New" w:eastAsia="Times New Roman" w:hAnsi="Courier New" w:cs="Courier New"/>
-          <w:sz w:val="20"/>
-          <w:szCs w:val="20"/>
-        </w:rPr>
-        <w:br/>
-        <w:t>Firebase Login</w:t>
-      </w:r>
-      <w:r>
-        <w:rPr>
-          <w:rFonts w:ascii="Courier New" w:eastAsia="Times New Roman" w:hAnsi="Courier New" w:cs="Courier New"/>
-          <w:sz w:val="20"/>
-          <w:szCs w:val="20"/>
-        </w:rPr>
-        <w:br/>
-      </w:r>
-      <w:r>
-        <w:rPr>
-          <w:rFonts w:ascii="Courier New" w:eastAsia="Times New Roman" w:hAnsi="Courier New" w:cs="Courier New"/>
-          <w:sz w:val="20"/>
-          <w:szCs w:val="20"/>
-        </w:rPr>
-        <w:br/>
-        <w:t>↓</w:t>
-      </w:r>
-      <w:r>
-        <w:rPr>
-          <w:rFonts w:ascii="Courier New" w:eastAsia="Times New Roman" w:hAnsi="Courier New" w:cs="Courier New"/>
-          <w:sz w:val="20"/>
-          <w:szCs w:val="20"/>
-        </w:rPr>
-        <w:br/>
-      </w:r>
-      <w:r>
-        <w:rPr>
-          <w:rFonts w:ascii="Courier New" w:eastAsia="Times New Roman" w:hAnsi="Courier New" w:cs="Courier New"/>
-          <w:sz w:val="20"/>
-          <w:szCs w:val="20"/>
-        </w:rPr>
-        <w:br/>
-        <w:t>Success</w:t>
-      </w:r>
-      <w:r>
-        <w:rPr>
-          <w:rFonts w:ascii="Courier New" w:eastAsia="Times New Roman" w:hAnsi="Courier New" w:cs="Courier New"/>
-          <w:sz w:val="20"/>
-          <w:szCs w:val="20"/>
-        </w:rPr>
-        <w:br/>
-      </w:r>
-      <w:r>
-        <w:rPr>
-          <w:rFonts w:ascii="Courier New" w:eastAsia="Times New Roman" w:hAnsi="Courier New" w:cs="Courier New"/>
-          <w:sz w:val="20"/>
-          <w:szCs w:val="20"/>
-        </w:rPr>
-        <w:br/>
-        <w:t>↓</w:t>
-      </w:r>
-      <w:r>
-        <w:rPr>
-          <w:rFonts w:ascii="Courier New" w:eastAsia="Times New Roman" w:hAnsi="Courier New" w:cs="Courier New"/>
-          <w:sz w:val="20"/>
-          <w:szCs w:val="20"/>
-        </w:rPr>
-        <w:br/>
-      </w:r>
-      <w:r>
-        <w:rPr>
-          <w:rFonts w:ascii="Courier New" w:eastAsia="Times New Roman" w:hAnsi="Courier New" w:cs="Courier New"/>
-          <w:sz w:val="20"/>
-          <w:szCs w:val="20"/>
-        </w:rPr>
-        <w:br/>
         <w:t>Home Screen</w:t>
       </w:r>
     </w:p>
@@ -5338,7 +5427,7 @@
           <w:szCs w:val="24"/>
         </w:rPr>
         <w:pict>
-          <v:rect id="_x0000_i1035" style="width:0;height:1.5pt" o:hralign="center" o:hrstd="t" o:hr="t" fillcolor="#a0a0a0" stroked="f"/>
+          <v:rect id="_x0000_i1036" style="width:0;height:1.5pt" o:hralign="center" o:hrstd="t" o:hr="t" fillcolor="#a0a0a0" stroked="f"/>
         </w:pict>
       </w:r>
     </w:p>
@@ -5366,7 +5455,6 @@
         </w:rPr>
         <w:t xml:space="preserve">🧠 </w:t>
       </w:r>
-      <w:proofErr w:type="spellStart"/>
       <w:r>
         <w:rPr>
           <w:rFonts w:ascii="Nirmala UI" w:eastAsia="Times New Roman" w:hAnsi="Nirmala UI" w:cs="Nirmala UI"/>
@@ -5378,7 +5466,6 @@
         </w:rPr>
         <w:t>মনে</w:t>
       </w:r>
-      <w:proofErr w:type="spellEnd"/>
       <w:r>
         <w:rPr>
           <w:rFonts w:ascii="Times New Roman" w:eastAsia="Times New Roman" w:hAnsi="Times New Roman" w:cs="Times New Roman"/>
@@ -5390,7 +5477,6 @@
         </w:rPr>
         <w:t xml:space="preserve"> </w:t>
       </w:r>
-      <w:proofErr w:type="spellStart"/>
       <w:r>
         <w:rPr>
           <w:rFonts w:ascii="Nirmala UI" w:eastAsia="Times New Roman" w:hAnsi="Nirmala UI" w:cs="Nirmala UI"/>
@@ -5402,7 +5488,6 @@
         </w:rPr>
         <w:t>রাখার</w:t>
       </w:r>
-      <w:proofErr w:type="spellEnd"/>
       <w:r>
         <w:rPr>
           <w:rFonts w:ascii="Times New Roman" w:eastAsia="Times New Roman" w:hAnsi="Times New Roman" w:cs="Times New Roman"/>
@@ -5484,7 +5569,6 @@
         <w:br/>
         <w:t>"</w:t>
       </w:r>
-      <w:proofErr w:type="spellStart"/>
       <w:r>
         <w:rPr>
           <w:rFonts w:ascii="Nirmala UI" w:eastAsia="Times New Roman" w:hAnsi="Nirmala UI" w:cs="Nirmala UI"/>
@@ -5493,7 +5577,6 @@
         </w:rPr>
         <w:t>দেখাবে</w:t>
       </w:r>
-      <w:proofErr w:type="spellEnd"/>
       <w:r>
         <w:rPr>
           <w:rFonts w:ascii="Courier New" w:eastAsia="Times New Roman" w:hAnsi="Courier New" w:cs="Courier New"/>
@@ -5553,7 +5636,6 @@
         <w:br/>
         <w:t>"</w:t>
       </w:r>
-      <w:proofErr w:type="spellStart"/>
       <w:r>
         <w:rPr>
           <w:rFonts w:ascii="Nirmala UI" w:eastAsia="Times New Roman" w:hAnsi="Nirmala UI" w:cs="Nirmala UI"/>
@@ -5562,7 +5644,6 @@
         </w:rPr>
         <w:t>সিদ্ধান্ত</w:t>
       </w:r>
-      <w:proofErr w:type="spellEnd"/>
       <w:r>
         <w:rPr>
           <w:rFonts w:ascii="Courier New" w:eastAsia="Times New Roman" w:hAnsi="Courier New" w:cs="Courier New"/>
@@ -5571,7 +5652,6 @@
         </w:rPr>
         <w:t xml:space="preserve"> </w:t>
       </w:r>
-      <w:proofErr w:type="spellStart"/>
       <w:r>
         <w:rPr>
           <w:rFonts w:ascii="Nirmala UI" w:eastAsia="Times New Roman" w:hAnsi="Nirmala UI" w:cs="Nirmala UI"/>
@@ -5580,7 +5660,6 @@
         </w:rPr>
         <w:t>নেবে</w:t>
       </w:r>
-      <w:proofErr w:type="spellEnd"/>
       <w:r>
         <w:rPr>
           <w:rFonts w:ascii="Courier New" w:eastAsia="Times New Roman" w:hAnsi="Courier New" w:cs="Courier New"/>
@@ -5604,14 +5683,6 @@
           <w:szCs w:val="20"/>
         </w:rPr>
         <w:br/>
-      </w:r>
-      <w:r>
-        <w:rPr>
-          <w:rFonts w:ascii="Courier New" w:eastAsia="Times New Roman" w:hAnsi="Courier New" w:cs="Courier New"/>
-          <w:sz w:val="20"/>
-          <w:szCs w:val="20"/>
-        </w:rPr>
-        <w:lastRenderedPageBreak/>
         <w:t>Data</w:t>
       </w:r>
       <w:r>
@@ -5648,7 +5719,6 @@
         <w:br/>
         <w:t>"</w:t>
       </w:r>
-      <w:proofErr w:type="spellStart"/>
       <w:r>
         <w:rPr>
           <w:rFonts w:ascii="Nirmala UI" w:eastAsia="Times New Roman" w:hAnsi="Nirmala UI" w:cs="Nirmala UI"/>
@@ -5657,7 +5727,6 @@
         </w:rPr>
         <w:t>ডেটা</w:t>
       </w:r>
-      <w:proofErr w:type="spellEnd"/>
       <w:r>
         <w:rPr>
           <w:rFonts w:ascii="Courier New" w:eastAsia="Times New Roman" w:hAnsi="Courier New" w:cs="Courier New"/>
@@ -5666,7 +5735,6 @@
         </w:rPr>
         <w:t xml:space="preserve"> </w:t>
       </w:r>
-      <w:proofErr w:type="spellStart"/>
       <w:r>
         <w:rPr>
           <w:rFonts w:ascii="Nirmala UI" w:eastAsia="Times New Roman" w:hAnsi="Nirmala UI" w:cs="Nirmala UI"/>
@@ -5675,7 +5743,6 @@
         </w:rPr>
         <w:t>আনবে</w:t>
       </w:r>
-      <w:proofErr w:type="spellEnd"/>
       <w:r>
         <w:rPr>
           <w:rFonts w:ascii="Courier New" w:eastAsia="Times New Roman" w:hAnsi="Courier New" w:cs="Courier New"/>
@@ -5710,7 +5777,6 @@
         </w:rPr>
         <w:t xml:space="preserve"> </w:t>
       </w:r>
-      <w:proofErr w:type="spellStart"/>
       <w:r>
         <w:rPr>
           <w:rFonts w:ascii="Nirmala UI" w:eastAsia="Times New Roman" w:hAnsi="Nirmala UI" w:cs="Nirmala UI"/>
@@ -5719,7 +5785,6 @@
         </w:rPr>
         <w:t>লাইনে</w:t>
       </w:r>
-      <w:proofErr w:type="spellEnd"/>
       <w:r>
         <w:rPr>
           <w:rFonts w:ascii="Times New Roman" w:eastAsia="Times New Roman" w:hAnsi="Times New Roman" w:cs="Times New Roman"/>
@@ -5733,7 +5798,7 @@
       <w:pPr>
         <w:numPr>
           <w:ilvl w:val="0"/>
-          <w:numId w:val="3"/>
+          <w:numId w:val="8"/>
         </w:numPr>
         <w:spacing w:before="100" w:beforeAutospacing="1" w:after="100" w:afterAutospacing="1" w:line="240" w:lineRule="auto"/>
         <w:rPr>
@@ -5765,7 +5830,7 @@
       <w:pPr>
         <w:numPr>
           <w:ilvl w:val="0"/>
-          <w:numId w:val="3"/>
+          <w:numId w:val="8"/>
         </w:numPr>
         <w:spacing w:before="100" w:beforeAutospacing="1" w:after="100" w:afterAutospacing="1" w:line="240" w:lineRule="auto"/>
         <w:rPr>
@@ -5797,7 +5862,7 @@
       <w:pPr>
         <w:numPr>
           <w:ilvl w:val="0"/>
-          <w:numId w:val="3"/>
+          <w:numId w:val="8"/>
         </w:numPr>
         <w:spacing w:before="100" w:beforeAutospacing="1" w:after="100" w:afterAutospacing="1" w:line="240" w:lineRule="auto"/>
         <w:rPr>
@@ -5841,7 +5906,7 @@
           <w:szCs w:val="24"/>
         </w:rPr>
         <w:pict>
-          <v:rect id="_x0000_i1036" style="width:0;height:1.5pt" o:hralign="center" o:hrstd="t" o:hr="t" fillcolor="#a0a0a0" stroked="f"/>
+          <v:rect id="_x0000_i1037" style="width:0;height:1.5pt" o:hralign="center" o:hrstd="t" o:hr="t" fillcolor="#a0a0a0" stroked="f"/>
         </w:pict>
       </w:r>
     </w:p>
@@ -5958,7 +6023,7 @@
           <w:szCs w:val="24"/>
         </w:rPr>
         <w:pict>
-          <v:rect id="_x0000_i1037" style="width:0;height:1.5pt" o:hralign="center" o:hrstd="t" o:hr="t" fillcolor="#a0a0a0" stroked="f"/>
+          <v:rect id="_x0000_i1038" style="width:0;height:1.5pt" o:hralign="center" o:hrstd="t" o:hr="t" fillcolor="#a0a0a0" stroked="f"/>
         </w:pict>
       </w:r>
     </w:p>
@@ -6000,6 +6065,7 @@
           <w:sz w:val="24"/>
           <w:szCs w:val="24"/>
         </w:rPr>
+        <w:lastRenderedPageBreak/>
         <w:t>✅</w:t>
       </w:r>
       <w:r>
@@ -6027,7 +6093,7 @@
           <w:szCs w:val="24"/>
         </w:rPr>
         <w:pict>
-          <v:rect id="_x0000_i1038" style="width:0;height:1.5pt" o:hralign="center" o:hrstd="t" o:hr="t" fillcolor="#a0a0a0" stroked="f"/>
+          <v:rect id="_x0000_i1039" style="width:0;height:1.5pt" o:hralign="center" o:hrstd="t" o:hr="t" fillcolor="#a0a0a0" stroked="f"/>
         </w:pict>
       </w:r>
     </w:p>
@@ -6114,7 +6180,7 @@
           <w:szCs w:val="24"/>
         </w:rPr>
         <w:pict>
-          <v:rect id="_x0000_i1039" style="width:0;height:1.5pt" o:hralign="center" o:hrstd="t" o:hr="t" fillcolor="#a0a0a0" stroked="f"/>
+          <v:rect id="_x0000_i1040" style="width:0;height:1.5pt" o:hralign="center" o:hrstd="t" o:hr="t" fillcolor="#a0a0a0" stroked="f"/>
         </w:pict>
       </w:r>
     </w:p>
@@ -6163,7 +6229,6 @@
           <w:szCs w:val="24"/>
         </w:rPr>
       </w:pPr>
-      <w:proofErr w:type="spellStart"/>
       <w:r>
         <w:rPr>
           <w:rFonts w:ascii="Nirmala UI" w:eastAsia="Times New Roman" w:hAnsi="Nirmala UI" w:cs="Nirmala UI"/>
@@ -6172,7 +6237,6 @@
         </w:rPr>
         <w:t>তোমার</w:t>
       </w:r>
-      <w:proofErr w:type="spellEnd"/>
       <w:r>
         <w:rPr>
           <w:rFonts w:ascii="Times New Roman" w:eastAsia="Times New Roman" w:hAnsi="Times New Roman" w:cs="Times New Roman"/>
@@ -6199,7 +6263,6 @@
         </w:rPr>
         <w:t xml:space="preserve"> Project-</w:t>
       </w:r>
-      <w:proofErr w:type="spellStart"/>
       <w:r>
         <w:rPr>
           <w:rFonts w:ascii="Nirmala UI" w:eastAsia="Times New Roman" w:hAnsi="Nirmala UI" w:cs="Nirmala UI"/>
@@ -6208,7 +6271,6 @@
         </w:rPr>
         <w:t>এর</w:t>
       </w:r>
-      <w:proofErr w:type="spellEnd"/>
       <w:r>
         <w:rPr>
           <w:rFonts w:ascii="Times New Roman" w:eastAsia="Times New Roman" w:hAnsi="Times New Roman" w:cs="Times New Roman"/>
@@ -6217,7 +6279,6 @@
         </w:rPr>
         <w:t xml:space="preserve"> </w:t>
       </w:r>
-      <w:proofErr w:type="spellStart"/>
       <w:r>
         <w:rPr>
           <w:rFonts w:ascii="Nirmala UI" w:eastAsia="Times New Roman" w:hAnsi="Nirmala UI" w:cs="Nirmala UI"/>
@@ -6226,7 +6287,6 @@
         </w:rPr>
         <w:t>জন্য</w:t>
       </w:r>
-      <w:proofErr w:type="spellEnd"/>
       <w:r>
         <w:rPr>
           <w:rFonts w:ascii="Times New Roman" w:eastAsia="Times New Roman" w:hAnsi="Times New Roman" w:cs="Times New Roman"/>
@@ -6235,7 +6295,6 @@
         </w:rPr>
         <w:t xml:space="preserve"> Folder Structure </w:t>
       </w:r>
-      <w:proofErr w:type="spellStart"/>
       <w:r>
         <w:rPr>
           <w:rFonts w:ascii="Nirmala UI" w:eastAsia="Times New Roman" w:hAnsi="Nirmala UI" w:cs="Nirmala UI"/>
@@ -6244,7 +6303,6 @@
         </w:rPr>
         <w:t>তৈরি</w:t>
       </w:r>
-      <w:proofErr w:type="spellEnd"/>
       <w:r>
         <w:rPr>
           <w:rFonts w:ascii="Times New Roman" w:eastAsia="Times New Roman" w:hAnsi="Times New Roman" w:cs="Times New Roman"/>
@@ -6253,7 +6311,6 @@
         </w:rPr>
         <w:t xml:space="preserve"> </w:t>
       </w:r>
-      <w:proofErr w:type="spellStart"/>
       <w:r>
         <w:rPr>
           <w:rFonts w:ascii="Nirmala UI" w:eastAsia="Times New Roman" w:hAnsi="Nirmala UI" w:cs="Nirmala UI"/>
@@ -6262,7 +6319,6 @@
         </w:rPr>
         <w:t>করো</w:t>
       </w:r>
-      <w:proofErr w:type="spellEnd"/>
       <w:r>
         <w:rPr>
           <w:rFonts w:ascii="Times New Roman" w:eastAsia="Times New Roman" w:hAnsi="Times New Roman" w:cs="Times New Roman"/>
@@ -6324,41 +6380,15 @@
           <w:szCs w:val="20"/>
         </w:rPr>
         <w:br/>
-        <w:t xml:space="preserve">    </w:t>
-      </w:r>
-      <w:proofErr w:type="spellStart"/>
-      <w:r>
-        <w:rPr>
-          <w:rFonts w:ascii="Courier New" w:eastAsia="Times New Roman" w:hAnsi="Courier New" w:cs="Courier New"/>
-          <w:sz w:val="20"/>
-          <w:szCs w:val="20"/>
-        </w:rPr>
-        <w:t>auth</w:t>
-      </w:r>
-      <w:proofErr w:type="spellEnd"/>
-      <w:r>
-        <w:rPr>
-          <w:rFonts w:ascii="Courier New" w:eastAsia="Times New Roman" w:hAnsi="Courier New" w:cs="Courier New"/>
-          <w:sz w:val="20"/>
-          <w:szCs w:val="20"/>
-        </w:rPr>
-        <w:t>/</w:t>
-      </w:r>
-      <w:r>
-        <w:rPr>
-          <w:rFonts w:ascii="Courier New" w:eastAsia="Times New Roman" w:hAnsi="Courier New" w:cs="Courier New"/>
-          <w:sz w:val="20"/>
-          <w:szCs w:val="20"/>
-        </w:rPr>
-        <w:br/>
-      </w:r>
-      <w:r>
-        <w:rPr>
-          <w:rFonts w:ascii="Courier New" w:eastAsia="Times New Roman" w:hAnsi="Courier New" w:cs="Courier New"/>
-          <w:sz w:val="20"/>
-          <w:szCs w:val="20"/>
-        </w:rPr>
-        <w:lastRenderedPageBreak/>
+        <w:t xml:space="preserve">    auth/</w:t>
+      </w:r>
+      <w:r>
+        <w:rPr>
+          <w:rFonts w:ascii="Courier New" w:eastAsia="Times New Roman" w:hAnsi="Courier New" w:cs="Courier New"/>
+          <w:sz w:val="20"/>
+          <w:szCs w:val="20"/>
+        </w:rPr>
+        <w:br/>
         <w:t xml:space="preserve">    profile/</w:t>
       </w:r>
       <w:r>
@@ -6377,25 +6407,7 @@
           <w:szCs w:val="20"/>
         </w:rPr>
         <w:br/>
-        <w:t xml:space="preserve">    </w:t>
-      </w:r>
-      <w:proofErr w:type="spellStart"/>
-      <w:r>
-        <w:rPr>
-          <w:rFonts w:ascii="Courier New" w:eastAsia="Times New Roman" w:hAnsi="Courier New" w:cs="Courier New"/>
-          <w:sz w:val="20"/>
-          <w:szCs w:val="20"/>
-        </w:rPr>
-        <w:t>cgpa</w:t>
-      </w:r>
-      <w:proofErr w:type="spellEnd"/>
-      <w:r>
-        <w:rPr>
-          <w:rFonts w:ascii="Courier New" w:eastAsia="Times New Roman" w:hAnsi="Courier New" w:cs="Courier New"/>
-          <w:sz w:val="20"/>
-          <w:szCs w:val="20"/>
-        </w:rPr>
-        <w:t>/</w:t>
+        <w:t xml:space="preserve">    cgpa/</w:t>
       </w:r>
       <w:r>
         <w:rPr>
@@ -6416,7 +6428,6 @@
           <w:szCs w:val="24"/>
         </w:rPr>
       </w:pPr>
-      <w:proofErr w:type="spellStart"/>
       <w:r>
         <w:rPr>
           <w:rFonts w:ascii="Nirmala UI" w:eastAsia="Times New Roman" w:hAnsi="Nirmala UI" w:cs="Nirmala UI"/>
@@ -6425,7 +6436,6 @@
         </w:rPr>
         <w:t>প্রতিটি</w:t>
       </w:r>
-      <w:proofErr w:type="spellEnd"/>
       <w:r>
         <w:rPr>
           <w:rFonts w:ascii="Times New Roman" w:eastAsia="Times New Roman" w:hAnsi="Times New Roman" w:cs="Times New Roman"/>
@@ -6434,7 +6444,6 @@
         </w:rPr>
         <w:t xml:space="preserve"> Feature-</w:t>
       </w:r>
-      <w:proofErr w:type="spellStart"/>
       <w:r>
         <w:rPr>
           <w:rFonts w:ascii="Nirmala UI" w:eastAsia="Times New Roman" w:hAnsi="Nirmala UI" w:cs="Nirmala UI"/>
@@ -6443,7 +6452,6 @@
         </w:rPr>
         <w:t>এর</w:t>
       </w:r>
-      <w:proofErr w:type="spellEnd"/>
       <w:r>
         <w:rPr>
           <w:rFonts w:ascii="Times New Roman" w:eastAsia="Times New Roman" w:hAnsi="Times New Roman" w:cs="Times New Roman"/>
@@ -6452,7 +6460,6 @@
         </w:rPr>
         <w:t xml:space="preserve"> </w:t>
       </w:r>
-      <w:proofErr w:type="spellStart"/>
       <w:r>
         <w:rPr>
           <w:rFonts w:ascii="Nirmala UI" w:eastAsia="Times New Roman" w:hAnsi="Nirmala UI" w:cs="Nirmala UI"/>
@@ -6461,7 +6468,6 @@
         </w:rPr>
         <w:t>ভিতরে</w:t>
       </w:r>
-      <w:proofErr w:type="spellEnd"/>
       <w:r>
         <w:rPr>
           <w:rFonts w:ascii="Times New Roman" w:eastAsia="Times New Roman" w:hAnsi="Times New Roman" w:cs="Times New Roman"/>
@@ -6475,7 +6481,7 @@
       <w:pPr>
         <w:numPr>
           <w:ilvl w:val="0"/>
-          <w:numId w:val="4"/>
+          <w:numId w:val="9"/>
         </w:numPr>
         <w:spacing w:before="100" w:beforeAutospacing="1" w:after="100" w:afterAutospacing="1" w:line="240" w:lineRule="auto"/>
         <w:rPr>
@@ -6497,7 +6503,7 @@
       <w:pPr>
         <w:numPr>
           <w:ilvl w:val="0"/>
-          <w:numId w:val="4"/>
+          <w:numId w:val="9"/>
         </w:numPr>
         <w:spacing w:before="100" w:beforeAutospacing="1" w:after="100" w:afterAutospacing="1" w:line="240" w:lineRule="auto"/>
         <w:rPr>
@@ -6519,7 +6525,7 @@
       <w:pPr>
         <w:numPr>
           <w:ilvl w:val="0"/>
-          <w:numId w:val="4"/>
+          <w:numId w:val="9"/>
         </w:numPr>
         <w:spacing w:before="100" w:beforeAutospacing="1" w:after="100" w:afterAutospacing="1" w:line="240" w:lineRule="auto"/>
         <w:rPr>
@@ -6554,7 +6560,6 @@
         </w:rPr>
         <w:t xml:space="preserve">Folder </w:t>
       </w:r>
-      <w:proofErr w:type="spellStart"/>
       <w:r>
         <w:rPr>
           <w:rFonts w:ascii="Nirmala UI" w:eastAsia="Times New Roman" w:hAnsi="Nirmala UI" w:cs="Nirmala UI"/>
@@ -6563,7 +6568,6 @@
         </w:rPr>
         <w:t>তৈরি</w:t>
       </w:r>
-      <w:proofErr w:type="spellEnd"/>
       <w:r>
         <w:rPr>
           <w:rFonts w:ascii="Times New Roman" w:eastAsia="Times New Roman" w:hAnsi="Times New Roman" w:cs="Times New Roman"/>
@@ -6572,23 +6576,13 @@
         </w:rPr>
         <w:t xml:space="preserve"> </w:t>
       </w:r>
-      <w:proofErr w:type="spellStart"/>
-      <w:r>
-        <w:rPr>
-          <w:rFonts w:ascii="Nirmala UI" w:eastAsia="Times New Roman" w:hAnsi="Nirmala UI" w:cs="Nirmala UI"/>
-          <w:sz w:val="24"/>
-          <w:szCs w:val="24"/>
-        </w:rPr>
-        <w:t>করো</w:t>
-      </w:r>
-      <w:proofErr w:type="spellEnd"/>
-      <w:r>
-        <w:rPr>
-          <w:rFonts w:ascii="Nirmala UI" w:eastAsia="Times New Roman" w:hAnsi="Nirmala UI" w:cs="Nirmala UI"/>
-          <w:sz w:val="24"/>
-          <w:szCs w:val="24"/>
-        </w:rPr>
-        <w:t>।</w:t>
+      <w:r>
+        <w:rPr>
+          <w:rFonts w:ascii="Nirmala UI" w:eastAsia="Times New Roman" w:hAnsi="Nirmala UI" w:cs="Nirmala UI"/>
+          <w:sz w:val="24"/>
+          <w:szCs w:val="24"/>
+        </w:rPr>
+        <w:t>করো।</w:t>
       </w:r>
     </w:p>
     <w:p>
@@ -6600,7 +6594,6 @@
           <w:szCs w:val="24"/>
         </w:rPr>
       </w:pPr>
-      <w:proofErr w:type="spellStart"/>
       <w:r>
         <w:rPr>
           <w:rFonts w:ascii="Nirmala UI" w:eastAsia="Times New Roman" w:hAnsi="Nirmala UI" w:cs="Nirmala UI"/>
@@ -6609,7 +6602,6 @@
         </w:rPr>
         <w:t>কোনো</w:t>
       </w:r>
-      <w:proofErr w:type="spellEnd"/>
       <w:r>
         <w:rPr>
           <w:rFonts w:ascii="Times New Roman" w:eastAsia="Times New Roman" w:hAnsi="Times New Roman" w:cs="Times New Roman"/>
@@ -6618,7 +6610,6 @@
         </w:rPr>
         <w:t xml:space="preserve"> Code </w:t>
       </w:r>
-      <w:proofErr w:type="spellStart"/>
       <w:r>
         <w:rPr>
           <w:rFonts w:ascii="Nirmala UI" w:eastAsia="Times New Roman" w:hAnsi="Nirmala UI" w:cs="Nirmala UI"/>
@@ -6627,7 +6618,6 @@
         </w:rPr>
         <w:t>লিখতে</w:t>
       </w:r>
-      <w:proofErr w:type="spellEnd"/>
       <w:r>
         <w:rPr>
           <w:rFonts w:ascii="Times New Roman" w:eastAsia="Times New Roman" w:hAnsi="Times New Roman" w:cs="Times New Roman"/>
@@ -6636,7 +6626,6 @@
         </w:rPr>
         <w:t xml:space="preserve"> </w:t>
       </w:r>
-      <w:proofErr w:type="spellStart"/>
       <w:r>
         <w:rPr>
           <w:rFonts w:ascii="Nirmala UI" w:eastAsia="Times New Roman" w:hAnsi="Nirmala UI" w:cs="Nirmala UI"/>
@@ -6645,7 +6634,6 @@
         </w:rPr>
         <w:t>হবে</w:t>
       </w:r>
-      <w:proofErr w:type="spellEnd"/>
       <w:r>
         <w:rPr>
           <w:rFonts w:ascii="Times New Roman" w:eastAsia="Times New Roman" w:hAnsi="Times New Roman" w:cs="Times New Roman"/>
@@ -6654,23 +6642,13 @@
         </w:rPr>
         <w:t xml:space="preserve"> </w:t>
       </w:r>
-      <w:proofErr w:type="spellStart"/>
-      <w:r>
-        <w:rPr>
-          <w:rFonts w:ascii="Nirmala UI" w:eastAsia="Times New Roman" w:hAnsi="Nirmala UI" w:cs="Nirmala UI"/>
-          <w:sz w:val="24"/>
-          <w:szCs w:val="24"/>
-        </w:rPr>
-        <w:t>না</w:t>
-      </w:r>
-      <w:proofErr w:type="spellEnd"/>
-      <w:r>
-        <w:rPr>
-          <w:rFonts w:ascii="Nirmala UI" w:eastAsia="Times New Roman" w:hAnsi="Nirmala UI" w:cs="Nirmala UI"/>
-          <w:sz w:val="24"/>
-          <w:szCs w:val="24"/>
-        </w:rPr>
-        <w:t>।</w:t>
+      <w:r>
+        <w:rPr>
+          <w:rFonts w:ascii="Nirmala UI" w:eastAsia="Times New Roman" w:hAnsi="Nirmala UI" w:cs="Nirmala UI"/>
+          <w:sz w:val="24"/>
+          <w:szCs w:val="24"/>
+        </w:rPr>
+        <w:t>না।</w:t>
       </w:r>
     </w:p>
     <w:p>
@@ -6689,7 +6667,7 @@
           <w:szCs w:val="24"/>
         </w:rPr>
         <w:pict>
-          <v:rect id="_x0000_i1040" style="width:0;height:1.5pt" o:hralign="center" o:hrstd="t" o:hr="t" fillcolor="#a0a0a0" stroked="f"/>
+          <v:rect id="_x0000_i1041" style="width:0;height:1.5pt" o:hralign="center" o:hrstd="t" o:hr="t" fillcolor="#a0a0a0" stroked="f"/>
         </w:pict>
       </w:r>
     </w:p>
@@ -6738,7 +6716,6 @@
           <w:szCs w:val="24"/>
         </w:rPr>
       </w:pPr>
-      <w:proofErr w:type="spellStart"/>
       <w:r>
         <w:rPr>
           <w:rFonts w:ascii="Nirmala UI" w:eastAsia="Times New Roman" w:hAnsi="Nirmala UI" w:cs="Nirmala UI"/>
@@ -6747,7 +6724,6 @@
         </w:rPr>
         <w:t>তোমার</w:t>
       </w:r>
-      <w:proofErr w:type="spellEnd"/>
       <w:r>
         <w:rPr>
           <w:rFonts w:ascii="Times New Roman" w:eastAsia="Times New Roman" w:hAnsi="Times New Roman" w:cs="Times New Roman"/>
@@ -6756,7 +6732,6 @@
         </w:rPr>
         <w:t xml:space="preserve"> Project-</w:t>
       </w:r>
-      <w:proofErr w:type="spellStart"/>
       <w:r>
         <w:rPr>
           <w:rFonts w:ascii="Nirmala UI" w:eastAsia="Times New Roman" w:hAnsi="Nirmala UI" w:cs="Nirmala UI"/>
@@ -6765,7 +6740,6 @@
         </w:rPr>
         <w:t>এর</w:t>
       </w:r>
-      <w:proofErr w:type="spellEnd"/>
       <w:r>
         <w:rPr>
           <w:rFonts w:ascii="Times New Roman" w:eastAsia="Times New Roman" w:hAnsi="Times New Roman" w:cs="Times New Roman"/>
@@ -6774,7 +6748,6 @@
         </w:rPr>
         <w:t xml:space="preserve"> </w:t>
       </w:r>
-      <w:proofErr w:type="spellStart"/>
       <w:r>
         <w:rPr>
           <w:rFonts w:ascii="Nirmala UI" w:eastAsia="Times New Roman" w:hAnsi="Nirmala UI" w:cs="Nirmala UI"/>
@@ -6783,7 +6756,6 @@
         </w:rPr>
         <w:t>নিচের</w:t>
       </w:r>
-      <w:proofErr w:type="spellEnd"/>
       <w:r>
         <w:rPr>
           <w:rFonts w:ascii="Times New Roman" w:eastAsia="Times New Roman" w:hAnsi="Times New Roman" w:cs="Times New Roman"/>
@@ -6792,7 +6764,6 @@
         </w:rPr>
         <w:t xml:space="preserve"> Feature-</w:t>
       </w:r>
-      <w:proofErr w:type="spellStart"/>
       <w:r>
         <w:rPr>
           <w:rFonts w:ascii="Nirmala UI" w:eastAsia="Times New Roman" w:hAnsi="Nirmala UI" w:cs="Nirmala UI"/>
@@ -6801,7 +6772,6 @@
         </w:rPr>
         <w:t>গুলো</w:t>
       </w:r>
-      <w:proofErr w:type="spellEnd"/>
       <w:r>
         <w:rPr>
           <w:rFonts w:ascii="Times New Roman" w:eastAsia="Times New Roman" w:hAnsi="Times New Roman" w:cs="Times New Roman"/>
@@ -6810,7 +6780,6 @@
         </w:rPr>
         <w:t xml:space="preserve"> Layer </w:t>
       </w:r>
-      <w:proofErr w:type="spellStart"/>
       <w:r>
         <w:rPr>
           <w:rFonts w:ascii="Nirmala UI" w:eastAsia="Times New Roman" w:hAnsi="Nirmala UI" w:cs="Nirmala UI"/>
@@ -6819,7 +6788,6 @@
         </w:rPr>
         <w:t>অনুযায়ী</w:t>
       </w:r>
-      <w:proofErr w:type="spellEnd"/>
       <w:r>
         <w:rPr>
           <w:rFonts w:ascii="Times New Roman" w:eastAsia="Times New Roman" w:hAnsi="Times New Roman" w:cs="Times New Roman"/>
@@ -6828,7 +6796,6 @@
         </w:rPr>
         <w:t xml:space="preserve"> </w:t>
       </w:r>
-      <w:proofErr w:type="spellStart"/>
       <w:r>
         <w:rPr>
           <w:rFonts w:ascii="Nirmala UI" w:eastAsia="Times New Roman" w:hAnsi="Nirmala UI" w:cs="Nirmala UI"/>
@@ -6837,7 +6804,6 @@
         </w:rPr>
         <w:t>ভাগ</w:t>
       </w:r>
-      <w:proofErr w:type="spellEnd"/>
       <w:r>
         <w:rPr>
           <w:rFonts w:ascii="Times New Roman" w:eastAsia="Times New Roman" w:hAnsi="Times New Roman" w:cs="Times New Roman"/>
@@ -6846,7 +6812,6 @@
         </w:rPr>
         <w:t xml:space="preserve"> </w:t>
       </w:r>
-      <w:proofErr w:type="spellStart"/>
       <w:r>
         <w:rPr>
           <w:rFonts w:ascii="Nirmala UI" w:eastAsia="Times New Roman" w:hAnsi="Nirmala UI" w:cs="Nirmala UI"/>
@@ -6855,7 +6820,6 @@
         </w:rPr>
         <w:t>করো</w:t>
       </w:r>
-      <w:proofErr w:type="spellEnd"/>
       <w:r>
         <w:rPr>
           <w:rFonts w:ascii="Times New Roman" w:eastAsia="Times New Roman" w:hAnsi="Times New Roman" w:cs="Times New Roman"/>
@@ -6949,6 +6913,14 @@
           <w:szCs w:val="20"/>
         </w:rPr>
         <w:br/>
+      </w:r>
+      <w:r>
+        <w:rPr>
+          <w:rFonts w:ascii="Courier New" w:eastAsia="Times New Roman" w:hAnsi="Courier New" w:cs="Courier New"/>
+          <w:sz w:val="20"/>
+          <w:szCs w:val="20"/>
+        </w:rPr>
+        <w:lastRenderedPageBreak/>
         <w:t>CGPA</w:t>
       </w:r>
       <w:r>
@@ -7046,7 +7018,6 @@
           <w:szCs w:val="24"/>
         </w:rPr>
       </w:pPr>
-      <w:proofErr w:type="spellStart"/>
       <w:r>
         <w:rPr>
           <w:rFonts w:ascii="Nirmala UI" w:eastAsia="Times New Roman" w:hAnsi="Nirmala UI" w:cs="Nirmala UI"/>
@@ -7055,7 +7026,6 @@
         </w:rPr>
         <w:t>উদাহরণ</w:t>
       </w:r>
-      <w:proofErr w:type="spellEnd"/>
       <w:r>
         <w:rPr>
           <w:rFonts w:ascii="Times New Roman" w:eastAsia="Times New Roman" w:hAnsi="Times New Roman" w:cs="Times New Roman"/>
@@ -7124,18 +7094,8 @@
           <w:szCs w:val="20"/>
         </w:rPr>
         <w:br/>
-        <w:t xml:space="preserve">    </w:t>
-      </w:r>
-      <w:proofErr w:type="spellStart"/>
-      <w:r>
-        <w:rPr>
-          <w:rFonts w:ascii="Courier New" w:eastAsia="Times New Roman" w:hAnsi="Courier New" w:cs="Courier New"/>
-          <w:sz w:val="20"/>
-          <w:szCs w:val="20"/>
-        </w:rPr>
-        <w:t>AttendanceScreen</w:t>
-      </w:r>
-      <w:proofErr w:type="spellEnd"/>
+        <w:t xml:space="preserve">    AttendanceScreen</w:t>
+      </w:r>
       <w:r>
         <w:rPr>
           <w:rFonts w:ascii="Courier New" w:eastAsia="Times New Roman" w:hAnsi="Courier New" w:cs="Courier New"/>
@@ -7160,41 +7120,23 @@
           <w:szCs w:val="20"/>
         </w:rPr>
         <w:br/>
-        <w:t xml:space="preserve">    </w:t>
-      </w:r>
-      <w:proofErr w:type="spellStart"/>
-      <w:r>
-        <w:rPr>
-          <w:rFonts w:ascii="Courier New" w:eastAsia="Times New Roman" w:hAnsi="Courier New" w:cs="Courier New"/>
-          <w:sz w:val="20"/>
-          <w:szCs w:val="20"/>
-        </w:rPr>
-        <w:t>GetAttendanceUseCase</w:t>
-      </w:r>
-      <w:proofErr w:type="spellEnd"/>
-      <w:r>
-        <w:rPr>
-          <w:rFonts w:ascii="Courier New" w:eastAsia="Times New Roman" w:hAnsi="Courier New" w:cs="Courier New"/>
-          <w:sz w:val="20"/>
-          <w:szCs w:val="20"/>
-        </w:rPr>
-        <w:br/>
-      </w:r>
-      <w:r>
-        <w:rPr>
-          <w:rFonts w:ascii="Courier New" w:eastAsia="Times New Roman" w:hAnsi="Courier New" w:cs="Courier New"/>
-          <w:sz w:val="20"/>
-          <w:szCs w:val="20"/>
-        </w:rPr>
-        <w:br/>
-      </w:r>
-      <w:r>
-        <w:rPr>
-          <w:rFonts w:ascii="Courier New" w:eastAsia="Times New Roman" w:hAnsi="Courier New" w:cs="Courier New"/>
-          <w:sz w:val="20"/>
-          <w:szCs w:val="20"/>
-        </w:rPr>
-        <w:lastRenderedPageBreak/>
+        <w:t xml:space="preserve">    GetAttendanceUseCase</w:t>
+      </w:r>
+      <w:r>
+        <w:rPr>
+          <w:rFonts w:ascii="Courier New" w:eastAsia="Times New Roman" w:hAnsi="Courier New" w:cs="Courier New"/>
+          <w:sz w:val="20"/>
+          <w:szCs w:val="20"/>
+        </w:rPr>
+        <w:br/>
+      </w:r>
+      <w:r>
+        <w:rPr>
+          <w:rFonts w:ascii="Courier New" w:eastAsia="Times New Roman" w:hAnsi="Courier New" w:cs="Courier New"/>
+          <w:sz w:val="20"/>
+          <w:szCs w:val="20"/>
+        </w:rPr>
+        <w:br/>
         <w:t>Data</w:t>
       </w:r>
       <w:r>
@@ -7204,18 +7146,8 @@
           <w:szCs w:val="20"/>
         </w:rPr>
         <w:br/>
-        <w:t xml:space="preserve">    </w:t>
-      </w:r>
-      <w:proofErr w:type="spellStart"/>
-      <w:r>
-        <w:rPr>
-          <w:rFonts w:ascii="Courier New" w:eastAsia="Times New Roman" w:hAnsi="Courier New" w:cs="Courier New"/>
-          <w:sz w:val="20"/>
-          <w:szCs w:val="20"/>
-        </w:rPr>
-        <w:t>AttendanceApiService</w:t>
-      </w:r>
-      <w:proofErr w:type="spellEnd"/>
+        <w:t xml:space="preserve">    AttendanceApiService</w:t>
+      </w:r>
     </w:p>
     <w:p>
       <w:pPr>
@@ -7233,7 +7165,7 @@
           <w:szCs w:val="24"/>
         </w:rPr>
         <w:pict>
-          <v:rect id="_x0000_i1041" style="width:0;height:1.5pt" o:hralign="center" o:hrstd="t" o:hr="t" fillcolor="#a0a0a0" stroked="f"/>
+          <v:rect id="_x0000_i1042" style="width:0;height:1.5pt" o:hralign="center" o:hrstd="t" o:hr="t" fillcolor="#a0a0a0" stroked="f"/>
         </w:pict>
       </w:r>
     </w:p>
@@ -7272,7 +7204,6 @@
         </w:rPr>
         <w:t xml:space="preserve"> </w:t>
       </w:r>
-      <w:proofErr w:type="spellStart"/>
       <w:r>
         <w:rPr>
           <w:rFonts w:ascii="Nirmala UI" w:eastAsia="Times New Roman" w:hAnsi="Nirmala UI" w:cs="Nirmala UI"/>
@@ -7284,7 +7215,6 @@
         </w:rPr>
         <w:t>আজকের</w:t>
       </w:r>
-      <w:proofErr w:type="spellEnd"/>
       <w:r>
         <w:rPr>
           <w:rFonts w:ascii="Times New Roman" w:eastAsia="Times New Roman" w:hAnsi="Times New Roman" w:cs="Times New Roman"/>
@@ -7607,9 +7537,9 @@
     </w:lvl>
   </w:abstractNum>
   <w:abstractNum w:abstractNumId="1">
-    <w:nsid w:val="0BFA1953"/>
+    <w:nsid w:val="0B765B25"/>
     <w:multiLevelType w:val="multilevel"/>
-    <w:tmpl w:val="5B16F768"/>
+    <w:tmpl w:val="CB3C58D0"/>
     <w:lvl w:ilvl="0">
       <w:start w:val="1"/>
       <w:numFmt w:val="bullet"/>
@@ -7756,9 +7686,9 @@
     </w:lvl>
   </w:abstractNum>
   <w:abstractNum w:abstractNumId="2">
-    <w:nsid w:val="4C1F14E5"/>
+    <w:nsid w:val="0BFA1953"/>
     <w:multiLevelType w:val="multilevel"/>
-    <w:tmpl w:val="7458CD1C"/>
+    <w:tmpl w:val="5B16F768"/>
     <w:lvl w:ilvl="0">
       <w:start w:val="1"/>
       <w:numFmt w:val="bullet"/>
@@ -7905,9 +7835,122 @@
     </w:lvl>
   </w:abstractNum>
   <w:abstractNum w:abstractNumId="3">
-    <w:nsid w:val="6E590954"/>
+    <w:nsid w:val="38E56F5F"/>
     <w:multiLevelType w:val="multilevel"/>
-    <w:tmpl w:val="1C927E5C"/>
+    <w:tmpl w:val="D91464E6"/>
+    <w:lvl w:ilvl="0">
+      <w:start w:val="1"/>
+      <w:numFmt w:val="decimal"/>
+      <w:lvlText w:val="%1."/>
+      <w:lvlJc w:val="left"/>
+      <w:pPr>
+        <w:tabs>
+          <w:tab w:val="num" w:pos="720"/>
+        </w:tabs>
+        <w:ind w:left="720" w:hanging="360"/>
+      </w:pPr>
+    </w:lvl>
+    <w:lvl w:ilvl="1" w:tentative="1">
+      <w:start w:val="1"/>
+      <w:numFmt w:val="decimal"/>
+      <w:lvlText w:val="%2."/>
+      <w:lvlJc w:val="left"/>
+      <w:pPr>
+        <w:tabs>
+          <w:tab w:val="num" w:pos="1440"/>
+        </w:tabs>
+        <w:ind w:left="1440" w:hanging="360"/>
+      </w:pPr>
+    </w:lvl>
+    <w:lvl w:ilvl="2" w:tentative="1">
+      <w:start w:val="1"/>
+      <w:numFmt w:val="decimal"/>
+      <w:lvlText w:val="%3."/>
+      <w:lvlJc w:val="left"/>
+      <w:pPr>
+        <w:tabs>
+          <w:tab w:val="num" w:pos="2160"/>
+        </w:tabs>
+        <w:ind w:left="2160" w:hanging="360"/>
+      </w:pPr>
+    </w:lvl>
+    <w:lvl w:ilvl="3" w:tentative="1">
+      <w:start w:val="1"/>
+      <w:numFmt w:val="decimal"/>
+      <w:lvlText w:val="%4."/>
+      <w:lvlJc w:val="left"/>
+      <w:pPr>
+        <w:tabs>
+          <w:tab w:val="num" w:pos="2880"/>
+        </w:tabs>
+        <w:ind w:left="2880" w:hanging="360"/>
+      </w:pPr>
+    </w:lvl>
+    <w:lvl w:ilvl="4" w:tentative="1">
+      <w:start w:val="1"/>
+      <w:numFmt w:val="decimal"/>
+      <w:lvlText w:val="%5."/>
+      <w:lvlJc w:val="left"/>
+      <w:pPr>
+        <w:tabs>
+          <w:tab w:val="num" w:pos="3600"/>
+        </w:tabs>
+        <w:ind w:left="3600" w:hanging="360"/>
+      </w:pPr>
+    </w:lvl>
+    <w:lvl w:ilvl="5" w:tentative="1">
+      <w:start w:val="1"/>
+      <w:numFmt w:val="decimal"/>
+      <w:lvlText w:val="%6."/>
+      <w:lvlJc w:val="left"/>
+      <w:pPr>
+        <w:tabs>
+          <w:tab w:val="num" w:pos="4320"/>
+        </w:tabs>
+        <w:ind w:left="4320" w:hanging="360"/>
+      </w:pPr>
+    </w:lvl>
+    <w:lvl w:ilvl="6" w:tentative="1">
+      <w:start w:val="1"/>
+      <w:numFmt w:val="decimal"/>
+      <w:lvlText w:val="%7."/>
+      <w:lvlJc w:val="left"/>
+      <w:pPr>
+        <w:tabs>
+          <w:tab w:val="num" w:pos="5040"/>
+        </w:tabs>
+        <w:ind w:left="5040" w:hanging="360"/>
+      </w:pPr>
+    </w:lvl>
+    <w:lvl w:ilvl="7" w:tentative="1">
+      <w:start w:val="1"/>
+      <w:numFmt w:val="decimal"/>
+      <w:lvlText w:val="%8."/>
+      <w:lvlJc w:val="left"/>
+      <w:pPr>
+        <w:tabs>
+          <w:tab w:val="num" w:pos="5760"/>
+        </w:tabs>
+        <w:ind w:left="5760" w:hanging="360"/>
+      </w:pPr>
+    </w:lvl>
+    <w:lvl w:ilvl="8" w:tentative="1">
+      <w:start w:val="1"/>
+      <w:numFmt w:val="decimal"/>
+      <w:lvlText w:val="%9."/>
+      <w:lvlJc w:val="left"/>
+      <w:pPr>
+        <w:tabs>
+          <w:tab w:val="num" w:pos="6480"/>
+        </w:tabs>
+        <w:ind w:left="6480" w:hanging="360"/>
+      </w:pPr>
+    </w:lvl>
+  </w:abstractNum>
+  <w:abstractNum w:abstractNumId="4">
+    <w:nsid w:val="4C1F14E5"/>
+    <w:multiLevelType w:val="multilevel"/>
+    <w:tmpl w:val="7458CD1C"/>
     <w:lvl w:ilvl="0">
       <w:start w:val="1"/>
       <w:numFmt w:val="bullet"/>
@@ -8053,17 +8096,628 @@
       </w:rPr>
     </w:lvl>
   </w:abstractNum>
+  <w:abstractNum w:abstractNumId="5">
+    <w:nsid w:val="561B0143"/>
+    <w:multiLevelType w:val="multilevel"/>
+    <w:tmpl w:val="22742A80"/>
+    <w:lvl w:ilvl="0">
+      <w:start w:val="1"/>
+      <w:numFmt w:val="bullet"/>
+      <w:lvlText w:val=""/>
+      <w:lvlJc w:val="left"/>
+      <w:pPr>
+        <w:tabs>
+          <w:tab w:val="num" w:pos="720"/>
+        </w:tabs>
+        <w:ind w:left="720" w:hanging="360"/>
+      </w:pPr>
+      <w:rPr>
+        <w:rFonts w:ascii="Symbol" w:hAnsi="Symbol" w:hint="default"/>
+        <w:sz w:val="20"/>
+      </w:rPr>
+    </w:lvl>
+    <w:lvl w:ilvl="1" w:tentative="1">
+      <w:start w:val="1"/>
+      <w:numFmt w:val="bullet"/>
+      <w:lvlText w:val="o"/>
+      <w:lvlJc w:val="left"/>
+      <w:pPr>
+        <w:tabs>
+          <w:tab w:val="num" w:pos="1440"/>
+        </w:tabs>
+        <w:ind w:left="1440" w:hanging="360"/>
+      </w:pPr>
+      <w:rPr>
+        <w:rFonts w:ascii="Courier New" w:hAnsi="Courier New" w:hint="default"/>
+        <w:sz w:val="20"/>
+      </w:rPr>
+    </w:lvl>
+    <w:lvl w:ilvl="2" w:tentative="1">
+      <w:start w:val="1"/>
+      <w:numFmt w:val="bullet"/>
+      <w:lvlText w:val=""/>
+      <w:lvlJc w:val="left"/>
+      <w:pPr>
+        <w:tabs>
+          <w:tab w:val="num" w:pos="2160"/>
+        </w:tabs>
+        <w:ind w:left="2160" w:hanging="360"/>
+      </w:pPr>
+      <w:rPr>
+        <w:rFonts w:ascii="Wingdings" w:hAnsi="Wingdings" w:hint="default"/>
+        <w:sz w:val="20"/>
+      </w:rPr>
+    </w:lvl>
+    <w:lvl w:ilvl="3" w:tentative="1">
+      <w:start w:val="1"/>
+      <w:numFmt w:val="bullet"/>
+      <w:lvlText w:val=""/>
+      <w:lvlJc w:val="left"/>
+      <w:pPr>
+        <w:tabs>
+          <w:tab w:val="num" w:pos="2880"/>
+        </w:tabs>
+        <w:ind w:left="2880" w:hanging="360"/>
+      </w:pPr>
+      <w:rPr>
+        <w:rFonts w:ascii="Wingdings" w:hAnsi="Wingdings" w:hint="default"/>
+        <w:sz w:val="20"/>
+      </w:rPr>
+    </w:lvl>
+    <w:lvl w:ilvl="4" w:tentative="1">
+      <w:start w:val="1"/>
+      <w:numFmt w:val="bullet"/>
+      <w:lvlText w:val=""/>
+      <w:lvlJc w:val="left"/>
+      <w:pPr>
+        <w:tabs>
+          <w:tab w:val="num" w:pos="3600"/>
+        </w:tabs>
+        <w:ind w:left="3600" w:hanging="360"/>
+      </w:pPr>
+      <w:rPr>
+        <w:rFonts w:ascii="Wingdings" w:hAnsi="Wingdings" w:hint="default"/>
+        <w:sz w:val="20"/>
+      </w:rPr>
+    </w:lvl>
+    <w:lvl w:ilvl="5" w:tentative="1">
+      <w:start w:val="1"/>
+      <w:numFmt w:val="bullet"/>
+      <w:lvlText w:val=""/>
+      <w:lvlJc w:val="left"/>
+      <w:pPr>
+        <w:tabs>
+          <w:tab w:val="num" w:pos="4320"/>
+        </w:tabs>
+        <w:ind w:left="4320" w:hanging="360"/>
+      </w:pPr>
+      <w:rPr>
+        <w:rFonts w:ascii="Wingdings" w:hAnsi="Wingdings" w:hint="default"/>
+        <w:sz w:val="20"/>
+      </w:rPr>
+    </w:lvl>
+    <w:lvl w:ilvl="6" w:tentative="1">
+      <w:start w:val="1"/>
+      <w:numFmt w:val="bullet"/>
+      <w:lvlText w:val=""/>
+      <w:lvlJc w:val="left"/>
+      <w:pPr>
+        <w:tabs>
+          <w:tab w:val="num" w:pos="5040"/>
+        </w:tabs>
+        <w:ind w:left="5040" w:hanging="360"/>
+      </w:pPr>
+      <w:rPr>
+        <w:rFonts w:ascii="Wingdings" w:hAnsi="Wingdings" w:hint="default"/>
+        <w:sz w:val="20"/>
+      </w:rPr>
+    </w:lvl>
+    <w:lvl w:ilvl="7" w:tentative="1">
+      <w:start w:val="1"/>
+      <w:numFmt w:val="bullet"/>
+      <w:lvlText w:val=""/>
+      <w:lvlJc w:val="left"/>
+      <w:pPr>
+        <w:tabs>
+          <w:tab w:val="num" w:pos="5760"/>
+        </w:tabs>
+        <w:ind w:left="5760" w:hanging="360"/>
+      </w:pPr>
+      <w:rPr>
+        <w:rFonts w:ascii="Wingdings" w:hAnsi="Wingdings" w:hint="default"/>
+        <w:sz w:val="20"/>
+      </w:rPr>
+    </w:lvl>
+    <w:lvl w:ilvl="8" w:tentative="1">
+      <w:start w:val="1"/>
+      <w:numFmt w:val="bullet"/>
+      <w:lvlText w:val=""/>
+      <w:lvlJc w:val="left"/>
+      <w:pPr>
+        <w:tabs>
+          <w:tab w:val="num" w:pos="6480"/>
+        </w:tabs>
+        <w:ind w:left="6480" w:hanging="360"/>
+      </w:pPr>
+      <w:rPr>
+        <w:rFonts w:ascii="Wingdings" w:hAnsi="Wingdings" w:hint="default"/>
+        <w:sz w:val="20"/>
+      </w:rPr>
+    </w:lvl>
+  </w:abstractNum>
+  <w:abstractNum w:abstractNumId="6">
+    <w:nsid w:val="5CF60FB6"/>
+    <w:multiLevelType w:val="multilevel"/>
+    <w:tmpl w:val="E346A3CE"/>
+    <w:lvl w:ilvl="0">
+      <w:start w:val="1"/>
+      <w:numFmt w:val="bullet"/>
+      <w:lvlText w:val=""/>
+      <w:lvlJc w:val="left"/>
+      <w:pPr>
+        <w:tabs>
+          <w:tab w:val="num" w:pos="720"/>
+        </w:tabs>
+        <w:ind w:left="720" w:hanging="360"/>
+      </w:pPr>
+      <w:rPr>
+        <w:rFonts w:ascii="Symbol" w:hAnsi="Symbol" w:hint="default"/>
+        <w:sz w:val="20"/>
+      </w:rPr>
+    </w:lvl>
+    <w:lvl w:ilvl="1" w:tentative="1">
+      <w:start w:val="1"/>
+      <w:numFmt w:val="bullet"/>
+      <w:lvlText w:val="o"/>
+      <w:lvlJc w:val="left"/>
+      <w:pPr>
+        <w:tabs>
+          <w:tab w:val="num" w:pos="1440"/>
+        </w:tabs>
+        <w:ind w:left="1440" w:hanging="360"/>
+      </w:pPr>
+      <w:rPr>
+        <w:rFonts w:ascii="Courier New" w:hAnsi="Courier New" w:hint="default"/>
+        <w:sz w:val="20"/>
+      </w:rPr>
+    </w:lvl>
+    <w:lvl w:ilvl="2" w:tentative="1">
+      <w:start w:val="1"/>
+      <w:numFmt w:val="bullet"/>
+      <w:lvlText w:val=""/>
+      <w:lvlJc w:val="left"/>
+      <w:pPr>
+        <w:tabs>
+          <w:tab w:val="num" w:pos="2160"/>
+        </w:tabs>
+        <w:ind w:left="2160" w:hanging="360"/>
+      </w:pPr>
+      <w:rPr>
+        <w:rFonts w:ascii="Wingdings" w:hAnsi="Wingdings" w:hint="default"/>
+        <w:sz w:val="20"/>
+      </w:rPr>
+    </w:lvl>
+    <w:lvl w:ilvl="3" w:tentative="1">
+      <w:start w:val="1"/>
+      <w:numFmt w:val="bullet"/>
+      <w:lvlText w:val=""/>
+      <w:lvlJc w:val="left"/>
+      <w:pPr>
+        <w:tabs>
+          <w:tab w:val="num" w:pos="2880"/>
+        </w:tabs>
+        <w:ind w:left="2880" w:hanging="360"/>
+      </w:pPr>
+      <w:rPr>
+        <w:rFonts w:ascii="Wingdings" w:hAnsi="Wingdings" w:hint="default"/>
+        <w:sz w:val="20"/>
+      </w:rPr>
+    </w:lvl>
+    <w:lvl w:ilvl="4" w:tentative="1">
+      <w:start w:val="1"/>
+      <w:numFmt w:val="bullet"/>
+      <w:lvlText w:val=""/>
+      <w:lvlJc w:val="left"/>
+      <w:pPr>
+        <w:tabs>
+          <w:tab w:val="num" w:pos="3600"/>
+        </w:tabs>
+        <w:ind w:left="3600" w:hanging="360"/>
+      </w:pPr>
+      <w:rPr>
+        <w:rFonts w:ascii="Wingdings" w:hAnsi="Wingdings" w:hint="default"/>
+        <w:sz w:val="20"/>
+      </w:rPr>
+    </w:lvl>
+    <w:lvl w:ilvl="5" w:tentative="1">
+      <w:start w:val="1"/>
+      <w:numFmt w:val="bullet"/>
+      <w:lvlText w:val=""/>
+      <w:lvlJc w:val="left"/>
+      <w:pPr>
+        <w:tabs>
+          <w:tab w:val="num" w:pos="4320"/>
+        </w:tabs>
+        <w:ind w:left="4320" w:hanging="360"/>
+      </w:pPr>
+      <w:rPr>
+        <w:rFonts w:ascii="Wingdings" w:hAnsi="Wingdings" w:hint="default"/>
+        <w:sz w:val="20"/>
+      </w:rPr>
+    </w:lvl>
+    <w:lvl w:ilvl="6" w:tentative="1">
+      <w:start w:val="1"/>
+      <w:numFmt w:val="bullet"/>
+      <w:lvlText w:val=""/>
+      <w:lvlJc w:val="left"/>
+      <w:pPr>
+        <w:tabs>
+          <w:tab w:val="num" w:pos="5040"/>
+        </w:tabs>
+        <w:ind w:left="5040" w:hanging="360"/>
+      </w:pPr>
+      <w:rPr>
+        <w:rFonts w:ascii="Wingdings" w:hAnsi="Wingdings" w:hint="default"/>
+        <w:sz w:val="20"/>
+      </w:rPr>
+    </w:lvl>
+    <w:lvl w:ilvl="7" w:tentative="1">
+      <w:start w:val="1"/>
+      <w:numFmt w:val="bullet"/>
+      <w:lvlText w:val=""/>
+      <w:lvlJc w:val="left"/>
+      <w:pPr>
+        <w:tabs>
+          <w:tab w:val="num" w:pos="5760"/>
+        </w:tabs>
+        <w:ind w:left="5760" w:hanging="360"/>
+      </w:pPr>
+      <w:rPr>
+        <w:rFonts w:ascii="Wingdings" w:hAnsi="Wingdings" w:hint="default"/>
+        <w:sz w:val="20"/>
+      </w:rPr>
+    </w:lvl>
+    <w:lvl w:ilvl="8" w:tentative="1">
+      <w:start w:val="1"/>
+      <w:numFmt w:val="bullet"/>
+      <w:lvlText w:val=""/>
+      <w:lvlJc w:val="left"/>
+      <w:pPr>
+        <w:tabs>
+          <w:tab w:val="num" w:pos="6480"/>
+        </w:tabs>
+        <w:ind w:left="6480" w:hanging="360"/>
+      </w:pPr>
+      <w:rPr>
+        <w:rFonts w:ascii="Wingdings" w:hAnsi="Wingdings" w:hint="default"/>
+        <w:sz w:val="20"/>
+      </w:rPr>
+    </w:lvl>
+  </w:abstractNum>
+  <w:abstractNum w:abstractNumId="7">
+    <w:nsid w:val="5D9441BE"/>
+    <w:multiLevelType w:val="multilevel"/>
+    <w:tmpl w:val="A6688A54"/>
+    <w:lvl w:ilvl="0">
+      <w:start w:val="1"/>
+      <w:numFmt w:val="bullet"/>
+      <w:lvlText w:val=""/>
+      <w:lvlJc w:val="left"/>
+      <w:pPr>
+        <w:tabs>
+          <w:tab w:val="num" w:pos="720"/>
+        </w:tabs>
+        <w:ind w:left="720" w:hanging="360"/>
+      </w:pPr>
+      <w:rPr>
+        <w:rFonts w:ascii="Symbol" w:hAnsi="Symbol" w:hint="default"/>
+        <w:sz w:val="20"/>
+      </w:rPr>
+    </w:lvl>
+    <w:lvl w:ilvl="1" w:tentative="1">
+      <w:start w:val="1"/>
+      <w:numFmt w:val="bullet"/>
+      <w:lvlText w:val="o"/>
+      <w:lvlJc w:val="left"/>
+      <w:pPr>
+        <w:tabs>
+          <w:tab w:val="num" w:pos="1440"/>
+        </w:tabs>
+        <w:ind w:left="1440" w:hanging="360"/>
+      </w:pPr>
+      <w:rPr>
+        <w:rFonts w:ascii="Courier New" w:hAnsi="Courier New" w:hint="default"/>
+        <w:sz w:val="20"/>
+      </w:rPr>
+    </w:lvl>
+    <w:lvl w:ilvl="2" w:tentative="1">
+      <w:start w:val="1"/>
+      <w:numFmt w:val="bullet"/>
+      <w:lvlText w:val=""/>
+      <w:lvlJc w:val="left"/>
+      <w:pPr>
+        <w:tabs>
+          <w:tab w:val="num" w:pos="2160"/>
+        </w:tabs>
+        <w:ind w:left="2160" w:hanging="360"/>
+      </w:pPr>
+      <w:rPr>
+        <w:rFonts w:ascii="Wingdings" w:hAnsi="Wingdings" w:hint="default"/>
+        <w:sz w:val="20"/>
+      </w:rPr>
+    </w:lvl>
+    <w:lvl w:ilvl="3" w:tentative="1">
+      <w:start w:val="1"/>
+      <w:numFmt w:val="bullet"/>
+      <w:lvlText w:val=""/>
+      <w:lvlJc w:val="left"/>
+      <w:pPr>
+        <w:tabs>
+          <w:tab w:val="num" w:pos="2880"/>
+        </w:tabs>
+        <w:ind w:left="2880" w:hanging="360"/>
+      </w:pPr>
+      <w:rPr>
+        <w:rFonts w:ascii="Wingdings" w:hAnsi="Wingdings" w:hint="default"/>
+        <w:sz w:val="20"/>
+      </w:rPr>
+    </w:lvl>
+    <w:lvl w:ilvl="4" w:tentative="1">
+      <w:start w:val="1"/>
+      <w:numFmt w:val="bullet"/>
+      <w:lvlText w:val=""/>
+      <w:lvlJc w:val="left"/>
+      <w:pPr>
+        <w:tabs>
+          <w:tab w:val="num" w:pos="3600"/>
+        </w:tabs>
+        <w:ind w:left="3600" w:hanging="360"/>
+      </w:pPr>
+      <w:rPr>
+        <w:rFonts w:ascii="Wingdings" w:hAnsi="Wingdings" w:hint="default"/>
+        <w:sz w:val="20"/>
+      </w:rPr>
+    </w:lvl>
+    <w:lvl w:ilvl="5" w:tentative="1">
+      <w:start w:val="1"/>
+      <w:numFmt w:val="bullet"/>
+      <w:lvlText w:val=""/>
+      <w:lvlJc w:val="left"/>
+      <w:pPr>
+        <w:tabs>
+          <w:tab w:val="num" w:pos="4320"/>
+        </w:tabs>
+        <w:ind w:left="4320" w:hanging="360"/>
+      </w:pPr>
+      <w:rPr>
+        <w:rFonts w:ascii="Wingdings" w:hAnsi="Wingdings" w:hint="default"/>
+        <w:sz w:val="20"/>
+      </w:rPr>
+    </w:lvl>
+    <w:lvl w:ilvl="6" w:tentative="1">
+      <w:start w:val="1"/>
+      <w:numFmt w:val="bullet"/>
+      <w:lvlText w:val=""/>
+      <w:lvlJc w:val="left"/>
+      <w:pPr>
+        <w:tabs>
+          <w:tab w:val="num" w:pos="5040"/>
+        </w:tabs>
+        <w:ind w:left="5040" w:hanging="360"/>
+      </w:pPr>
+      <w:rPr>
+        <w:rFonts w:ascii="Wingdings" w:hAnsi="Wingdings" w:hint="default"/>
+        <w:sz w:val="20"/>
+      </w:rPr>
+    </w:lvl>
+    <w:lvl w:ilvl="7" w:tentative="1">
+      <w:start w:val="1"/>
+      <w:numFmt w:val="bullet"/>
+      <w:lvlText w:val=""/>
+      <w:lvlJc w:val="left"/>
+      <w:pPr>
+        <w:tabs>
+          <w:tab w:val="num" w:pos="5760"/>
+        </w:tabs>
+        <w:ind w:left="5760" w:hanging="360"/>
+      </w:pPr>
+      <w:rPr>
+        <w:rFonts w:ascii="Wingdings" w:hAnsi="Wingdings" w:hint="default"/>
+        <w:sz w:val="20"/>
+      </w:rPr>
+    </w:lvl>
+    <w:lvl w:ilvl="8" w:tentative="1">
+      <w:start w:val="1"/>
+      <w:numFmt w:val="bullet"/>
+      <w:lvlText w:val=""/>
+      <w:lvlJc w:val="left"/>
+      <w:pPr>
+        <w:tabs>
+          <w:tab w:val="num" w:pos="6480"/>
+        </w:tabs>
+        <w:ind w:left="6480" w:hanging="360"/>
+      </w:pPr>
+      <w:rPr>
+        <w:rFonts w:ascii="Wingdings" w:hAnsi="Wingdings" w:hint="default"/>
+        <w:sz w:val="20"/>
+      </w:rPr>
+    </w:lvl>
+  </w:abstractNum>
+  <w:abstractNum w:abstractNumId="8">
+    <w:nsid w:val="6E590954"/>
+    <w:multiLevelType w:val="multilevel"/>
+    <w:tmpl w:val="1C927E5C"/>
+    <w:lvl w:ilvl="0">
+      <w:start w:val="1"/>
+      <w:numFmt w:val="bullet"/>
+      <w:lvlText w:val=""/>
+      <w:lvlJc w:val="left"/>
+      <w:pPr>
+        <w:tabs>
+          <w:tab w:val="num" w:pos="720"/>
+        </w:tabs>
+        <w:ind w:left="720" w:hanging="360"/>
+      </w:pPr>
+      <w:rPr>
+        <w:rFonts w:ascii="Symbol" w:hAnsi="Symbol" w:hint="default"/>
+        <w:sz w:val="20"/>
+      </w:rPr>
+    </w:lvl>
+    <w:lvl w:ilvl="1" w:tentative="1">
+      <w:start w:val="1"/>
+      <w:numFmt w:val="bullet"/>
+      <w:lvlText w:val="o"/>
+      <w:lvlJc w:val="left"/>
+      <w:pPr>
+        <w:tabs>
+          <w:tab w:val="num" w:pos="1440"/>
+        </w:tabs>
+        <w:ind w:left="1440" w:hanging="360"/>
+      </w:pPr>
+      <w:rPr>
+        <w:rFonts w:ascii="Courier New" w:hAnsi="Courier New" w:hint="default"/>
+        <w:sz w:val="20"/>
+      </w:rPr>
+    </w:lvl>
+    <w:lvl w:ilvl="2" w:tentative="1">
+      <w:start w:val="1"/>
+      <w:numFmt w:val="bullet"/>
+      <w:lvlText w:val=""/>
+      <w:lvlJc w:val="left"/>
+      <w:pPr>
+        <w:tabs>
+          <w:tab w:val="num" w:pos="2160"/>
+        </w:tabs>
+        <w:ind w:left="2160" w:hanging="360"/>
+      </w:pPr>
+      <w:rPr>
+        <w:rFonts w:ascii="Wingdings" w:hAnsi="Wingdings" w:hint="default"/>
+        <w:sz w:val="20"/>
+      </w:rPr>
+    </w:lvl>
+    <w:lvl w:ilvl="3" w:tentative="1">
+      <w:start w:val="1"/>
+      <w:numFmt w:val="bullet"/>
+      <w:lvlText w:val=""/>
+      <w:lvlJc w:val="left"/>
+      <w:pPr>
+        <w:tabs>
+          <w:tab w:val="num" w:pos="2880"/>
+        </w:tabs>
+        <w:ind w:left="2880" w:hanging="360"/>
+      </w:pPr>
+      <w:rPr>
+        <w:rFonts w:ascii="Wingdings" w:hAnsi="Wingdings" w:hint="default"/>
+        <w:sz w:val="20"/>
+      </w:rPr>
+    </w:lvl>
+    <w:lvl w:ilvl="4" w:tentative="1">
+      <w:start w:val="1"/>
+      <w:numFmt w:val="bullet"/>
+      <w:lvlText w:val=""/>
+      <w:lvlJc w:val="left"/>
+      <w:pPr>
+        <w:tabs>
+          <w:tab w:val="num" w:pos="3600"/>
+        </w:tabs>
+        <w:ind w:left="3600" w:hanging="360"/>
+      </w:pPr>
+      <w:rPr>
+        <w:rFonts w:ascii="Wingdings" w:hAnsi="Wingdings" w:hint="default"/>
+        <w:sz w:val="20"/>
+      </w:rPr>
+    </w:lvl>
+    <w:lvl w:ilvl="5" w:tentative="1">
+      <w:start w:val="1"/>
+      <w:numFmt w:val="bullet"/>
+      <w:lvlText w:val=""/>
+      <w:lvlJc w:val="left"/>
+      <w:pPr>
+        <w:tabs>
+          <w:tab w:val="num" w:pos="4320"/>
+        </w:tabs>
+        <w:ind w:left="4320" w:hanging="360"/>
+      </w:pPr>
+      <w:rPr>
+        <w:rFonts w:ascii="Wingdings" w:hAnsi="Wingdings" w:hint="default"/>
+        <w:sz w:val="20"/>
+      </w:rPr>
+    </w:lvl>
+    <w:lvl w:ilvl="6" w:tentative="1">
+      <w:start w:val="1"/>
+      <w:numFmt w:val="bullet"/>
+      <w:lvlText w:val=""/>
+      <w:lvlJc w:val="left"/>
+      <w:pPr>
+        <w:tabs>
+          <w:tab w:val="num" w:pos="5040"/>
+        </w:tabs>
+        <w:ind w:left="5040" w:hanging="360"/>
+      </w:pPr>
+      <w:rPr>
+        <w:rFonts w:ascii="Wingdings" w:hAnsi="Wingdings" w:hint="default"/>
+        <w:sz w:val="20"/>
+      </w:rPr>
+    </w:lvl>
+    <w:lvl w:ilvl="7" w:tentative="1">
+      <w:start w:val="1"/>
+      <w:numFmt w:val="bullet"/>
+      <w:lvlText w:val=""/>
+      <w:lvlJc w:val="left"/>
+      <w:pPr>
+        <w:tabs>
+          <w:tab w:val="num" w:pos="5760"/>
+        </w:tabs>
+        <w:ind w:left="5760" w:hanging="360"/>
+      </w:pPr>
+      <w:rPr>
+        <w:rFonts w:ascii="Wingdings" w:hAnsi="Wingdings" w:hint="default"/>
+        <w:sz w:val="20"/>
+      </w:rPr>
+    </w:lvl>
+    <w:lvl w:ilvl="8" w:tentative="1">
+      <w:start w:val="1"/>
+      <w:numFmt w:val="bullet"/>
+      <w:lvlText w:val=""/>
+      <w:lvlJc w:val="left"/>
+      <w:pPr>
+        <w:tabs>
+          <w:tab w:val="num" w:pos="6480"/>
+        </w:tabs>
+        <w:ind w:left="6480" w:hanging="360"/>
+      </w:pPr>
+      <w:rPr>
+        <w:rFonts w:ascii="Wingdings" w:hAnsi="Wingdings" w:hint="default"/>
+        <w:sz w:val="20"/>
+      </w:rPr>
+    </w:lvl>
+  </w:abstractNum>
   <w:num w:numId="1">
-    <w:abstractNumId w:val="1"/>
+    <w:abstractNumId w:val="2"/>
   </w:num>
   <w:num w:numId="2">
     <w:abstractNumId w:val="0"/>
   </w:num>
   <w:num w:numId="3">
+    <w:abstractNumId w:val="8"/>
+  </w:num>
+  <w:num w:numId="4">
+    <w:abstractNumId w:val="4"/>
+  </w:num>
+  <w:num w:numId="5">
     <w:abstractNumId w:val="3"/>
   </w:num>
-  <w:num w:numId="4">
-    <w:abstractNumId w:val="2"/>
+  <w:num w:numId="6">
+    <w:abstractNumId w:val="6"/>
+  </w:num>
+  <w:num w:numId="7">
+    <w:abstractNumId w:val="1"/>
+  </w:num>
+  <w:num w:numId="8">
+    <w:abstractNumId w:val="5"/>
+  </w:num>
+  <w:num w:numId="9">
+    <w:abstractNumId w:val="7"/>
   </w:num>
 </w:numbering>
 </file>
